--- a/docs/psj/reports/판정인코더_D4-10_테스트계획및결과보고서_소스코드포함_박수진_20261014.docx
+++ b/docs/psj/reports/판정인코더_D4-10_테스트계획및결과보고서_소스코드포함_박수진_20261014.docx
@@ -114,7 +114,35 @@
           <w:sz w:val="20"/>
           <w:szCs w:val="20"/>
         </w:rPr>
-        <w:t xml:space="preserve">앱 판정 그래프에 인코더가 배선되지 않아(encode 노드 빈 노드) 그래프에 붙인 통합 성능은 없다. 배선(D-336 집행) 뒤 팀장 도구 eval_graph 로 같은 봉인 평가셋에서 잰다(§11).</w:t>
+        <w:t xml:space="preserve">앱 판정 그래프에 인코더가 배선되지 않아(encode 노드 빈 노드) 그래프에 붙인 통합 성능은 없다. 배선(D-336 집행) 뒤 팀장 도구 eval_graph 로 같은 봉인 평가셋에서 잰다(§12).</w:t>
+      </w:r>
+    </w:p>
+    <w:p>
+      <w:pPr>
+        <w:pStyle w:val="ListParagraph"/>
+        <w:numPr>
+          <w:ilvl w:val="0"/>
+          <w:numId w:val="2"/>
+        </w:numPr>
+        <w:spacing w:after="40" w:before="40" w:line="300"/>
+      </w:pPr>
+      <w:r>
+        <w:rPr>
+          <w:rFonts w:ascii="맑은 고딕" w:cs="맑은 고딕" w:eastAsia="맑은 고딕" w:hAnsi="맑은 고딕"/>
+          <w:b/>
+          <w:bCs/>
+          <w:sz w:val="20"/>
+          <w:szCs w:val="20"/>
+        </w:rPr>
+        <w:t xml:space="preserve">Baseline(v10) 대비 — </w:t>
+      </w:r>
+      <w:r>
+        <w:rPr>
+          <w:rFonts w:ascii="맑은 고딕" w:cs="맑은 고딕" w:eastAsia="맑은 고딕" w:hAnsi="맑은 고딕"/>
+          <w:sz w:val="20"/>
+          <w:szCs w:val="20"/>
+        </w:rPr>
+        <w:t xml:space="preserve">10-07 한계 문서의 v10 과 같은 봉인 회차로 견주면 유형 오인 643 → 503 · 532행, 적법 원천 오판정 78.8 → 61.8 · 63.7%, 정답 유형 적중 49.3 → 48.3 · 50.3% 이고 놓침은 193 → 350 · 288행으로 늘었다. 한계 문서의 원인 일곱 중 둘(적법 광고형 문장 부재 · 문턱 흔들림)은 풀렸고 셋(원천 차이 · 소수 유형 · dev 와 test 차이)은 남았다(§10).</w:t>
       </w:r>
     </w:p>
     <w:p>
@@ -227,7 +255,7 @@
                 <w:sz w:val="18"/>
                 <w:szCs w:val="18"/>
               </w:rPr>
-              <w:t xml:space="preserve">판정 인코더의 시스템 안 자리 · 테스트 계획(데이터 나눔 · 원칙 · 단계 · 지표 · 기준) · 모델 정보 · 학습 · 단위 테스트 · dev(인코더 단독 · 판정 로직) · 봉인 평가셋 결과 · 진단 · 소스코드와 재현 명령</w:t>
+              <w:t xml:space="preserve">판정 인코더의 시스템 안 자리 · 테스트 계획(데이터 나눔 · 원칙 · 단계 · 지표 · 기준) · 모델 정보 · 학습 · 단위 테스트 · dev(인코더 단독 · 판정 로직) · 봉인 평가셋 결과 · Baseline(v10) 대비 · 진단 · 소스코드와 재현 명령</w:t>
             </w:r>
           </w:p>
         </w:tc>
@@ -13590,7 +13618,6636 @@
           <w:sz w:val="26"/>
           <w:szCs w:val="26"/>
         </w:rPr>
-        <w:t xml:space="preserve">10. 결과 ⑤ — 진단</w:t>
+        <w:t xml:space="preserve">10. Baseline(v10) 대비 — 한계 문서의 실패 · 원인 · 개선 방안은 어떻게 됐나</w:t>
+      </w:r>
+    </w:p>
+    <w:p>
+      <w:pPr>
+        <w:spacing w:after="60" w:before="60" w:line="300"/>
+      </w:pPr>
+      <w:r>
+        <w:rPr>
+          <w:rFonts w:ascii="맑은 고딕" w:cs="맑은 고딕" w:eastAsia="맑은 고딕" w:hAnsi="맑은 고딕"/>
+          <w:sz w:val="20"/>
+          <w:szCs w:val="20"/>
+        </w:rPr>
+        <w:t xml:space="preserve">Baseline 은 10-07 「판정인코더_Baseline_실패분석_개선방안」(이하 한계 문서)에서 고정한 v10(합성O · 이유O · 시드 42 · 문턱 F1 최대)이다. 한계 문서는 옛 골든(529c970556d7)으로 잰 수라 그대로 빼지 않고, 같은 v10 모델을 새 골든 · 같은 회차 · 같은 채점으로 다시 잰 D4-T 봉인 수(§9)를 비교의 기준으로 쓴다. 한계 문서 수는 참고 칸에 둔다.</w:t>
+      </w:r>
+    </w:p>
+    <w:p>
+      <w:pPr>
+        <w:spacing w:after="80" w:before="180" w:line="300"/>
+      </w:pPr>
+      <w:r>
+        <w:rPr>
+          <w:rFonts w:ascii="맑은 고딕" w:cs="맑은 고딕" w:eastAsia="맑은 고딕" w:hAnsi="맑은 고딕"/>
+          <w:b/>
+          <w:bCs/>
+          <w:sz w:val="22"/>
+          <w:szCs w:val="22"/>
+        </w:rPr>
+        <w:t xml:space="preserve">10-1. 두 판의 차이</w:t>
+      </w:r>
+    </w:p>
+    <w:tbl>
+      <w:tblPr>
+        <w:tblW w:type="dxa" w:w="9638"/>
+        <w:tblBorders>
+          <w:top w:val="single" w:color="auto" w:sz="4"/>
+          <w:left w:val="single" w:color="auto" w:sz="4"/>
+          <w:bottom w:val="single" w:color="auto" w:sz="4"/>
+          <w:right w:val="single" w:color="auto" w:sz="4"/>
+          <w:insideH w:val="single" w:color="auto" w:sz="4"/>
+          <w:insideV w:val="single" w:color="auto" w:sz="4"/>
+        </w:tblBorders>
+      </w:tblPr>
+      <w:tblGrid>
+        <w:gridCol w:w="2120"/>
+        <w:gridCol w:w="3759"/>
+        <w:gridCol w:w="3759"/>
+      </w:tblGrid>
+      <w:tr>
+        <w:trPr>
+          <w:tblHeader/>
+        </w:trPr>
+        <w:tc>
+          <w:tcPr>
+            <w:tcW w:type="dxa" w:w="2120"/>
+            <w:tcBorders>
+              <w:top w:val="single" w:color="BFBFBF" w:sz="4"/>
+              <w:left w:val="single" w:color="BFBFBF" w:sz="4"/>
+              <w:bottom w:val="single" w:color="BFBFBF" w:sz="4"/>
+              <w:right w:val="single" w:color="BFBFBF" w:sz="4"/>
+            </w:tcBorders>
+            <w:shd w:fill="EAF1FE" w:color="auto" w:val="clear"/>
+            <w:tcMar>
+              <w:top w:type="dxa" w:w="40"/>
+              <w:left w:type="dxa" w:w="80"/>
+              <w:bottom w:type="dxa" w:w="40"/>
+              <w:right w:type="dxa" w:w="80"/>
+            </w:tcMar>
+          </w:tcPr>
+          <w:p>
+            <w:pPr>
+              <w:spacing w:after="0" w:before="0" w:line="260"/>
+            </w:pPr>
+            <w:r>
+              <w:rPr>
+                <w:rFonts w:ascii="맑은 고딕" w:cs="맑은 고딕" w:eastAsia="맑은 고딕" w:hAnsi="맑은 고딕"/>
+                <w:b/>
+                <w:bCs/>
+                <w:sz w:val="18"/>
+                <w:szCs w:val="18"/>
+              </w:rPr>
+              <w:t xml:space="preserve">항목</w:t>
+            </w:r>
+          </w:p>
+        </w:tc>
+        <w:tc>
+          <w:tcPr>
+            <w:tcW w:type="dxa" w:w="3759"/>
+            <w:tcBorders>
+              <w:top w:val="single" w:color="BFBFBF" w:sz="4"/>
+              <w:left w:val="single" w:color="BFBFBF" w:sz="4"/>
+              <w:bottom w:val="single" w:color="BFBFBF" w:sz="4"/>
+              <w:right w:val="single" w:color="BFBFBF" w:sz="4"/>
+            </w:tcBorders>
+            <w:shd w:fill="EAF1FE" w:color="auto" w:val="clear"/>
+            <w:tcMar>
+              <w:top w:type="dxa" w:w="40"/>
+              <w:left w:type="dxa" w:w="80"/>
+              <w:bottom w:type="dxa" w:w="40"/>
+              <w:right w:type="dxa" w:w="80"/>
+            </w:tcMar>
+          </w:tcPr>
+          <w:p>
+            <w:pPr>
+              <w:spacing w:after="0" w:before="0" w:line="260"/>
+            </w:pPr>
+            <w:r>
+              <w:rPr>
+                <w:rFonts w:ascii="맑은 고딕" w:cs="맑은 고딕" w:eastAsia="맑은 고딕" w:hAnsi="맑은 고딕"/>
+                <w:b/>
+                <w:bCs/>
+                <w:sz w:val="18"/>
+                <w:szCs w:val="18"/>
+              </w:rPr>
+              <w:t xml:space="preserve">Baseline v10</w:t>
+            </w:r>
+          </w:p>
+        </w:tc>
+        <w:tc>
+          <w:tcPr>
+            <w:tcW w:type="dxa" w:w="3759"/>
+            <w:tcBorders>
+              <w:top w:val="single" w:color="BFBFBF" w:sz="4"/>
+              <w:left w:val="single" w:color="BFBFBF" w:sz="4"/>
+              <w:bottom w:val="single" w:color="BFBFBF" w:sz="4"/>
+              <w:right w:val="single" w:color="BFBFBF" w:sz="4"/>
+            </w:tcBorders>
+            <w:shd w:fill="EAF1FE" w:color="auto" w:val="clear"/>
+            <w:tcMar>
+              <w:top w:type="dxa" w:w="40"/>
+              <w:left w:type="dxa" w:w="80"/>
+              <w:bottom w:type="dxa" w:w="40"/>
+              <w:right w:type="dxa" w:w="80"/>
+            </w:tcMar>
+          </w:tcPr>
+          <w:p>
+            <w:pPr>
+              <w:spacing w:after="0" w:before="0" w:line="260"/>
+            </w:pPr>
+            <w:r>
+              <w:rPr>
+                <w:rFonts w:ascii="맑은 고딕" w:cs="맑은 고딕" w:eastAsia="맑은 고딕" w:hAnsi="맑은 고딕"/>
+                <w:b/>
+                <w:bCs/>
+                <w:sz w:val="18"/>
+                <w:szCs w:val="18"/>
+              </w:rPr>
+              <w:t xml:space="preserve">D4-10 (지금)</w:t>
+            </w:r>
+          </w:p>
+        </w:tc>
+      </w:tr>
+      <w:tr>
+        <w:trPr>
+          <w:tblHeader w:val="false"/>
+        </w:trPr>
+        <w:tc>
+          <w:tcPr>
+            <w:tcW w:type="dxa" w:w="2120"/>
+            <w:tcBorders>
+              <w:top w:val="single" w:color="BFBFBF" w:sz="4"/>
+              <w:left w:val="single" w:color="BFBFBF" w:sz="4"/>
+              <w:bottom w:val="single" w:color="BFBFBF" w:sz="4"/>
+              <w:right w:val="single" w:color="BFBFBF" w:sz="4"/>
+            </w:tcBorders>
+            <w:tcMar>
+              <w:top w:type="dxa" w:w="40"/>
+              <w:left w:type="dxa" w:w="80"/>
+              <w:bottom w:type="dxa" w:w="40"/>
+              <w:right w:type="dxa" w:w="80"/>
+            </w:tcMar>
+          </w:tcPr>
+          <w:p>
+            <w:pPr>
+              <w:spacing w:after="0" w:before="0" w:line="260"/>
+            </w:pPr>
+            <w:r>
+              <w:rPr>
+                <w:rFonts w:ascii="맑은 고딕" w:cs="맑은 고딕" w:eastAsia="맑은 고딕" w:hAnsi="맑은 고딕"/>
+                <w:b w:val="false"/>
+                <w:bCs w:val="false"/>
+                <w:sz w:val="18"/>
+                <w:szCs w:val="18"/>
+              </w:rPr>
+              <w:t xml:space="preserve">골든 · 학습 행</w:t>
+            </w:r>
+          </w:p>
+        </w:tc>
+        <w:tc>
+          <w:tcPr>
+            <w:tcW w:type="dxa" w:w="3759"/>
+            <w:tcBorders>
+              <w:top w:val="single" w:color="BFBFBF" w:sz="4"/>
+              <w:left w:val="single" w:color="BFBFBF" w:sz="4"/>
+              <w:bottom w:val="single" w:color="BFBFBF" w:sz="4"/>
+              <w:right w:val="single" w:color="BFBFBF" w:sz="4"/>
+            </w:tcBorders>
+            <w:tcMar>
+              <w:top w:type="dxa" w:w="40"/>
+              <w:left w:type="dxa" w:w="80"/>
+              <w:bottom w:type="dxa" w:w="40"/>
+              <w:right w:type="dxa" w:w="80"/>
+            </w:tcMar>
+          </w:tcPr>
+          <w:p>
+            <w:pPr>
+              <w:spacing w:after="0" w:before="0" w:line="260"/>
+            </w:pPr>
+            <w:r>
+              <w:rPr>
+                <w:rFonts w:ascii="맑은 고딕" w:cs="맑은 고딕" w:eastAsia="맑은 고딕" w:hAnsi="맑은 고딕"/>
+                <w:b w:val="false"/>
+                <w:bCs w:val="false"/>
+                <w:sz w:val="18"/>
+                <w:szCs w:val="18"/>
+              </w:rPr>
+              <w:t xml:space="preserve">529c970556d7 · 3,964행(합성 658 · 이유 구역 1,417 · 음성 522)</w:t>
+            </w:r>
+          </w:p>
+        </w:tc>
+        <w:tc>
+          <w:tcPr>
+            <w:tcW w:type="dxa" w:w="3759"/>
+            <w:tcBorders>
+              <w:top w:val="single" w:color="BFBFBF" w:sz="4"/>
+              <w:left w:val="single" w:color="BFBFBF" w:sz="4"/>
+              <w:bottom w:val="single" w:color="BFBFBF" w:sz="4"/>
+              <w:right w:val="single" w:color="BFBFBF" w:sz="4"/>
+            </w:tcBorders>
+            <w:tcMar>
+              <w:top w:type="dxa" w:w="40"/>
+              <w:left w:type="dxa" w:w="80"/>
+              <w:bottom w:type="dxa" w:w="40"/>
+              <w:right w:type="dxa" w:w="80"/>
+            </w:tcMar>
+          </w:tcPr>
+          <w:p>
+            <w:pPr>
+              <w:spacing w:after="0" w:before="0" w:line="260"/>
+            </w:pPr>
+            <w:r>
+              <w:rPr>
+                <w:rFonts w:ascii="맑은 고딕" w:cs="맑은 고딕" w:eastAsia="맑은 고딕" w:hAnsi="맑은 고딕"/>
+                <w:b w:val="false"/>
+                <w:bCs w:val="false"/>
+                <w:sz w:val="18"/>
+                <w:szCs w:val="18"/>
+              </w:rPr>
+              <w:t xml:space="preserve">f6ccc5a7de44 · 4,511행(골든 3,966 + 검수 정상 문구 음성 545)</w:t>
+            </w:r>
+          </w:p>
+        </w:tc>
+      </w:tr>
+      <w:tr>
+        <w:trPr>
+          <w:tblHeader w:val="false"/>
+        </w:trPr>
+        <w:tc>
+          <w:tcPr>
+            <w:tcW w:type="dxa" w:w="2120"/>
+            <w:tcBorders>
+              <w:top w:val="single" w:color="BFBFBF" w:sz="4"/>
+              <w:left w:val="single" w:color="BFBFBF" w:sz="4"/>
+              <w:bottom w:val="single" w:color="BFBFBF" w:sz="4"/>
+              <w:right w:val="single" w:color="BFBFBF" w:sz="4"/>
+            </w:tcBorders>
+            <w:tcMar>
+              <w:top w:type="dxa" w:w="40"/>
+              <w:left w:type="dxa" w:w="80"/>
+              <w:bottom w:type="dxa" w:w="40"/>
+              <w:right w:type="dxa" w:w="80"/>
+            </w:tcMar>
+          </w:tcPr>
+          <w:p>
+            <w:pPr>
+              <w:spacing w:after="0" w:before="0" w:line="260"/>
+            </w:pPr>
+            <w:r>
+              <w:rPr>
+                <w:rFonts w:ascii="맑은 고딕" w:cs="맑은 고딕" w:eastAsia="맑은 고딕" w:hAnsi="맑은 고딕"/>
+                <w:b w:val="false"/>
+                <w:bCs w:val="false"/>
+                <w:sz w:val="18"/>
+                <w:szCs w:val="18"/>
+              </w:rPr>
+              <w:t xml:space="preserve">입력</w:t>
+            </w:r>
+          </w:p>
+        </w:tc>
+        <w:tc>
+          <w:tcPr>
+            <w:tcW w:type="dxa" w:w="3759"/>
+            <w:tcBorders>
+              <w:top w:val="single" w:color="BFBFBF" w:sz="4"/>
+              <w:left w:val="single" w:color="BFBFBF" w:sz="4"/>
+              <w:bottom w:val="single" w:color="BFBFBF" w:sz="4"/>
+              <w:right w:val="single" w:color="BFBFBF" w:sz="4"/>
+            </w:tcBorders>
+            <w:tcMar>
+              <w:top w:type="dxa" w:w="40"/>
+              <w:left w:type="dxa" w:w="80"/>
+              <w:bottom w:type="dxa" w:w="40"/>
+              <w:right w:type="dxa" w:w="80"/>
+            </w:tcMar>
+          </w:tcPr>
+          <w:p>
+            <w:pPr>
+              <w:spacing w:after="0" w:before="0" w:line="260"/>
+            </w:pPr>
+            <w:r>
+              <w:rPr>
+                <w:rFonts w:ascii="맑은 고딕" w:cs="맑은 고딕" w:eastAsia="맑은 고딕" w:hAnsi="맑은 고딕"/>
+                <w:b w:val="false"/>
+                <w:bCs w:val="false"/>
+                <w:sz w:val="18"/>
+                <w:szCs w:val="18"/>
+              </w:rPr>
+              <w:t xml:space="preserve">문장만 · 128 토큰</w:t>
+            </w:r>
+          </w:p>
+        </w:tc>
+        <w:tc>
+          <w:tcPr>
+            <w:tcW w:type="dxa" w:w="3759"/>
+            <w:tcBorders>
+              <w:top w:val="single" w:color="BFBFBF" w:sz="4"/>
+              <w:left w:val="single" w:color="BFBFBF" w:sz="4"/>
+              <w:bottom w:val="single" w:color="BFBFBF" w:sz="4"/>
+              <w:right w:val="single" w:color="BFBFBF" w:sz="4"/>
+            </w:tcBorders>
+            <w:tcMar>
+              <w:top w:type="dxa" w:w="40"/>
+              <w:left w:type="dxa" w:w="80"/>
+              <w:bottom w:type="dxa" w:w="40"/>
+              <w:right w:type="dxa" w:w="80"/>
+            </w:tcMar>
+          </w:tcPr>
+          <w:p>
+            <w:pPr>
+              <w:spacing w:after="0" w:before="0" w:line="260"/>
+            </w:pPr>
+            <w:r>
+              <w:rPr>
+                <w:rFonts w:ascii="맑은 고딕" w:cs="맑은 고딕" w:eastAsia="맑은 고딕" w:hAnsi="맑은 고딕"/>
+                <w:b w:val="false"/>
+                <w:bCs w:val="false"/>
+                <w:sz w:val="18"/>
+                <w:szCs w:val="18"/>
+              </w:rPr>
+              <w:t xml:space="preserve">[CLS] 품목 [SEP] 문장 · 136 토큰 · 학습 때 50% 「모름」</w:t>
+            </w:r>
+          </w:p>
+        </w:tc>
+      </w:tr>
+      <w:tr>
+        <w:trPr>
+          <w:tblHeader w:val="false"/>
+        </w:trPr>
+        <w:tc>
+          <w:tcPr>
+            <w:tcW w:type="dxa" w:w="2120"/>
+            <w:tcBorders>
+              <w:top w:val="single" w:color="BFBFBF" w:sz="4"/>
+              <w:left w:val="single" w:color="BFBFBF" w:sz="4"/>
+              <w:bottom w:val="single" w:color="BFBFBF" w:sz="4"/>
+              <w:right w:val="single" w:color="BFBFBF" w:sz="4"/>
+            </w:tcBorders>
+            <w:tcMar>
+              <w:top w:type="dxa" w:w="40"/>
+              <w:left w:type="dxa" w:w="80"/>
+              <w:bottom w:type="dxa" w:w="40"/>
+              <w:right w:type="dxa" w:w="80"/>
+            </w:tcMar>
+          </w:tcPr>
+          <w:p>
+            <w:pPr>
+              <w:spacing w:after="0" w:before="0" w:line="260"/>
+            </w:pPr>
+            <w:r>
+              <w:rPr>
+                <w:rFonts w:ascii="맑은 고딕" w:cs="맑은 고딕" w:eastAsia="맑은 고딕" w:hAnsi="맑은 고딕"/>
+                <w:b w:val="false"/>
+                <w:bCs w:val="false"/>
+                <w:sz w:val="18"/>
+                <w:szCs w:val="18"/>
+              </w:rPr>
+              <w:t xml:space="preserve">표적</w:t>
+            </w:r>
+          </w:p>
+        </w:tc>
+        <w:tc>
+          <w:tcPr>
+            <w:tcW w:type="dxa" w:w="3759"/>
+            <w:tcBorders>
+              <w:top w:val="single" w:color="BFBFBF" w:sz="4"/>
+              <w:left w:val="single" w:color="BFBFBF" w:sz="4"/>
+              <w:bottom w:val="single" w:color="BFBFBF" w:sz="4"/>
+              <w:right w:val="single" w:color="BFBFBF" w:sz="4"/>
+            </w:tcBorders>
+            <w:tcMar>
+              <w:top w:type="dxa" w:w="40"/>
+              <w:left w:type="dxa" w:w="80"/>
+              <w:bottom w:type="dxa" w:w="40"/>
+              <w:right w:type="dxa" w:w="80"/>
+            </w:tcMar>
+          </w:tcPr>
+          <w:p>
+            <w:pPr>
+              <w:spacing w:after="0" w:before="0" w:line="260"/>
+            </w:pPr>
+            <w:r>
+              <w:rPr>
+                <w:rFonts w:ascii="맑은 고딕" w:cs="맑은 고딕" w:eastAsia="맑은 고딕" w:hAnsi="맑은 고딕"/>
+                <w:b w:val="false"/>
+                <w:bCs w:val="false"/>
+                <w:sz w:val="18"/>
+                <w:szCs w:val="18"/>
+              </w:rPr>
+              <w:t xml:space="preserve">옛 표적</w:t>
+            </w:r>
+          </w:p>
+        </w:tc>
+        <w:tc>
+          <w:tcPr>
+            <w:tcW w:type="dxa" w:w="3759"/>
+            <w:tcBorders>
+              <w:top w:val="single" w:color="BFBFBF" w:sz="4"/>
+              <w:left w:val="single" w:color="BFBFBF" w:sz="4"/>
+              <w:bottom w:val="single" w:color="BFBFBF" w:sz="4"/>
+              <w:right w:val="single" w:color="BFBFBF" w:sz="4"/>
+            </w:tcBorders>
+            <w:tcMar>
+              <w:top w:type="dxa" w:w="40"/>
+              <w:left w:type="dxa" w:w="80"/>
+              <w:bottom w:type="dxa" w:w="40"/>
+              <w:right w:type="dxa" w:w="80"/>
+            </w:tcMar>
+          </w:tcPr>
+          <w:p>
+            <w:pPr>
+              <w:spacing w:after="0" w:before="0" w:line="260"/>
+            </w:pPr>
+            <w:r>
+              <w:rPr>
+                <w:rFonts w:ascii="맑은 고딕" w:cs="맑은 고딕" w:eastAsia="맑은 고딕" w:hAnsi="맑은 고딕"/>
+                <w:b w:val="false"/>
+                <w:bCs w:val="false"/>
+                <w:sz w:val="18"/>
+                <w:szCs w:val="18"/>
+              </w:rPr>
+              <w:t xml:space="preserve">encoder_target(조건 M 제외 · 건기식_비인정 거짓_과장 → 건강기능식품_오인)</w:t>
+            </w:r>
+          </w:p>
+        </w:tc>
+      </w:tr>
+      <w:tr>
+        <w:trPr>
+          <w:tblHeader w:val="false"/>
+        </w:trPr>
+        <w:tc>
+          <w:tcPr>
+            <w:tcW w:type="dxa" w:w="2120"/>
+            <w:tcBorders>
+              <w:top w:val="single" w:color="BFBFBF" w:sz="4"/>
+              <w:left w:val="single" w:color="BFBFBF" w:sz="4"/>
+              <w:bottom w:val="single" w:color="BFBFBF" w:sz="4"/>
+              <w:right w:val="single" w:color="BFBFBF" w:sz="4"/>
+            </w:tcBorders>
+            <w:tcMar>
+              <w:top w:type="dxa" w:w="40"/>
+              <w:left w:type="dxa" w:w="80"/>
+              <w:bottom w:type="dxa" w:w="40"/>
+              <w:right w:type="dxa" w:w="80"/>
+            </w:tcMar>
+          </w:tcPr>
+          <w:p>
+            <w:pPr>
+              <w:spacing w:after="0" w:before="0" w:line="260"/>
+            </w:pPr>
+            <w:r>
+              <w:rPr>
+                <w:rFonts w:ascii="맑은 고딕" w:cs="맑은 고딕" w:eastAsia="맑은 고딕" w:hAnsi="맑은 고딕"/>
+                <w:b w:val="false"/>
+                <w:bCs w:val="false"/>
+                <w:sz w:val="18"/>
+                <w:szCs w:val="18"/>
+              </w:rPr>
+              <w:t xml:space="preserve">문턱 규칙</w:t>
+            </w:r>
+          </w:p>
+        </w:tc>
+        <w:tc>
+          <w:tcPr>
+            <w:tcW w:type="dxa" w:w="3759"/>
+            <w:tcBorders>
+              <w:top w:val="single" w:color="BFBFBF" w:sz="4"/>
+              <w:left w:val="single" w:color="BFBFBF" w:sz="4"/>
+              <w:bottom w:val="single" w:color="BFBFBF" w:sz="4"/>
+              <w:right w:val="single" w:color="BFBFBF" w:sz="4"/>
+            </w:tcBorders>
+            <w:tcMar>
+              <w:top w:type="dxa" w:w="40"/>
+              <w:left w:type="dxa" w:w="80"/>
+              <w:bottom w:type="dxa" w:w="40"/>
+              <w:right w:type="dxa" w:w="80"/>
+            </w:tcMar>
+          </w:tcPr>
+          <w:p>
+            <w:pPr>
+              <w:spacing w:after="0" w:before="0" w:line="260"/>
+            </w:pPr>
+            <w:r>
+              <w:rPr>
+                <w:rFonts w:ascii="맑은 고딕" w:cs="맑은 고딕" w:eastAsia="맑은 고딕" w:hAnsi="맑은 고딕"/>
+                <w:b w:val="false"/>
+                <w:bCs w:val="false"/>
+                <w:sz w:val="18"/>
+                <w:szCs w:val="18"/>
+              </w:rPr>
+              <w:t xml:space="preserve">유형마다 dev F1 최대 · 시드 하나</w:t>
+            </w:r>
+          </w:p>
+        </w:tc>
+        <w:tc>
+          <w:tcPr>
+            <w:tcW w:type="dxa" w:w="3759"/>
+            <w:tcBorders>
+              <w:top w:val="single" w:color="BFBFBF" w:sz="4"/>
+              <w:left w:val="single" w:color="BFBFBF" w:sz="4"/>
+              <w:bottom w:val="single" w:color="BFBFBF" w:sz="4"/>
+              <w:right w:val="single" w:color="BFBFBF" w:sz="4"/>
+            </w:tcBorders>
+            <w:tcMar>
+              <w:top w:type="dxa" w:w="40"/>
+              <w:left w:type="dxa" w:w="80"/>
+              <w:bottom w:type="dxa" w:w="40"/>
+              <w:right w:type="dxa" w:w="80"/>
+            </w:tcMar>
+          </w:tcPr>
+          <w:p>
+            <w:pPr>
+              <w:spacing w:after="0" w:before="0" w:line="260"/>
+            </w:pPr>
+            <w:r>
+              <w:rPr>
+                <w:rFonts w:ascii="맑은 고딕" w:cs="맑은 고딕" w:eastAsia="맑은 고딕" w:hAnsi="맑은 고딕"/>
+                <w:b w:val="false"/>
+                <w:bCs w:val="false"/>
+                <w:sz w:val="18"/>
+                <w:szCs w:val="18"/>
+              </w:rPr>
+              <w:t xml:space="preserve">D-324 목표 재현율 · 시드 셋 평균으로 판정 · 문턱 두 벌(품목 · 모름)</w:t>
+            </w:r>
+          </w:p>
+        </w:tc>
+      </w:tr>
+      <w:tr>
+        <w:trPr>
+          <w:tblHeader w:val="false"/>
+        </w:trPr>
+        <w:tc>
+          <w:tcPr>
+            <w:tcW w:type="dxa" w:w="2120"/>
+            <w:tcBorders>
+              <w:top w:val="single" w:color="BFBFBF" w:sz="4"/>
+              <w:left w:val="single" w:color="BFBFBF" w:sz="4"/>
+              <w:bottom w:val="single" w:color="BFBFBF" w:sz="4"/>
+              <w:right w:val="single" w:color="BFBFBF" w:sz="4"/>
+            </w:tcBorders>
+            <w:tcMar>
+              <w:top w:type="dxa" w:w="40"/>
+              <w:left w:type="dxa" w:w="80"/>
+              <w:bottom w:type="dxa" w:w="40"/>
+              <w:right w:type="dxa" w:w="80"/>
+            </w:tcMar>
+          </w:tcPr>
+          <w:p>
+            <w:pPr>
+              <w:spacing w:after="0" w:before="0" w:line="260"/>
+            </w:pPr>
+            <w:r>
+              <w:rPr>
+                <w:rFonts w:ascii="맑은 고딕" w:cs="맑은 고딕" w:eastAsia="맑은 고딕" w:hAnsi="맑은 고딕"/>
+                <w:b w:val="false"/>
+                <w:bCs w:val="false"/>
+                <w:sz w:val="18"/>
+                <w:szCs w:val="18"/>
+              </w:rPr>
+              <w:t xml:space="preserve">문턱 (거짓_과장 · 소비자_기만)</w:t>
+            </w:r>
+          </w:p>
+        </w:tc>
+        <w:tc>
+          <w:tcPr>
+            <w:tcW w:type="dxa" w:w="3759"/>
+            <w:tcBorders>
+              <w:top w:val="single" w:color="BFBFBF" w:sz="4"/>
+              <w:left w:val="single" w:color="BFBFBF" w:sz="4"/>
+              <w:bottom w:val="single" w:color="BFBFBF" w:sz="4"/>
+              <w:right w:val="single" w:color="BFBFBF" w:sz="4"/>
+            </w:tcBorders>
+            <w:tcMar>
+              <w:top w:type="dxa" w:w="40"/>
+              <w:left w:type="dxa" w:w="80"/>
+              <w:bottom w:type="dxa" w:w="40"/>
+              <w:right w:type="dxa" w:w="80"/>
+            </w:tcMar>
+          </w:tcPr>
+          <w:p>
+            <w:pPr>
+              <w:spacing w:after="0" w:before="0" w:line="260"/>
+            </w:pPr>
+            <w:r>
+              <w:rPr>
+                <w:rFonts w:ascii="맑은 고딕" w:cs="맑은 고딕" w:eastAsia="맑은 고딕" w:hAnsi="맑은 고딕"/>
+                <w:b w:val="false"/>
+                <w:bCs w:val="false"/>
+                <w:sz w:val="18"/>
+                <w:szCs w:val="18"/>
+              </w:rPr>
+              <w:t xml:space="preserve">0.375 · 0.375</w:t>
+            </w:r>
+          </w:p>
+        </w:tc>
+        <w:tc>
+          <w:tcPr>
+            <w:tcW w:type="dxa" w:w="3759"/>
+            <w:tcBorders>
+              <w:top w:val="single" w:color="BFBFBF" w:sz="4"/>
+              <w:left w:val="single" w:color="BFBFBF" w:sz="4"/>
+              <w:bottom w:val="single" w:color="BFBFBF" w:sz="4"/>
+              <w:right w:val="single" w:color="BFBFBF" w:sz="4"/>
+            </w:tcBorders>
+            <w:tcMar>
+              <w:top w:type="dxa" w:w="40"/>
+              <w:left w:type="dxa" w:w="80"/>
+              <w:bottom w:type="dxa" w:w="40"/>
+              <w:right w:type="dxa" w:w="80"/>
+            </w:tcMar>
+          </w:tcPr>
+          <w:p>
+            <w:pPr>
+              <w:spacing w:after="0" w:before="0" w:line="260"/>
+            </w:pPr>
+            <w:r>
+              <w:rPr>
+                <w:rFonts w:ascii="맑은 고딕" w:cs="맑은 고딕" w:eastAsia="맑은 고딕" w:hAnsi="맑은 고딕"/>
+                <w:b w:val="false"/>
+                <w:bCs w:val="false"/>
+                <w:sz w:val="18"/>
+                <w:szCs w:val="18"/>
+              </w:rPr>
+              <w:t xml:space="preserve">(가) 0.475 · 0.4 / (나) 0.525 · 0.4</w:t>
+            </w:r>
+          </w:p>
+        </w:tc>
+      </w:tr>
+      <w:tr>
+        <w:trPr>
+          <w:tblHeader w:val="false"/>
+        </w:trPr>
+        <w:tc>
+          <w:tcPr>
+            <w:tcW w:type="dxa" w:w="2120"/>
+            <w:tcBorders>
+              <w:top w:val="single" w:color="BFBFBF" w:sz="4"/>
+              <w:left w:val="single" w:color="BFBFBF" w:sz="4"/>
+              <w:bottom w:val="single" w:color="BFBFBF" w:sz="4"/>
+              <w:right w:val="single" w:color="BFBFBF" w:sz="4"/>
+            </w:tcBorders>
+            <w:tcMar>
+              <w:top w:type="dxa" w:w="40"/>
+              <w:left w:type="dxa" w:w="80"/>
+              <w:bottom w:type="dxa" w:w="40"/>
+              <w:right w:type="dxa" w:w="80"/>
+            </w:tcMar>
+          </w:tcPr>
+          <w:p>
+            <w:pPr>
+              <w:spacing w:after="0" w:before="0" w:line="260"/>
+            </w:pPr>
+            <w:r>
+              <w:rPr>
+                <w:rFonts w:ascii="맑은 고딕" w:cs="맑은 고딕" w:eastAsia="맑은 고딕" w:hAnsi="맑은 고딕"/>
+                <w:b w:val="false"/>
+                <w:bCs w:val="false"/>
+                <w:sz w:val="18"/>
+                <w:szCs w:val="18"/>
+              </w:rPr>
+              <w:t xml:space="preserve">추론 시간 (CPU · 배치 1)</w:t>
+            </w:r>
+          </w:p>
+        </w:tc>
+        <w:tc>
+          <w:tcPr>
+            <w:tcW w:type="dxa" w:w="3759"/>
+            <w:tcBorders>
+              <w:top w:val="single" w:color="BFBFBF" w:sz="4"/>
+              <w:left w:val="single" w:color="BFBFBF" w:sz="4"/>
+              <w:bottom w:val="single" w:color="BFBFBF" w:sz="4"/>
+              <w:right w:val="single" w:color="BFBFBF" w:sz="4"/>
+            </w:tcBorders>
+            <w:tcMar>
+              <w:top w:type="dxa" w:w="40"/>
+              <w:left w:type="dxa" w:w="80"/>
+              <w:bottom w:type="dxa" w:w="40"/>
+              <w:right w:type="dxa" w:w="80"/>
+            </w:tcMar>
+          </w:tcPr>
+          <w:p>
+            <w:pPr>
+              <w:spacing w:after="0" w:before="0" w:line="260"/>
+            </w:pPr>
+            <w:r>
+              <w:rPr>
+                <w:rFonts w:ascii="맑은 고딕" w:cs="맑은 고딕" w:eastAsia="맑은 고딕" w:hAnsi="맑은 고딕"/>
+                <w:b w:val="false"/>
+                <w:bCs w:val="false"/>
+                <w:sz w:val="18"/>
+                <w:szCs w:val="18"/>
+              </w:rPr>
+              <w:t xml:space="preserve">중앙값 21.2 ms (로컬 PC · 10-07)</w:t>
+            </w:r>
+          </w:p>
+        </w:tc>
+        <w:tc>
+          <w:tcPr>
+            <w:tcW w:type="dxa" w:w="3759"/>
+            <w:tcBorders>
+              <w:top w:val="single" w:color="BFBFBF" w:sz="4"/>
+              <w:left w:val="single" w:color="BFBFBF" w:sz="4"/>
+              <w:bottom w:val="single" w:color="BFBFBF" w:sz="4"/>
+              <w:right w:val="single" w:color="BFBFBF" w:sz="4"/>
+            </w:tcBorders>
+            <w:tcMar>
+              <w:top w:type="dxa" w:w="40"/>
+              <w:left w:type="dxa" w:w="80"/>
+              <w:bottom w:type="dxa" w:w="40"/>
+              <w:right w:type="dxa" w:w="80"/>
+            </w:tcMar>
+          </w:tcPr>
+          <w:p>
+            <w:pPr>
+              <w:spacing w:after="0" w:before="0" w:line="260"/>
+            </w:pPr>
+            <w:r>
+              <w:rPr>
+                <w:rFonts w:ascii="맑은 고딕" w:cs="맑은 고딕" w:eastAsia="맑은 고딕" w:hAnsi="맑은 고딕"/>
+                <w:b w:val="false"/>
+                <w:bCs w:val="false"/>
+                <w:sz w:val="18"/>
+                <w:szCs w:val="18"/>
+              </w:rPr>
+              <w:t xml:space="preserve">42 ms · 품목 넷 한 배치 66 ms (클라우드 2코어) — 기기가 달라 직접 비교 아님</w:t>
+            </w:r>
+          </w:p>
+        </w:tc>
+      </w:tr>
+    </w:tbl>
+    <w:p>
+      <w:pPr>
+        <w:spacing w:after="80" w:before="180" w:line="300"/>
+      </w:pPr>
+      <w:r>
+        <w:rPr>
+          <w:rFonts w:ascii="맑은 고딕" w:cs="맑은 고딕" w:eastAsia="맑은 고딕" w:hAnsi="맑은 고딕"/>
+          <w:b/>
+          <w:bCs/>
+          <w:sz w:val="22"/>
+          <w:szCs w:val="22"/>
+        </w:rPr>
+        <w:t xml:space="preserve">10-2. 실패별 — 봉인 평가셋 (유형 있는 위반 1,649 · 적법 원천 424)</w:t>
+      </w:r>
+    </w:p>
+    <w:tbl>
+      <w:tblPr>
+        <w:tblW w:type="dxa" w:w="9638"/>
+        <w:tblBorders>
+          <w:top w:val="single" w:color="auto" w:sz="4"/>
+          <w:left w:val="single" w:color="auto" w:sz="4"/>
+          <w:bottom w:val="single" w:color="auto" w:sz="4"/>
+          <w:right w:val="single" w:color="auto" w:sz="4"/>
+          <w:insideH w:val="single" w:color="auto" w:sz="4"/>
+          <w:insideV w:val="single" w:color="auto" w:sz="4"/>
+        </w:tblBorders>
+      </w:tblPr>
+      <w:tblGrid>
+        <w:gridCol w:w="2278"/>
+        <w:gridCol w:w="1665"/>
+        <w:gridCol w:w="1402"/>
+        <w:gridCol w:w="1402"/>
+        <w:gridCol w:w="1402"/>
+        <w:gridCol w:w="1489"/>
+      </w:tblGrid>
+      <w:tr>
+        <w:trPr>
+          <w:tblHeader/>
+        </w:trPr>
+        <w:tc>
+          <w:tcPr>
+            <w:tcW w:type="dxa" w:w="2278"/>
+            <w:tcBorders>
+              <w:top w:val="single" w:color="BFBFBF" w:sz="4"/>
+              <w:left w:val="single" w:color="BFBFBF" w:sz="4"/>
+              <w:bottom w:val="single" w:color="BFBFBF" w:sz="4"/>
+              <w:right w:val="single" w:color="BFBFBF" w:sz="4"/>
+            </w:tcBorders>
+            <w:shd w:fill="EAF1FE" w:color="auto" w:val="clear"/>
+            <w:tcMar>
+              <w:top w:type="dxa" w:w="40"/>
+              <w:left w:type="dxa" w:w="80"/>
+              <w:bottom w:type="dxa" w:w="40"/>
+              <w:right w:type="dxa" w:w="80"/>
+            </w:tcMar>
+          </w:tcPr>
+          <w:p>
+            <w:pPr>
+              <w:spacing w:after="0" w:before="0" w:line="260"/>
+            </w:pPr>
+            <w:r>
+              <w:rPr>
+                <w:rFonts w:ascii="맑은 고딕" w:cs="맑은 고딕" w:eastAsia="맑은 고딕" w:hAnsi="맑은 고딕"/>
+                <w:b/>
+                <w:bCs/>
+                <w:sz w:val="18"/>
+                <w:szCs w:val="18"/>
+              </w:rPr>
+              <w:t xml:space="preserve">실패 (한계 문서 번호)</w:t>
+            </w:r>
+          </w:p>
+        </w:tc>
+        <w:tc>
+          <w:tcPr>
+            <w:tcW w:type="dxa" w:w="1665"/>
+            <w:tcBorders>
+              <w:top w:val="single" w:color="BFBFBF" w:sz="4"/>
+              <w:left w:val="single" w:color="BFBFBF" w:sz="4"/>
+              <w:bottom w:val="single" w:color="BFBFBF" w:sz="4"/>
+              <w:right w:val="single" w:color="BFBFBF" w:sz="4"/>
+            </w:tcBorders>
+            <w:shd w:fill="EAF1FE" w:color="auto" w:val="clear"/>
+            <w:tcMar>
+              <w:top w:type="dxa" w:w="40"/>
+              <w:left w:type="dxa" w:w="80"/>
+              <w:bottom w:type="dxa" w:w="40"/>
+              <w:right w:type="dxa" w:w="80"/>
+            </w:tcMar>
+          </w:tcPr>
+          <w:p>
+            <w:pPr>
+              <w:spacing w:after="0" w:before="0" w:line="260"/>
+            </w:pPr>
+            <w:r>
+              <w:rPr>
+                <w:rFonts w:ascii="맑은 고딕" w:cs="맑은 고딕" w:eastAsia="맑은 고딕" w:hAnsi="맑은 고딕"/>
+                <w:b/>
+                <w:bCs/>
+                <w:sz w:val="18"/>
+                <w:szCs w:val="18"/>
+              </w:rPr>
+              <w:t xml:space="preserve">참고: 한계 문서 (옛 골든)</w:t>
+            </w:r>
+          </w:p>
+        </w:tc>
+        <w:tc>
+          <w:tcPr>
+            <w:tcW w:type="dxa" w:w="1402"/>
+            <w:tcBorders>
+              <w:top w:val="single" w:color="BFBFBF" w:sz="4"/>
+              <w:left w:val="single" w:color="BFBFBF" w:sz="4"/>
+              <w:bottom w:val="single" w:color="BFBFBF" w:sz="4"/>
+              <w:right w:val="single" w:color="BFBFBF" w:sz="4"/>
+            </w:tcBorders>
+            <w:shd w:fill="EAF1FE" w:color="auto" w:val="clear"/>
+            <w:tcMar>
+              <w:top w:type="dxa" w:w="40"/>
+              <w:left w:type="dxa" w:w="80"/>
+              <w:bottom w:type="dxa" w:w="40"/>
+              <w:right w:type="dxa" w:w="80"/>
+            </w:tcMar>
+          </w:tcPr>
+          <w:p>
+            <w:pPr>
+              <w:spacing w:after="0" w:before="0" w:line="260"/>
+            </w:pPr>
+            <w:r>
+              <w:rPr>
+                <w:rFonts w:ascii="맑은 고딕" w:cs="맑은 고딕" w:eastAsia="맑은 고딕" w:hAnsi="맑은 고딕"/>
+                <w:b/>
+                <w:bCs/>
+                <w:sz w:val="18"/>
+                <w:szCs w:val="18"/>
+              </w:rPr>
+              <w:t xml:space="preserve">v10 (D4-T)</w:t>
+            </w:r>
+          </w:p>
+        </w:tc>
+        <w:tc>
+          <w:tcPr>
+            <w:tcW w:type="dxa" w:w="1402"/>
+            <w:tcBorders>
+              <w:top w:val="single" w:color="BFBFBF" w:sz="4"/>
+              <w:left w:val="single" w:color="BFBFBF" w:sz="4"/>
+              <w:bottom w:val="single" w:color="BFBFBF" w:sz="4"/>
+              <w:right w:val="single" w:color="BFBFBF" w:sz="4"/>
+            </w:tcBorders>
+            <w:shd w:fill="EAF1FE" w:color="auto" w:val="clear"/>
+            <w:tcMar>
+              <w:top w:type="dxa" w:w="40"/>
+              <w:left w:type="dxa" w:w="80"/>
+              <w:bottom w:type="dxa" w:w="40"/>
+              <w:right w:type="dxa" w:w="80"/>
+            </w:tcMar>
+          </w:tcPr>
+          <w:p>
+            <w:pPr>
+              <w:spacing w:after="0" w:before="0" w:line="260"/>
+            </w:pPr>
+            <w:r>
+              <w:rPr>
+                <w:rFonts w:ascii="맑은 고딕" w:cs="맑은 고딕" w:eastAsia="맑은 고딕" w:hAnsi="맑은 고딕"/>
+                <w:b/>
+                <w:bCs/>
+                <w:sz w:val="18"/>
+                <w:szCs w:val="18"/>
+              </w:rPr>
+              <w:t xml:space="preserve">D4-10 (가) 품목</w:t>
+            </w:r>
+          </w:p>
+        </w:tc>
+        <w:tc>
+          <w:tcPr>
+            <w:tcW w:type="dxa" w:w="1402"/>
+            <w:tcBorders>
+              <w:top w:val="single" w:color="BFBFBF" w:sz="4"/>
+              <w:left w:val="single" w:color="BFBFBF" w:sz="4"/>
+              <w:bottom w:val="single" w:color="BFBFBF" w:sz="4"/>
+              <w:right w:val="single" w:color="BFBFBF" w:sz="4"/>
+            </w:tcBorders>
+            <w:shd w:fill="EAF1FE" w:color="auto" w:val="clear"/>
+            <w:tcMar>
+              <w:top w:type="dxa" w:w="40"/>
+              <w:left w:type="dxa" w:w="80"/>
+              <w:bottom w:type="dxa" w:w="40"/>
+              <w:right w:type="dxa" w:w="80"/>
+            </w:tcMar>
+          </w:tcPr>
+          <w:p>
+            <w:pPr>
+              <w:spacing w:after="0" w:before="0" w:line="260"/>
+            </w:pPr>
+            <w:r>
+              <w:rPr>
+                <w:rFonts w:ascii="맑은 고딕" w:cs="맑은 고딕" w:eastAsia="맑은 고딕" w:hAnsi="맑은 고딕"/>
+                <w:b/>
+                <w:bCs/>
+                <w:sz w:val="18"/>
+                <w:szCs w:val="18"/>
+              </w:rPr>
+              <w:t xml:space="preserve">D4-10 (나) 모름</w:t>
+            </w:r>
+          </w:p>
+        </w:tc>
+        <w:tc>
+          <w:tcPr>
+            <w:tcW w:type="dxa" w:w="1489"/>
+            <w:tcBorders>
+              <w:top w:val="single" w:color="BFBFBF" w:sz="4"/>
+              <w:left w:val="single" w:color="BFBFBF" w:sz="4"/>
+              <w:bottom w:val="single" w:color="BFBFBF" w:sz="4"/>
+              <w:right w:val="single" w:color="BFBFBF" w:sz="4"/>
+            </w:tcBorders>
+            <w:shd w:fill="EAF1FE" w:color="auto" w:val="clear"/>
+            <w:tcMar>
+              <w:top w:type="dxa" w:w="40"/>
+              <w:left w:type="dxa" w:w="80"/>
+              <w:bottom w:type="dxa" w:w="40"/>
+              <w:right w:type="dxa" w:w="80"/>
+            </w:tcMar>
+          </w:tcPr>
+          <w:p>
+            <w:pPr>
+              <w:spacing w:after="0" w:before="0" w:line="260"/>
+            </w:pPr>
+            <w:r>
+              <w:rPr>
+                <w:rFonts w:ascii="맑은 고딕" w:cs="맑은 고딕" w:eastAsia="맑은 고딕" w:hAnsi="맑은 고딕"/>
+                <w:b/>
+                <w:bCs/>
+                <w:sz w:val="18"/>
+                <w:szCs w:val="18"/>
+              </w:rPr>
+              <w:t xml:space="preserve">v10 대비</w:t>
+            </w:r>
+          </w:p>
+        </w:tc>
+      </w:tr>
+      <w:tr>
+        <w:trPr>
+          <w:tblHeader w:val="false"/>
+        </w:trPr>
+        <w:tc>
+          <w:tcPr>
+            <w:tcW w:type="dxa" w:w="2278"/>
+            <w:tcBorders>
+              <w:top w:val="single" w:color="BFBFBF" w:sz="4"/>
+              <w:left w:val="single" w:color="BFBFBF" w:sz="4"/>
+              <w:bottom w:val="single" w:color="BFBFBF" w:sz="4"/>
+              <w:right w:val="single" w:color="BFBFBF" w:sz="4"/>
+            </w:tcBorders>
+            <w:tcMar>
+              <w:top w:type="dxa" w:w="40"/>
+              <w:left w:type="dxa" w:w="80"/>
+              <w:bottom w:type="dxa" w:w="40"/>
+              <w:right w:type="dxa" w:w="80"/>
+            </w:tcMar>
+          </w:tcPr>
+          <w:p>
+            <w:pPr>
+              <w:spacing w:after="0" w:before="0" w:line="260"/>
+            </w:pPr>
+            <w:r>
+              <w:rPr>
+                <w:rFonts w:ascii="맑은 고딕" w:cs="맑은 고딕" w:eastAsia="맑은 고딕" w:hAnsi="맑은 고딕"/>
+                <w:b w:val="false"/>
+                <w:bCs w:val="false"/>
+                <w:sz w:val="18"/>
+                <w:szCs w:val="18"/>
+              </w:rPr>
+              <w:t xml:space="preserve">F1 유형 오인</w:t>
+            </w:r>
+          </w:p>
+        </w:tc>
+        <w:tc>
+          <w:tcPr>
+            <w:tcW w:type="dxa" w:w="1665"/>
+            <w:tcBorders>
+              <w:top w:val="single" w:color="BFBFBF" w:sz="4"/>
+              <w:left w:val="single" w:color="BFBFBF" w:sz="4"/>
+              <w:bottom w:val="single" w:color="BFBFBF" w:sz="4"/>
+              <w:right w:val="single" w:color="BFBFBF" w:sz="4"/>
+            </w:tcBorders>
+            <w:tcMar>
+              <w:top w:type="dxa" w:w="40"/>
+              <w:left w:type="dxa" w:w="80"/>
+              <w:bottom w:type="dxa" w:w="40"/>
+              <w:right w:type="dxa" w:w="80"/>
+            </w:tcMar>
+          </w:tcPr>
+          <w:p>
+            <w:pPr>
+              <w:spacing w:after="0" w:before="0" w:line="260"/>
+            </w:pPr>
+            <w:r>
+              <w:rPr>
+                <w:rFonts w:ascii="맑은 고딕" w:cs="맑은 고딕" w:eastAsia="맑은 고딕" w:hAnsi="맑은 고딕"/>
+                <w:b w:val="false"/>
+                <w:bCs w:val="false"/>
+                <w:sz w:val="18"/>
+                <w:szCs w:val="18"/>
+              </w:rPr>
+              <w:t xml:space="preserve">638 (38.7%)</w:t>
+            </w:r>
+          </w:p>
+        </w:tc>
+        <w:tc>
+          <w:tcPr>
+            <w:tcW w:type="dxa" w:w="1402"/>
+            <w:tcBorders>
+              <w:top w:val="single" w:color="BFBFBF" w:sz="4"/>
+              <w:left w:val="single" w:color="BFBFBF" w:sz="4"/>
+              <w:bottom w:val="single" w:color="BFBFBF" w:sz="4"/>
+              <w:right w:val="single" w:color="BFBFBF" w:sz="4"/>
+            </w:tcBorders>
+            <w:tcMar>
+              <w:top w:type="dxa" w:w="40"/>
+              <w:left w:type="dxa" w:w="80"/>
+              <w:bottom w:type="dxa" w:w="40"/>
+              <w:right w:type="dxa" w:w="80"/>
+            </w:tcMar>
+          </w:tcPr>
+          <w:p>
+            <w:pPr>
+              <w:spacing w:after="0" w:before="0" w:line="260"/>
+            </w:pPr>
+            <w:r>
+              <w:rPr>
+                <w:rFonts w:ascii="맑은 고딕" w:cs="맑은 고딕" w:eastAsia="맑은 고딕" w:hAnsi="맑은 고딕"/>
+                <w:b w:val="false"/>
+                <w:bCs w:val="false"/>
+                <w:sz w:val="18"/>
+                <w:szCs w:val="18"/>
+              </w:rPr>
+              <w:t xml:space="preserve">643 (39.0%)</w:t>
+            </w:r>
+          </w:p>
+        </w:tc>
+        <w:tc>
+          <w:tcPr>
+            <w:tcW w:type="dxa" w:w="1402"/>
+            <w:tcBorders>
+              <w:top w:val="single" w:color="BFBFBF" w:sz="4"/>
+              <w:left w:val="single" w:color="BFBFBF" w:sz="4"/>
+              <w:bottom w:val="single" w:color="BFBFBF" w:sz="4"/>
+              <w:right w:val="single" w:color="BFBFBF" w:sz="4"/>
+            </w:tcBorders>
+            <w:tcMar>
+              <w:top w:type="dxa" w:w="40"/>
+              <w:left w:type="dxa" w:w="80"/>
+              <w:bottom w:type="dxa" w:w="40"/>
+              <w:right w:type="dxa" w:w="80"/>
+            </w:tcMar>
+          </w:tcPr>
+          <w:p>
+            <w:pPr>
+              <w:spacing w:after="0" w:before="0" w:line="260"/>
+            </w:pPr>
+            <w:r>
+              <w:rPr>
+                <w:rFonts w:ascii="맑은 고딕" w:cs="맑은 고딕" w:eastAsia="맑은 고딕" w:hAnsi="맑은 고딕"/>
+                <w:b w:val="false"/>
+                <w:bCs w:val="false"/>
+                <w:sz w:val="18"/>
+                <w:szCs w:val="18"/>
+              </w:rPr>
+              <w:t xml:space="preserve">503 (30.5%)</w:t>
+            </w:r>
+          </w:p>
+        </w:tc>
+        <w:tc>
+          <w:tcPr>
+            <w:tcW w:type="dxa" w:w="1402"/>
+            <w:tcBorders>
+              <w:top w:val="single" w:color="BFBFBF" w:sz="4"/>
+              <w:left w:val="single" w:color="BFBFBF" w:sz="4"/>
+              <w:bottom w:val="single" w:color="BFBFBF" w:sz="4"/>
+              <w:right w:val="single" w:color="BFBFBF" w:sz="4"/>
+            </w:tcBorders>
+            <w:tcMar>
+              <w:top w:type="dxa" w:w="40"/>
+              <w:left w:type="dxa" w:w="80"/>
+              <w:bottom w:type="dxa" w:w="40"/>
+              <w:right w:type="dxa" w:w="80"/>
+            </w:tcMar>
+          </w:tcPr>
+          <w:p>
+            <w:pPr>
+              <w:spacing w:after="0" w:before="0" w:line="260"/>
+            </w:pPr>
+            <w:r>
+              <w:rPr>
+                <w:rFonts w:ascii="맑은 고딕" w:cs="맑은 고딕" w:eastAsia="맑은 고딕" w:hAnsi="맑은 고딕"/>
+                <w:b w:val="false"/>
+                <w:bCs w:val="false"/>
+                <w:sz w:val="18"/>
+                <w:szCs w:val="18"/>
+              </w:rPr>
+              <w:t xml:space="preserve">532 (32.3%)</w:t>
+            </w:r>
+          </w:p>
+        </w:tc>
+        <w:tc>
+          <w:tcPr>
+            <w:tcW w:type="dxa" w:w="1489"/>
+            <w:tcBorders>
+              <w:top w:val="single" w:color="BFBFBF" w:sz="4"/>
+              <w:left w:val="single" w:color="BFBFBF" w:sz="4"/>
+              <w:bottom w:val="single" w:color="BFBFBF" w:sz="4"/>
+              <w:right w:val="single" w:color="BFBFBF" w:sz="4"/>
+            </w:tcBorders>
+            <w:tcMar>
+              <w:top w:type="dxa" w:w="40"/>
+              <w:left w:type="dxa" w:w="80"/>
+              <w:bottom w:type="dxa" w:w="40"/>
+              <w:right w:type="dxa" w:w="80"/>
+            </w:tcMar>
+          </w:tcPr>
+          <w:p>
+            <w:pPr>
+              <w:spacing w:after="0" w:before="0" w:line="260"/>
+            </w:pPr>
+            <w:r>
+              <w:rPr>
+                <w:rFonts w:ascii="맑은 고딕" w:cs="맑은 고딕" w:eastAsia="맑은 고딕" w:hAnsi="맑은 고딕"/>
+                <w:b w:val="false"/>
+                <w:bCs w:val="false"/>
+                <w:sz w:val="18"/>
+                <w:szCs w:val="18"/>
+              </w:rPr>
+              <w:t xml:space="preserve">−140 · −111행 ↓ 좋아짐</w:t>
+            </w:r>
+          </w:p>
+        </w:tc>
+      </w:tr>
+      <w:tr>
+        <w:trPr>
+          <w:tblHeader w:val="false"/>
+        </w:trPr>
+        <w:tc>
+          <w:tcPr>
+            <w:tcW w:type="dxa" w:w="2278"/>
+            <w:tcBorders>
+              <w:top w:val="single" w:color="BFBFBF" w:sz="4"/>
+              <w:left w:val="single" w:color="BFBFBF" w:sz="4"/>
+              <w:bottom w:val="single" w:color="BFBFBF" w:sz="4"/>
+              <w:right w:val="single" w:color="BFBFBF" w:sz="4"/>
+            </w:tcBorders>
+            <w:tcMar>
+              <w:top w:type="dxa" w:w="40"/>
+              <w:left w:type="dxa" w:w="80"/>
+              <w:bottom w:type="dxa" w:w="40"/>
+              <w:right w:type="dxa" w:w="80"/>
+            </w:tcMar>
+          </w:tcPr>
+          <w:p>
+            <w:pPr>
+              <w:spacing w:after="0" w:before="0" w:line="260"/>
+            </w:pPr>
+            <w:r>
+              <w:rPr>
+                <w:rFonts w:ascii="맑은 고딕" w:cs="맑은 고딕" w:eastAsia="맑은 고딕" w:hAnsi="맑은 고딕"/>
+                <w:b w:val="false"/>
+                <w:bCs w:val="false"/>
+                <w:sz w:val="18"/>
+                <w:szCs w:val="18"/>
+              </w:rPr>
+              <w:t xml:space="preserve">F2 놓침</w:t>
+            </w:r>
+          </w:p>
+        </w:tc>
+        <w:tc>
+          <w:tcPr>
+            <w:tcW w:type="dxa" w:w="1665"/>
+            <w:tcBorders>
+              <w:top w:val="single" w:color="BFBFBF" w:sz="4"/>
+              <w:left w:val="single" w:color="BFBFBF" w:sz="4"/>
+              <w:bottom w:val="single" w:color="BFBFBF" w:sz="4"/>
+              <w:right w:val="single" w:color="BFBFBF" w:sz="4"/>
+            </w:tcBorders>
+            <w:tcMar>
+              <w:top w:type="dxa" w:w="40"/>
+              <w:left w:type="dxa" w:w="80"/>
+              <w:bottom w:type="dxa" w:w="40"/>
+              <w:right w:type="dxa" w:w="80"/>
+            </w:tcMar>
+          </w:tcPr>
+          <w:p>
+            <w:pPr>
+              <w:spacing w:after="0" w:before="0" w:line="260"/>
+            </w:pPr>
+            <w:r>
+              <w:rPr>
+                <w:rFonts w:ascii="맑은 고딕" w:cs="맑은 고딕" w:eastAsia="맑은 고딕" w:hAnsi="맑은 고딕"/>
+                <w:b w:val="false"/>
+                <w:bCs w:val="false"/>
+                <w:sz w:val="18"/>
+                <w:szCs w:val="18"/>
+              </w:rPr>
+              <w:t xml:space="preserve">193 (11.7%)</w:t>
+            </w:r>
+          </w:p>
+        </w:tc>
+        <w:tc>
+          <w:tcPr>
+            <w:tcW w:type="dxa" w:w="1402"/>
+            <w:tcBorders>
+              <w:top w:val="single" w:color="BFBFBF" w:sz="4"/>
+              <w:left w:val="single" w:color="BFBFBF" w:sz="4"/>
+              <w:bottom w:val="single" w:color="BFBFBF" w:sz="4"/>
+              <w:right w:val="single" w:color="BFBFBF" w:sz="4"/>
+            </w:tcBorders>
+            <w:tcMar>
+              <w:top w:type="dxa" w:w="40"/>
+              <w:left w:type="dxa" w:w="80"/>
+              <w:bottom w:type="dxa" w:w="40"/>
+              <w:right w:type="dxa" w:w="80"/>
+            </w:tcMar>
+          </w:tcPr>
+          <w:p>
+            <w:pPr>
+              <w:spacing w:after="0" w:before="0" w:line="260"/>
+            </w:pPr>
+            <w:r>
+              <w:rPr>
+                <w:rFonts w:ascii="맑은 고딕" w:cs="맑은 고딕" w:eastAsia="맑은 고딕" w:hAnsi="맑은 고딕"/>
+                <w:b w:val="false"/>
+                <w:bCs w:val="false"/>
+                <w:sz w:val="18"/>
+                <w:szCs w:val="18"/>
+              </w:rPr>
+              <w:t xml:space="preserve">193 (11.7%)</w:t>
+            </w:r>
+          </w:p>
+        </w:tc>
+        <w:tc>
+          <w:tcPr>
+            <w:tcW w:type="dxa" w:w="1402"/>
+            <w:tcBorders>
+              <w:top w:val="single" w:color="BFBFBF" w:sz="4"/>
+              <w:left w:val="single" w:color="BFBFBF" w:sz="4"/>
+              <w:bottom w:val="single" w:color="BFBFBF" w:sz="4"/>
+              <w:right w:val="single" w:color="BFBFBF" w:sz="4"/>
+            </w:tcBorders>
+            <w:tcMar>
+              <w:top w:type="dxa" w:w="40"/>
+              <w:left w:type="dxa" w:w="80"/>
+              <w:bottom w:type="dxa" w:w="40"/>
+              <w:right w:type="dxa" w:w="80"/>
+            </w:tcMar>
+          </w:tcPr>
+          <w:p>
+            <w:pPr>
+              <w:spacing w:after="0" w:before="0" w:line="260"/>
+            </w:pPr>
+            <w:r>
+              <w:rPr>
+                <w:rFonts w:ascii="맑은 고딕" w:cs="맑은 고딕" w:eastAsia="맑은 고딕" w:hAnsi="맑은 고딕"/>
+                <w:b w:val="false"/>
+                <w:bCs w:val="false"/>
+                <w:sz w:val="18"/>
+                <w:szCs w:val="18"/>
+              </w:rPr>
+              <w:t xml:space="preserve">350 (21.2%)</w:t>
+            </w:r>
+          </w:p>
+        </w:tc>
+        <w:tc>
+          <w:tcPr>
+            <w:tcW w:type="dxa" w:w="1402"/>
+            <w:tcBorders>
+              <w:top w:val="single" w:color="BFBFBF" w:sz="4"/>
+              <w:left w:val="single" w:color="BFBFBF" w:sz="4"/>
+              <w:bottom w:val="single" w:color="BFBFBF" w:sz="4"/>
+              <w:right w:val="single" w:color="BFBFBF" w:sz="4"/>
+            </w:tcBorders>
+            <w:tcMar>
+              <w:top w:type="dxa" w:w="40"/>
+              <w:left w:type="dxa" w:w="80"/>
+              <w:bottom w:type="dxa" w:w="40"/>
+              <w:right w:type="dxa" w:w="80"/>
+            </w:tcMar>
+          </w:tcPr>
+          <w:p>
+            <w:pPr>
+              <w:spacing w:after="0" w:before="0" w:line="260"/>
+            </w:pPr>
+            <w:r>
+              <w:rPr>
+                <w:rFonts w:ascii="맑은 고딕" w:cs="맑은 고딕" w:eastAsia="맑은 고딕" w:hAnsi="맑은 고딕"/>
+                <w:b w:val="false"/>
+                <w:bCs w:val="false"/>
+                <w:sz w:val="18"/>
+                <w:szCs w:val="18"/>
+              </w:rPr>
+              <w:t xml:space="preserve">288 (17.5%)</w:t>
+            </w:r>
+          </w:p>
+        </w:tc>
+        <w:tc>
+          <w:tcPr>
+            <w:tcW w:type="dxa" w:w="1489"/>
+            <w:tcBorders>
+              <w:top w:val="single" w:color="BFBFBF" w:sz="4"/>
+              <w:left w:val="single" w:color="BFBFBF" w:sz="4"/>
+              <w:bottom w:val="single" w:color="BFBFBF" w:sz="4"/>
+              <w:right w:val="single" w:color="BFBFBF" w:sz="4"/>
+            </w:tcBorders>
+            <w:tcMar>
+              <w:top w:type="dxa" w:w="40"/>
+              <w:left w:type="dxa" w:w="80"/>
+              <w:bottom w:type="dxa" w:w="40"/>
+              <w:right w:type="dxa" w:w="80"/>
+            </w:tcMar>
+          </w:tcPr>
+          <w:p>
+            <w:pPr>
+              <w:spacing w:after="0" w:before="0" w:line="260"/>
+            </w:pPr>
+            <w:r>
+              <w:rPr>
+                <w:rFonts w:ascii="맑은 고딕" w:cs="맑은 고딕" w:eastAsia="맑은 고딕" w:hAnsi="맑은 고딕"/>
+                <w:b w:val="false"/>
+                <w:bCs w:val="false"/>
+                <w:sz w:val="18"/>
+                <w:szCs w:val="18"/>
+              </w:rPr>
+              <w:t xml:space="preserve">+157 · +95행 ↑ 나빠짐</w:t>
+            </w:r>
+          </w:p>
+        </w:tc>
+      </w:tr>
+      <w:tr>
+        <w:trPr>
+          <w:tblHeader w:val="false"/>
+        </w:trPr>
+        <w:tc>
+          <w:tcPr>
+            <w:tcW w:type="dxa" w:w="2278"/>
+            <w:tcBorders>
+              <w:top w:val="single" w:color="BFBFBF" w:sz="4"/>
+              <w:left w:val="single" w:color="BFBFBF" w:sz="4"/>
+              <w:bottom w:val="single" w:color="BFBFBF" w:sz="4"/>
+              <w:right w:val="single" w:color="BFBFBF" w:sz="4"/>
+            </w:tcBorders>
+            <w:tcMar>
+              <w:top w:type="dxa" w:w="40"/>
+              <w:left w:type="dxa" w:w="80"/>
+              <w:bottom w:type="dxa" w:w="40"/>
+              <w:right w:type="dxa" w:w="80"/>
+            </w:tcMar>
+          </w:tcPr>
+          <w:p>
+            <w:pPr>
+              <w:spacing w:after="0" w:before="0" w:line="260"/>
+            </w:pPr>
+            <w:r>
+              <w:rPr>
+                <w:rFonts w:ascii="맑은 고딕" w:cs="맑은 고딕" w:eastAsia="맑은 고딕" w:hAnsi="맑은 고딕"/>
+                <w:b w:val="false"/>
+                <w:bCs w:val="false"/>
+                <w:sz w:val="18"/>
+                <w:szCs w:val="18"/>
+              </w:rPr>
+              <w:t xml:space="preserve">위반 탐지 (유형 무관)</w:t>
+            </w:r>
+          </w:p>
+        </w:tc>
+        <w:tc>
+          <w:tcPr>
+            <w:tcW w:type="dxa" w:w="1665"/>
+            <w:tcBorders>
+              <w:top w:val="single" w:color="BFBFBF" w:sz="4"/>
+              <w:left w:val="single" w:color="BFBFBF" w:sz="4"/>
+              <w:bottom w:val="single" w:color="BFBFBF" w:sz="4"/>
+              <w:right w:val="single" w:color="BFBFBF" w:sz="4"/>
+            </w:tcBorders>
+            <w:tcMar>
+              <w:top w:type="dxa" w:w="40"/>
+              <w:left w:type="dxa" w:w="80"/>
+              <w:bottom w:type="dxa" w:w="40"/>
+              <w:right w:type="dxa" w:w="80"/>
+            </w:tcMar>
+          </w:tcPr>
+          <w:p>
+            <w:pPr>
+              <w:spacing w:after="0" w:before="0" w:line="260"/>
+            </w:pPr>
+            <w:r>
+              <w:rPr>
+                <w:rFonts w:ascii="맑은 고딕" w:cs="맑은 고딕" w:eastAsia="맑은 고딕" w:hAnsi="맑은 고딕"/>
+                <w:b w:val="false"/>
+                <w:bCs w:val="false"/>
+                <w:sz w:val="18"/>
+                <w:szCs w:val="18"/>
+              </w:rPr>
+              <w:t xml:space="preserve">88.3%</w:t>
+            </w:r>
+          </w:p>
+        </w:tc>
+        <w:tc>
+          <w:tcPr>
+            <w:tcW w:type="dxa" w:w="1402"/>
+            <w:tcBorders>
+              <w:top w:val="single" w:color="BFBFBF" w:sz="4"/>
+              <w:left w:val="single" w:color="BFBFBF" w:sz="4"/>
+              <w:bottom w:val="single" w:color="BFBFBF" w:sz="4"/>
+              <w:right w:val="single" w:color="BFBFBF" w:sz="4"/>
+            </w:tcBorders>
+            <w:tcMar>
+              <w:top w:type="dxa" w:w="40"/>
+              <w:left w:type="dxa" w:w="80"/>
+              <w:bottom w:type="dxa" w:w="40"/>
+              <w:right w:type="dxa" w:w="80"/>
+            </w:tcMar>
+          </w:tcPr>
+          <w:p>
+            <w:pPr>
+              <w:spacing w:after="0" w:before="0" w:line="260"/>
+            </w:pPr>
+            <w:r>
+              <w:rPr>
+                <w:rFonts w:ascii="맑은 고딕" w:cs="맑은 고딕" w:eastAsia="맑은 고딕" w:hAnsi="맑은 고딕"/>
+                <w:b w:val="false"/>
+                <w:bCs w:val="false"/>
+                <w:sz w:val="18"/>
+                <w:szCs w:val="18"/>
+              </w:rPr>
+              <w:t xml:space="preserve">88.3%</w:t>
+            </w:r>
+          </w:p>
+        </w:tc>
+        <w:tc>
+          <w:tcPr>
+            <w:tcW w:type="dxa" w:w="1402"/>
+            <w:tcBorders>
+              <w:top w:val="single" w:color="BFBFBF" w:sz="4"/>
+              <w:left w:val="single" w:color="BFBFBF" w:sz="4"/>
+              <w:bottom w:val="single" w:color="BFBFBF" w:sz="4"/>
+              <w:right w:val="single" w:color="BFBFBF" w:sz="4"/>
+            </w:tcBorders>
+            <w:tcMar>
+              <w:top w:type="dxa" w:w="40"/>
+              <w:left w:type="dxa" w:w="80"/>
+              <w:bottom w:type="dxa" w:w="40"/>
+              <w:right w:type="dxa" w:w="80"/>
+            </w:tcMar>
+          </w:tcPr>
+          <w:p>
+            <w:pPr>
+              <w:spacing w:after="0" w:before="0" w:line="260"/>
+            </w:pPr>
+            <w:r>
+              <w:rPr>
+                <w:rFonts w:ascii="맑은 고딕" w:cs="맑은 고딕" w:eastAsia="맑은 고딕" w:hAnsi="맑은 고딕"/>
+                <w:b w:val="false"/>
+                <w:bCs w:val="false"/>
+                <w:sz w:val="18"/>
+                <w:szCs w:val="18"/>
+              </w:rPr>
+              <w:t xml:space="preserve">78.8%</w:t>
+            </w:r>
+          </w:p>
+        </w:tc>
+        <w:tc>
+          <w:tcPr>
+            <w:tcW w:type="dxa" w:w="1402"/>
+            <w:tcBorders>
+              <w:top w:val="single" w:color="BFBFBF" w:sz="4"/>
+              <w:left w:val="single" w:color="BFBFBF" w:sz="4"/>
+              <w:bottom w:val="single" w:color="BFBFBF" w:sz="4"/>
+              <w:right w:val="single" w:color="BFBFBF" w:sz="4"/>
+            </w:tcBorders>
+            <w:tcMar>
+              <w:top w:type="dxa" w:w="40"/>
+              <w:left w:type="dxa" w:w="80"/>
+              <w:bottom w:type="dxa" w:w="40"/>
+              <w:right w:type="dxa" w:w="80"/>
+            </w:tcMar>
+          </w:tcPr>
+          <w:p>
+            <w:pPr>
+              <w:spacing w:after="0" w:before="0" w:line="260"/>
+            </w:pPr>
+            <w:r>
+              <w:rPr>
+                <w:rFonts w:ascii="맑은 고딕" w:cs="맑은 고딕" w:eastAsia="맑은 고딕" w:hAnsi="맑은 고딕"/>
+                <w:b w:val="false"/>
+                <w:bCs w:val="false"/>
+                <w:sz w:val="18"/>
+                <w:szCs w:val="18"/>
+              </w:rPr>
+              <w:t xml:space="preserve">82.5%</w:t>
+            </w:r>
+          </w:p>
+        </w:tc>
+        <w:tc>
+          <w:tcPr>
+            <w:tcW w:type="dxa" w:w="1489"/>
+            <w:tcBorders>
+              <w:top w:val="single" w:color="BFBFBF" w:sz="4"/>
+              <w:left w:val="single" w:color="BFBFBF" w:sz="4"/>
+              <w:bottom w:val="single" w:color="BFBFBF" w:sz="4"/>
+              <w:right w:val="single" w:color="BFBFBF" w:sz="4"/>
+            </w:tcBorders>
+            <w:tcMar>
+              <w:top w:type="dxa" w:w="40"/>
+              <w:left w:type="dxa" w:w="80"/>
+              <w:bottom w:type="dxa" w:w="40"/>
+              <w:right w:type="dxa" w:w="80"/>
+            </w:tcMar>
+          </w:tcPr>
+          <w:p>
+            <w:pPr>
+              <w:spacing w:after="0" w:before="0" w:line="260"/>
+            </w:pPr>
+            <w:r>
+              <w:rPr>
+                <w:rFonts w:ascii="맑은 고딕" w:cs="맑은 고딕" w:eastAsia="맑은 고딕" w:hAnsi="맑은 고딕"/>
+                <w:b w:val="false"/>
+                <w:bCs w:val="false"/>
+                <w:sz w:val="18"/>
+                <w:szCs w:val="18"/>
+              </w:rPr>
+              <w:t xml:space="preserve">−9.5 · −5.8%p</w:t>
+            </w:r>
+          </w:p>
+        </w:tc>
+      </w:tr>
+      <w:tr>
+        <w:trPr>
+          <w:tblHeader w:val="false"/>
+        </w:trPr>
+        <w:tc>
+          <w:tcPr>
+            <w:tcW w:type="dxa" w:w="2278"/>
+            <w:tcBorders>
+              <w:top w:val="single" w:color="BFBFBF" w:sz="4"/>
+              <w:left w:val="single" w:color="BFBFBF" w:sz="4"/>
+              <w:bottom w:val="single" w:color="BFBFBF" w:sz="4"/>
+              <w:right w:val="single" w:color="BFBFBF" w:sz="4"/>
+            </w:tcBorders>
+            <w:tcMar>
+              <w:top w:type="dxa" w:w="40"/>
+              <w:left w:type="dxa" w:w="80"/>
+              <w:bottom w:type="dxa" w:w="40"/>
+              <w:right w:type="dxa" w:w="80"/>
+            </w:tcMar>
+          </w:tcPr>
+          <w:p>
+            <w:pPr>
+              <w:spacing w:after="0" w:before="0" w:line="260"/>
+            </w:pPr>
+            <w:r>
+              <w:rPr>
+                <w:rFonts w:ascii="맑은 고딕" w:cs="맑은 고딕" w:eastAsia="맑은 고딕" w:hAnsi="맑은 고딕"/>
+                <w:b w:val="false"/>
+                <w:bCs w:val="false"/>
+                <w:sz w:val="18"/>
+                <w:szCs w:val="18"/>
+              </w:rPr>
+              <w:t xml:space="preserve">정답 유형 적중</w:t>
+            </w:r>
+          </w:p>
+        </w:tc>
+        <w:tc>
+          <w:tcPr>
+            <w:tcW w:type="dxa" w:w="1665"/>
+            <w:tcBorders>
+              <w:top w:val="single" w:color="BFBFBF" w:sz="4"/>
+              <w:left w:val="single" w:color="BFBFBF" w:sz="4"/>
+              <w:bottom w:val="single" w:color="BFBFBF" w:sz="4"/>
+              <w:right w:val="single" w:color="BFBFBF" w:sz="4"/>
+            </w:tcBorders>
+            <w:tcMar>
+              <w:top w:type="dxa" w:w="40"/>
+              <w:left w:type="dxa" w:w="80"/>
+              <w:bottom w:type="dxa" w:w="40"/>
+              <w:right w:type="dxa" w:w="80"/>
+            </w:tcMar>
+          </w:tcPr>
+          <w:p>
+            <w:pPr>
+              <w:spacing w:after="0" w:before="0" w:line="260"/>
+            </w:pPr>
+            <w:r>
+              <w:rPr>
+                <w:rFonts w:ascii="맑은 고딕" w:cs="맑은 고딕" w:eastAsia="맑은 고딕" w:hAnsi="맑은 고딕"/>
+                <w:b w:val="false"/>
+                <w:bCs w:val="false"/>
+                <w:sz w:val="18"/>
+                <w:szCs w:val="18"/>
+              </w:rPr>
+              <w:t xml:space="preserve">49.6%</w:t>
+            </w:r>
+          </w:p>
+        </w:tc>
+        <w:tc>
+          <w:tcPr>
+            <w:tcW w:type="dxa" w:w="1402"/>
+            <w:tcBorders>
+              <w:top w:val="single" w:color="BFBFBF" w:sz="4"/>
+              <w:left w:val="single" w:color="BFBFBF" w:sz="4"/>
+              <w:bottom w:val="single" w:color="BFBFBF" w:sz="4"/>
+              <w:right w:val="single" w:color="BFBFBF" w:sz="4"/>
+            </w:tcBorders>
+            <w:tcMar>
+              <w:top w:type="dxa" w:w="40"/>
+              <w:left w:type="dxa" w:w="80"/>
+              <w:bottom w:type="dxa" w:w="40"/>
+              <w:right w:type="dxa" w:w="80"/>
+            </w:tcMar>
+          </w:tcPr>
+          <w:p>
+            <w:pPr>
+              <w:spacing w:after="0" w:before="0" w:line="260"/>
+            </w:pPr>
+            <w:r>
+              <w:rPr>
+                <w:rFonts w:ascii="맑은 고딕" w:cs="맑은 고딕" w:eastAsia="맑은 고딕" w:hAnsi="맑은 고딕"/>
+                <w:b w:val="false"/>
+                <w:bCs w:val="false"/>
+                <w:sz w:val="18"/>
+                <w:szCs w:val="18"/>
+              </w:rPr>
+              <w:t xml:space="preserve">49.3%</w:t>
+            </w:r>
+          </w:p>
+        </w:tc>
+        <w:tc>
+          <w:tcPr>
+            <w:tcW w:type="dxa" w:w="1402"/>
+            <w:tcBorders>
+              <w:top w:val="single" w:color="BFBFBF" w:sz="4"/>
+              <w:left w:val="single" w:color="BFBFBF" w:sz="4"/>
+              <w:bottom w:val="single" w:color="BFBFBF" w:sz="4"/>
+              <w:right w:val="single" w:color="BFBFBF" w:sz="4"/>
+            </w:tcBorders>
+            <w:tcMar>
+              <w:top w:type="dxa" w:w="40"/>
+              <w:left w:type="dxa" w:w="80"/>
+              <w:bottom w:type="dxa" w:w="40"/>
+              <w:right w:type="dxa" w:w="80"/>
+            </w:tcMar>
+          </w:tcPr>
+          <w:p>
+            <w:pPr>
+              <w:spacing w:after="0" w:before="0" w:line="260"/>
+            </w:pPr>
+            <w:r>
+              <w:rPr>
+                <w:rFonts w:ascii="맑은 고딕" w:cs="맑은 고딕" w:eastAsia="맑은 고딕" w:hAnsi="맑은 고딕"/>
+                <w:b w:val="false"/>
+                <w:bCs w:val="false"/>
+                <w:sz w:val="18"/>
+                <w:szCs w:val="18"/>
+              </w:rPr>
+              <w:t xml:space="preserve">48.3%</w:t>
+            </w:r>
+          </w:p>
+        </w:tc>
+        <w:tc>
+          <w:tcPr>
+            <w:tcW w:type="dxa" w:w="1402"/>
+            <w:tcBorders>
+              <w:top w:val="single" w:color="BFBFBF" w:sz="4"/>
+              <w:left w:val="single" w:color="BFBFBF" w:sz="4"/>
+              <w:bottom w:val="single" w:color="BFBFBF" w:sz="4"/>
+              <w:right w:val="single" w:color="BFBFBF" w:sz="4"/>
+            </w:tcBorders>
+            <w:tcMar>
+              <w:top w:type="dxa" w:w="40"/>
+              <w:left w:type="dxa" w:w="80"/>
+              <w:bottom w:type="dxa" w:w="40"/>
+              <w:right w:type="dxa" w:w="80"/>
+            </w:tcMar>
+          </w:tcPr>
+          <w:p>
+            <w:pPr>
+              <w:spacing w:after="0" w:before="0" w:line="260"/>
+            </w:pPr>
+            <w:r>
+              <w:rPr>
+                <w:rFonts w:ascii="맑은 고딕" w:cs="맑은 고딕" w:eastAsia="맑은 고딕" w:hAnsi="맑은 고딕"/>
+                <w:b w:val="false"/>
+                <w:bCs w:val="false"/>
+                <w:sz w:val="18"/>
+                <w:szCs w:val="18"/>
+              </w:rPr>
+              <w:t xml:space="preserve">50.3%</w:t>
+            </w:r>
+          </w:p>
+        </w:tc>
+        <w:tc>
+          <w:tcPr>
+            <w:tcW w:type="dxa" w:w="1489"/>
+            <w:tcBorders>
+              <w:top w:val="single" w:color="BFBFBF" w:sz="4"/>
+              <w:left w:val="single" w:color="BFBFBF" w:sz="4"/>
+              <w:bottom w:val="single" w:color="BFBFBF" w:sz="4"/>
+              <w:right w:val="single" w:color="BFBFBF" w:sz="4"/>
+            </w:tcBorders>
+            <w:tcMar>
+              <w:top w:type="dxa" w:w="40"/>
+              <w:left w:type="dxa" w:w="80"/>
+              <w:bottom w:type="dxa" w:w="40"/>
+              <w:right w:type="dxa" w:w="80"/>
+            </w:tcMar>
+          </w:tcPr>
+          <w:p>
+            <w:pPr>
+              <w:spacing w:after="0" w:before="0" w:line="260"/>
+            </w:pPr>
+            <w:r>
+              <w:rPr>
+                <w:rFonts w:ascii="맑은 고딕" w:cs="맑은 고딕" w:eastAsia="맑은 고딕" w:hAnsi="맑은 고딕"/>
+                <w:b w:val="false"/>
+                <w:bCs w:val="false"/>
+                <w:sz w:val="18"/>
+                <w:szCs w:val="18"/>
+              </w:rPr>
+              <w:t xml:space="preserve">−1.0 · +1.0%p 그대로</w:t>
+            </w:r>
+          </w:p>
+        </w:tc>
+      </w:tr>
+      <w:tr>
+        <w:trPr>
+          <w:tblHeader w:val="false"/>
+        </w:trPr>
+        <w:tc>
+          <w:tcPr>
+            <w:tcW w:type="dxa" w:w="2278"/>
+            <w:tcBorders>
+              <w:top w:val="single" w:color="BFBFBF" w:sz="4"/>
+              <w:left w:val="single" w:color="BFBFBF" w:sz="4"/>
+              <w:bottom w:val="single" w:color="BFBFBF" w:sz="4"/>
+              <w:right w:val="single" w:color="BFBFBF" w:sz="4"/>
+            </w:tcBorders>
+            <w:tcMar>
+              <w:top w:type="dxa" w:w="40"/>
+              <w:left w:type="dxa" w:w="80"/>
+              <w:bottom w:type="dxa" w:w="40"/>
+              <w:right w:type="dxa" w:w="80"/>
+            </w:tcMar>
+          </w:tcPr>
+          <w:p>
+            <w:pPr>
+              <w:spacing w:after="0" w:before="0" w:line="260"/>
+            </w:pPr>
+            <w:r>
+              <w:rPr>
+                <w:rFonts w:ascii="맑은 고딕" w:cs="맑은 고딕" w:eastAsia="맑은 고딕" w:hAnsi="맑은 고딕"/>
+                <w:b w:val="false"/>
+                <w:bCs w:val="false"/>
+                <w:sz w:val="18"/>
+                <w:szCs w:val="18"/>
+              </w:rPr>
+              <w:t xml:space="preserve">F3 적법 오탐</w:t>
+            </w:r>
+          </w:p>
+        </w:tc>
+        <w:tc>
+          <w:tcPr>
+            <w:tcW w:type="dxa" w:w="1665"/>
+            <w:tcBorders>
+              <w:top w:val="single" w:color="BFBFBF" w:sz="4"/>
+              <w:left w:val="single" w:color="BFBFBF" w:sz="4"/>
+              <w:bottom w:val="single" w:color="BFBFBF" w:sz="4"/>
+              <w:right w:val="single" w:color="BFBFBF" w:sz="4"/>
+            </w:tcBorders>
+            <w:tcMar>
+              <w:top w:type="dxa" w:w="40"/>
+              <w:left w:type="dxa" w:w="80"/>
+              <w:bottom w:type="dxa" w:w="40"/>
+              <w:right w:type="dxa" w:w="80"/>
+            </w:tcMar>
+          </w:tcPr>
+          <w:p>
+            <w:pPr>
+              <w:spacing w:after="0" w:before="0" w:line="260"/>
+            </w:pPr>
+            <w:r>
+              <w:rPr>
+                <w:rFonts w:ascii="맑은 고딕" w:cs="맑은 고딕" w:eastAsia="맑은 고딕" w:hAnsi="맑은 고딕"/>
+                <w:b w:val="false"/>
+                <w:bCs w:val="false"/>
+                <w:sz w:val="18"/>
+                <w:szCs w:val="18"/>
+              </w:rPr>
+              <w:t xml:space="preserve">수정문구 72.2% · L 9/10</w:t>
+            </w:r>
+          </w:p>
+        </w:tc>
+        <w:tc>
+          <w:tcPr>
+            <w:tcW w:type="dxa" w:w="1402"/>
+            <w:tcBorders>
+              <w:top w:val="single" w:color="BFBFBF" w:sz="4"/>
+              <w:left w:val="single" w:color="BFBFBF" w:sz="4"/>
+              <w:bottom w:val="single" w:color="BFBFBF" w:sz="4"/>
+              <w:right w:val="single" w:color="BFBFBF" w:sz="4"/>
+            </w:tcBorders>
+            <w:tcMar>
+              <w:top w:type="dxa" w:w="40"/>
+              <w:left w:type="dxa" w:w="80"/>
+              <w:bottom w:type="dxa" w:w="40"/>
+              <w:right w:type="dxa" w:w="80"/>
+            </w:tcMar>
+          </w:tcPr>
+          <w:p>
+            <w:pPr>
+              <w:spacing w:after="0" w:before="0" w:line="260"/>
+            </w:pPr>
+            <w:r>
+              <w:rPr>
+                <w:rFonts w:ascii="맑은 고딕" w:cs="맑은 고딕" w:eastAsia="맑은 고딕" w:hAnsi="맑은 고딕"/>
+                <w:b w:val="false"/>
+                <w:bCs w:val="false"/>
+                <w:sz w:val="18"/>
+                <w:szCs w:val="18"/>
+              </w:rPr>
+              <w:t xml:space="preserve">D · L 78.8% (334)</w:t>
+            </w:r>
+          </w:p>
+        </w:tc>
+        <w:tc>
+          <w:tcPr>
+            <w:tcW w:type="dxa" w:w="1402"/>
+            <w:tcBorders>
+              <w:top w:val="single" w:color="BFBFBF" w:sz="4"/>
+              <w:left w:val="single" w:color="BFBFBF" w:sz="4"/>
+              <w:bottom w:val="single" w:color="BFBFBF" w:sz="4"/>
+              <w:right w:val="single" w:color="BFBFBF" w:sz="4"/>
+            </w:tcBorders>
+            <w:tcMar>
+              <w:top w:type="dxa" w:w="40"/>
+              <w:left w:type="dxa" w:w="80"/>
+              <w:bottom w:type="dxa" w:w="40"/>
+              <w:right w:type="dxa" w:w="80"/>
+            </w:tcMar>
+          </w:tcPr>
+          <w:p>
+            <w:pPr>
+              <w:spacing w:after="0" w:before="0" w:line="260"/>
+            </w:pPr>
+            <w:r>
+              <w:rPr>
+                <w:rFonts w:ascii="맑은 고딕" w:cs="맑은 고딕" w:eastAsia="맑은 고딕" w:hAnsi="맑은 고딕"/>
+                <w:b w:val="false"/>
+                <w:bCs w:val="false"/>
+                <w:sz w:val="18"/>
+                <w:szCs w:val="18"/>
+              </w:rPr>
+              <w:t xml:space="preserve">61.8% (262)</w:t>
+            </w:r>
+          </w:p>
+        </w:tc>
+        <w:tc>
+          <w:tcPr>
+            <w:tcW w:type="dxa" w:w="1402"/>
+            <w:tcBorders>
+              <w:top w:val="single" w:color="BFBFBF" w:sz="4"/>
+              <w:left w:val="single" w:color="BFBFBF" w:sz="4"/>
+              <w:bottom w:val="single" w:color="BFBFBF" w:sz="4"/>
+              <w:right w:val="single" w:color="BFBFBF" w:sz="4"/>
+            </w:tcBorders>
+            <w:tcMar>
+              <w:top w:type="dxa" w:w="40"/>
+              <w:left w:type="dxa" w:w="80"/>
+              <w:bottom w:type="dxa" w:w="40"/>
+              <w:right w:type="dxa" w:w="80"/>
+            </w:tcMar>
+          </w:tcPr>
+          <w:p>
+            <w:pPr>
+              <w:spacing w:after="0" w:before="0" w:line="260"/>
+            </w:pPr>
+            <w:r>
+              <w:rPr>
+                <w:rFonts w:ascii="맑은 고딕" w:cs="맑은 고딕" w:eastAsia="맑은 고딕" w:hAnsi="맑은 고딕"/>
+                <w:b w:val="false"/>
+                <w:bCs w:val="false"/>
+                <w:sz w:val="18"/>
+                <w:szCs w:val="18"/>
+              </w:rPr>
+              <w:t xml:space="preserve">63.7% (270)</w:t>
+            </w:r>
+          </w:p>
+        </w:tc>
+        <w:tc>
+          <w:tcPr>
+            <w:tcW w:type="dxa" w:w="1489"/>
+            <w:tcBorders>
+              <w:top w:val="single" w:color="BFBFBF" w:sz="4"/>
+              <w:left w:val="single" w:color="BFBFBF" w:sz="4"/>
+              <w:bottom w:val="single" w:color="BFBFBF" w:sz="4"/>
+              <w:right w:val="single" w:color="BFBFBF" w:sz="4"/>
+            </w:tcBorders>
+            <w:tcMar>
+              <w:top w:type="dxa" w:w="40"/>
+              <w:left w:type="dxa" w:w="80"/>
+              <w:bottom w:type="dxa" w:w="40"/>
+              <w:right w:type="dxa" w:w="80"/>
+            </w:tcMar>
+          </w:tcPr>
+          <w:p>
+            <w:pPr>
+              <w:spacing w:after="0" w:before="0" w:line="260"/>
+            </w:pPr>
+            <w:r>
+              <w:rPr>
+                <w:rFonts w:ascii="맑은 고딕" w:cs="맑은 고딕" w:eastAsia="맑은 고딕" w:hAnsi="맑은 고딕"/>
+                <w:b w:val="false"/>
+                <w:bCs w:val="false"/>
+                <w:sz w:val="18"/>
+                <w:szCs w:val="18"/>
+              </w:rPr>
+              <w:t xml:space="preserve">−72 · −64행 ↓ 좋아짐</w:t>
+            </w:r>
+          </w:p>
+        </w:tc>
+      </w:tr>
+      <w:tr>
+        <w:trPr>
+          <w:tblHeader w:val="false"/>
+        </w:trPr>
+        <w:tc>
+          <w:tcPr>
+            <w:tcW w:type="dxa" w:w="2278"/>
+            <w:tcBorders>
+              <w:top w:val="single" w:color="BFBFBF" w:sz="4"/>
+              <w:left w:val="single" w:color="BFBFBF" w:sz="4"/>
+              <w:bottom w:val="single" w:color="BFBFBF" w:sz="4"/>
+              <w:right w:val="single" w:color="BFBFBF" w:sz="4"/>
+            </w:tcBorders>
+            <w:tcMar>
+              <w:top w:type="dxa" w:w="40"/>
+              <w:left w:type="dxa" w:w="80"/>
+              <w:bottom w:type="dxa" w:w="40"/>
+              <w:right w:type="dxa" w:w="80"/>
+            </w:tcMar>
+          </w:tcPr>
+          <w:p>
+            <w:pPr>
+              <w:spacing w:after="0" w:before="0" w:line="260"/>
+            </w:pPr>
+            <w:r>
+              <w:rPr>
+                <w:rFonts w:ascii="맑은 고딕" w:cs="맑은 고딕" w:eastAsia="맑은 고딕" w:hAnsi="맑은 고딕"/>
+                <w:b w:val="false"/>
+                <w:bCs w:val="false"/>
+                <w:sz w:val="18"/>
+                <w:szCs w:val="18"/>
+              </w:rPr>
+              <w:t xml:space="preserve">「유형 없는 위반」 후보 (/131)</w:t>
+            </w:r>
+          </w:p>
+        </w:tc>
+        <w:tc>
+          <w:tcPr>
+            <w:tcW w:type="dxa" w:w="1665"/>
+            <w:tcBorders>
+              <w:top w:val="single" w:color="BFBFBF" w:sz="4"/>
+              <w:left w:val="single" w:color="BFBFBF" w:sz="4"/>
+              <w:bottom w:val="single" w:color="BFBFBF" w:sz="4"/>
+              <w:right w:val="single" w:color="BFBFBF" w:sz="4"/>
+            </w:tcBorders>
+            <w:tcMar>
+              <w:top w:type="dxa" w:w="40"/>
+              <w:left w:type="dxa" w:w="80"/>
+              <w:bottom w:type="dxa" w:w="40"/>
+              <w:right w:type="dxa" w:w="80"/>
+            </w:tcMar>
+          </w:tcPr>
+          <w:p>
+            <w:pPr>
+              <w:spacing w:after="0" w:before="0" w:line="260"/>
+            </w:pPr>
+            <w:r>
+              <w:rPr>
+                <w:rFonts w:ascii="맑은 고딕" w:cs="맑은 고딕" w:eastAsia="맑은 고딕" w:hAnsi="맑은 고딕"/>
+                <w:b w:val="false"/>
+                <w:bCs w:val="false"/>
+                <w:sz w:val="18"/>
+                <w:szCs w:val="18"/>
+              </w:rPr>
+              <w:t xml:space="preserve">—</w:t>
+            </w:r>
+          </w:p>
+        </w:tc>
+        <w:tc>
+          <w:tcPr>
+            <w:tcW w:type="dxa" w:w="1402"/>
+            <w:tcBorders>
+              <w:top w:val="single" w:color="BFBFBF" w:sz="4"/>
+              <w:left w:val="single" w:color="BFBFBF" w:sz="4"/>
+              <w:bottom w:val="single" w:color="BFBFBF" w:sz="4"/>
+              <w:right w:val="single" w:color="BFBFBF" w:sz="4"/>
+            </w:tcBorders>
+            <w:tcMar>
+              <w:top w:type="dxa" w:w="40"/>
+              <w:left w:type="dxa" w:w="80"/>
+              <w:bottom w:type="dxa" w:w="40"/>
+              <w:right w:type="dxa" w:w="80"/>
+            </w:tcMar>
+          </w:tcPr>
+          <w:p>
+            <w:pPr>
+              <w:spacing w:after="0" w:before="0" w:line="260"/>
+            </w:pPr>
+            <w:r>
+              <w:rPr>
+                <w:rFonts w:ascii="맑은 고딕" w:cs="맑은 고딕" w:eastAsia="맑은 고딕" w:hAnsi="맑은 고딕"/>
+                <w:b w:val="false"/>
+                <w:bCs w:val="false"/>
+                <w:sz w:val="18"/>
+                <w:szCs w:val="18"/>
+              </w:rPr>
+              <w:t xml:space="preserve">112</w:t>
+            </w:r>
+          </w:p>
+        </w:tc>
+        <w:tc>
+          <w:tcPr>
+            <w:tcW w:type="dxa" w:w="1402"/>
+            <w:tcBorders>
+              <w:top w:val="single" w:color="BFBFBF" w:sz="4"/>
+              <w:left w:val="single" w:color="BFBFBF" w:sz="4"/>
+              <w:bottom w:val="single" w:color="BFBFBF" w:sz="4"/>
+              <w:right w:val="single" w:color="BFBFBF" w:sz="4"/>
+            </w:tcBorders>
+            <w:tcMar>
+              <w:top w:type="dxa" w:w="40"/>
+              <w:left w:type="dxa" w:w="80"/>
+              <w:bottom w:type="dxa" w:w="40"/>
+              <w:right w:type="dxa" w:w="80"/>
+            </w:tcMar>
+          </w:tcPr>
+          <w:p>
+            <w:pPr>
+              <w:spacing w:after="0" w:before="0" w:line="260"/>
+            </w:pPr>
+            <w:r>
+              <w:rPr>
+                <w:rFonts w:ascii="맑은 고딕" w:cs="맑은 고딕" w:eastAsia="맑은 고딕" w:hAnsi="맑은 고딕"/>
+                <w:b w:val="false"/>
+                <w:bCs w:val="false"/>
+                <w:sz w:val="18"/>
+                <w:szCs w:val="18"/>
+              </w:rPr>
+              <w:t xml:space="preserve">77</w:t>
+            </w:r>
+          </w:p>
+        </w:tc>
+        <w:tc>
+          <w:tcPr>
+            <w:tcW w:type="dxa" w:w="1402"/>
+            <w:tcBorders>
+              <w:top w:val="single" w:color="BFBFBF" w:sz="4"/>
+              <w:left w:val="single" w:color="BFBFBF" w:sz="4"/>
+              <w:bottom w:val="single" w:color="BFBFBF" w:sz="4"/>
+              <w:right w:val="single" w:color="BFBFBF" w:sz="4"/>
+            </w:tcBorders>
+            <w:tcMar>
+              <w:top w:type="dxa" w:w="40"/>
+              <w:left w:type="dxa" w:w="80"/>
+              <w:bottom w:type="dxa" w:w="40"/>
+              <w:right w:type="dxa" w:w="80"/>
+            </w:tcMar>
+          </w:tcPr>
+          <w:p>
+            <w:pPr>
+              <w:spacing w:after="0" w:before="0" w:line="260"/>
+            </w:pPr>
+            <w:r>
+              <w:rPr>
+                <w:rFonts w:ascii="맑은 고딕" w:cs="맑은 고딕" w:eastAsia="맑은 고딕" w:hAnsi="맑은 고딕"/>
+                <w:b w:val="false"/>
+                <w:bCs w:val="false"/>
+                <w:sz w:val="18"/>
+                <w:szCs w:val="18"/>
+              </w:rPr>
+              <w:t xml:space="preserve">108</w:t>
+            </w:r>
+          </w:p>
+        </w:tc>
+        <w:tc>
+          <w:tcPr>
+            <w:tcW w:type="dxa" w:w="1489"/>
+            <w:tcBorders>
+              <w:top w:val="single" w:color="BFBFBF" w:sz="4"/>
+              <w:left w:val="single" w:color="BFBFBF" w:sz="4"/>
+              <w:bottom w:val="single" w:color="BFBFBF" w:sz="4"/>
+              <w:right w:val="single" w:color="BFBFBF" w:sz="4"/>
+            </w:tcBorders>
+            <w:tcMar>
+              <w:top w:type="dxa" w:w="40"/>
+              <w:left w:type="dxa" w:w="80"/>
+              <w:bottom w:type="dxa" w:w="40"/>
+              <w:right w:type="dxa" w:w="80"/>
+            </w:tcMar>
+          </w:tcPr>
+          <w:p>
+            <w:pPr>
+              <w:spacing w:after="0" w:before="0" w:line="260"/>
+            </w:pPr>
+            <w:r>
+              <w:rPr>
+                <w:rFonts w:ascii="맑은 고딕" w:cs="맑은 고딕" w:eastAsia="맑은 고딕" w:hAnsi="맑은 고딕"/>
+                <w:b w:val="false"/>
+                <w:bCs w:val="false"/>
+                <w:sz w:val="18"/>
+                <w:szCs w:val="18"/>
+              </w:rPr>
+              <w:t xml:space="preserve">−35 · −4</w:t>
+            </w:r>
+          </w:p>
+        </w:tc>
+      </w:tr>
+      <w:tr>
+        <w:trPr>
+          <w:tblHeader w:val="false"/>
+        </w:trPr>
+        <w:tc>
+          <w:tcPr>
+            <w:tcW w:type="dxa" w:w="2278"/>
+            <w:tcBorders>
+              <w:top w:val="single" w:color="BFBFBF" w:sz="4"/>
+              <w:left w:val="single" w:color="BFBFBF" w:sz="4"/>
+              <w:bottom w:val="single" w:color="BFBFBF" w:sz="4"/>
+              <w:right w:val="single" w:color="BFBFBF" w:sz="4"/>
+            </w:tcBorders>
+            <w:tcMar>
+              <w:top w:type="dxa" w:w="40"/>
+              <w:left w:type="dxa" w:w="80"/>
+              <w:bottom w:type="dxa" w:w="40"/>
+              <w:right w:type="dxa" w:w="80"/>
+            </w:tcMar>
+          </w:tcPr>
+          <w:p>
+            <w:pPr>
+              <w:spacing w:after="0" w:before="0" w:line="260"/>
+            </w:pPr>
+            <w:r>
+              <w:rPr>
+                <w:rFonts w:ascii="맑은 고딕" w:cs="맑은 고딕" w:eastAsia="맑은 고딕" w:hAnsi="맑은 고딕"/>
+                <w:b w:val="false"/>
+                <w:bCs w:val="false"/>
+                <w:sz w:val="18"/>
+                <w:szCs w:val="18"/>
+              </w:rPr>
+              <w:t xml:space="preserve">6종 PR-AUC</w:t>
+            </w:r>
+          </w:p>
+        </w:tc>
+        <w:tc>
+          <w:tcPr>
+            <w:tcW w:type="dxa" w:w="1665"/>
+            <w:tcBorders>
+              <w:top w:val="single" w:color="BFBFBF" w:sz="4"/>
+              <w:left w:val="single" w:color="BFBFBF" w:sz="4"/>
+              <w:bottom w:val="single" w:color="BFBFBF" w:sz="4"/>
+              <w:right w:val="single" w:color="BFBFBF" w:sz="4"/>
+            </w:tcBorders>
+            <w:tcMar>
+              <w:top w:type="dxa" w:w="40"/>
+              <w:left w:type="dxa" w:w="80"/>
+              <w:bottom w:type="dxa" w:w="40"/>
+              <w:right w:type="dxa" w:w="80"/>
+            </w:tcMar>
+          </w:tcPr>
+          <w:p>
+            <w:pPr>
+              <w:spacing w:after="0" w:before="0" w:line="260"/>
+            </w:pPr>
+            <w:r>
+              <w:rPr>
+                <w:rFonts w:ascii="맑은 고딕" w:cs="맑은 고딕" w:eastAsia="맑은 고딕" w:hAnsi="맑은 고딕"/>
+                <w:b w:val="false"/>
+                <w:bCs w:val="false"/>
+                <w:sz w:val="18"/>
+                <w:szCs w:val="18"/>
+              </w:rPr>
+              <w:t xml:space="preserve">0.433 (옛 채점 행)</w:t>
+            </w:r>
+          </w:p>
+        </w:tc>
+        <w:tc>
+          <w:tcPr>
+            <w:tcW w:type="dxa" w:w="1402"/>
+            <w:tcBorders>
+              <w:top w:val="single" w:color="BFBFBF" w:sz="4"/>
+              <w:left w:val="single" w:color="BFBFBF" w:sz="4"/>
+              <w:bottom w:val="single" w:color="BFBFBF" w:sz="4"/>
+              <w:right w:val="single" w:color="BFBFBF" w:sz="4"/>
+            </w:tcBorders>
+            <w:tcMar>
+              <w:top w:type="dxa" w:w="40"/>
+              <w:left w:type="dxa" w:w="80"/>
+              <w:bottom w:type="dxa" w:w="40"/>
+              <w:right w:type="dxa" w:w="80"/>
+            </w:tcMar>
+          </w:tcPr>
+          <w:p>
+            <w:pPr>
+              <w:spacing w:after="0" w:before="0" w:line="260"/>
+            </w:pPr>
+            <w:r>
+              <w:rPr>
+                <w:rFonts w:ascii="맑은 고딕" w:cs="맑은 고딕" w:eastAsia="맑은 고딕" w:hAnsi="맑은 고딕"/>
+                <w:b w:val="false"/>
+                <w:bCs w:val="false"/>
+                <w:sz w:val="18"/>
+                <w:szCs w:val="18"/>
+              </w:rPr>
+              <w:t xml:space="preserve">0.3797</w:t>
+            </w:r>
+          </w:p>
+        </w:tc>
+        <w:tc>
+          <w:tcPr>
+            <w:tcW w:type="dxa" w:w="1402"/>
+            <w:tcBorders>
+              <w:top w:val="single" w:color="BFBFBF" w:sz="4"/>
+              <w:left w:val="single" w:color="BFBFBF" w:sz="4"/>
+              <w:bottom w:val="single" w:color="BFBFBF" w:sz="4"/>
+              <w:right w:val="single" w:color="BFBFBF" w:sz="4"/>
+            </w:tcBorders>
+            <w:tcMar>
+              <w:top w:type="dxa" w:w="40"/>
+              <w:left w:type="dxa" w:w="80"/>
+              <w:bottom w:type="dxa" w:w="40"/>
+              <w:right w:type="dxa" w:w="80"/>
+            </w:tcMar>
+          </w:tcPr>
+          <w:p>
+            <w:pPr>
+              <w:spacing w:after="0" w:before="0" w:line="260"/>
+            </w:pPr>
+            <w:r>
+              <w:rPr>
+                <w:rFonts w:ascii="맑은 고딕" w:cs="맑은 고딕" w:eastAsia="맑은 고딕" w:hAnsi="맑은 고딕"/>
+                <w:b w:val="false"/>
+                <w:bCs w:val="false"/>
+                <w:sz w:val="18"/>
+                <w:szCs w:val="18"/>
+              </w:rPr>
+              <w:t xml:space="preserve">0.4139</w:t>
+            </w:r>
+          </w:p>
+        </w:tc>
+        <w:tc>
+          <w:tcPr>
+            <w:tcW w:type="dxa" w:w="1402"/>
+            <w:tcBorders>
+              <w:top w:val="single" w:color="BFBFBF" w:sz="4"/>
+              <w:left w:val="single" w:color="BFBFBF" w:sz="4"/>
+              <w:bottom w:val="single" w:color="BFBFBF" w:sz="4"/>
+              <w:right w:val="single" w:color="BFBFBF" w:sz="4"/>
+            </w:tcBorders>
+            <w:tcMar>
+              <w:top w:type="dxa" w:w="40"/>
+              <w:left w:type="dxa" w:w="80"/>
+              <w:bottom w:type="dxa" w:w="40"/>
+              <w:right w:type="dxa" w:w="80"/>
+            </w:tcMar>
+          </w:tcPr>
+          <w:p>
+            <w:pPr>
+              <w:spacing w:after="0" w:before="0" w:line="260"/>
+            </w:pPr>
+            <w:r>
+              <w:rPr>
+                <w:rFonts w:ascii="맑은 고딕" w:cs="맑은 고딕" w:eastAsia="맑은 고딕" w:hAnsi="맑은 고딕"/>
+                <w:b w:val="false"/>
+                <w:bCs w:val="false"/>
+                <w:sz w:val="18"/>
+                <w:szCs w:val="18"/>
+              </w:rPr>
+              <w:t xml:space="preserve">0.3778</w:t>
+            </w:r>
+          </w:p>
+        </w:tc>
+        <w:tc>
+          <w:tcPr>
+            <w:tcW w:type="dxa" w:w="1489"/>
+            <w:tcBorders>
+              <w:top w:val="single" w:color="BFBFBF" w:sz="4"/>
+              <w:left w:val="single" w:color="BFBFBF" w:sz="4"/>
+              <w:bottom w:val="single" w:color="BFBFBF" w:sz="4"/>
+              <w:right w:val="single" w:color="BFBFBF" w:sz="4"/>
+            </w:tcBorders>
+            <w:tcMar>
+              <w:top w:type="dxa" w:w="40"/>
+              <w:left w:type="dxa" w:w="80"/>
+              <w:bottom w:type="dxa" w:w="40"/>
+              <w:right w:type="dxa" w:w="80"/>
+            </w:tcMar>
+          </w:tcPr>
+          <w:p>
+            <w:pPr>
+              <w:spacing w:after="0" w:before="0" w:line="260"/>
+            </w:pPr>
+            <w:r>
+              <w:rPr>
+                <w:rFonts w:ascii="맑은 고딕" w:cs="맑은 고딕" w:eastAsia="맑은 고딕" w:hAnsi="맑은 고딕"/>
+                <w:b w:val="false"/>
+                <w:bCs w:val="false"/>
+                <w:sz w:val="18"/>
+                <w:szCs w:val="18"/>
+              </w:rPr>
+              <w:t xml:space="preserve">+0.034 · −0.002</w:t>
+            </w:r>
+          </w:p>
+        </w:tc>
+      </w:tr>
+    </w:tbl>
+    <w:p>
+      <w:pPr>
+        <w:spacing w:after="60" w:before="60" w:line="300"/>
+      </w:pPr>
+      <w:r>
+        <w:rPr>
+          <w:rFonts w:ascii="맑은 고딕" w:cs="맑은 고딕" w:eastAsia="맑은 고딕" w:hAnsi="맑은 고딕"/>
+          <w:color w:val="595959"/>
+          <w:sz w:val="18"/>
+          <w:szCs w:val="18"/>
+        </w:rPr>
+        <w:t xml:space="preserve">한계 문서의 F3 은 적법 수정문구 133 + 조건 L 10 이고, 새 골든의 적법 원천(D · L) 424 는 묶음이 달라 비율만 같은 뜻이다. F4 ~ F7(판정 로직에 붙였을 때)의 test 수는 그래프 배선 뒤 eval_graph 회차에서 나온다 — 그 전 dev 판정 로직 수는 §8.</w:t>
+      </w:r>
+    </w:p>
+    <w:p>
+      <w:pPr>
+        <w:spacing w:after="60" w:before="60" w:line="300"/>
+      </w:pPr>
+      <w:r>
+        <w:rPr>
+          <w:rFonts w:ascii="맑은 고딕" w:cs="맑은 고딕" w:eastAsia="맑은 고딕" w:hAnsi="맑은 고딕"/>
+          <w:b/>
+          <w:bCs/>
+          <w:sz w:val="20"/>
+          <w:szCs w:val="20"/>
+        </w:rPr>
+        <w:t xml:space="preserve">읽는 법 — </w:t>
+      </w:r>
+      <w:r>
+        <w:rPr>
+          <w:rFonts w:ascii="맑은 고딕" w:cs="맑은 고딕" w:eastAsia="맑은 고딕" w:hAnsi="맑은 고딕"/>
+          <w:sz w:val="20"/>
+          <w:szCs w:val="20"/>
+        </w:rPr>
+        <w:t xml:space="preserve">v10 은 문턱이 낮아(거짓_과장 · 소비자_기만 0.375) 많이 세우고 많이 틀렸다. D4-10 은 D-324 로 문턱이 올라가 적법 오탐과 유형 오인이 줄고, 그만큼 후보가 아예 안 서는 놓침이 늘었다. 맞는 유형까지 맞힌 비율(정답 유형 적중)은 두 판이 같은 50% 근처다. 첫 판정 자리인 (나) 모름 기준으로 보면 「유형은 덜 틀리고 적법은 덜 잡되, 위반 6% 를 더 놓친다」.</w:t>
+      </w:r>
+    </w:p>
+    <w:p>
+      <w:pPr>
+        <w:spacing w:after="80" w:before="180" w:line="300"/>
+      </w:pPr>
+      <w:r>
+        <w:rPr>
+          <w:rFonts w:ascii="맑은 고딕" w:cs="맑은 고딕" w:eastAsia="맑은 고딕" w:hAnsi="맑은 고딕"/>
+          <w:b/>
+          <w:bCs/>
+          <w:sz w:val="22"/>
+          <w:szCs w:val="22"/>
+        </w:rPr>
+        <w:t xml:space="preserve">10-3. 유형별 재현율 — 거짓_과장 쏠림 (한계 문서 C3 · C4)</w:t>
+      </w:r>
+    </w:p>
+    <w:tbl>
+      <w:tblPr>
+        <w:tblW w:type="dxa" w:w="9638"/>
+        <w:tblBorders>
+          <w:top w:val="single" w:color="auto" w:sz="4"/>
+          <w:left w:val="single" w:color="auto" w:sz="4"/>
+          <w:bottom w:val="single" w:color="auto" w:sz="4"/>
+          <w:right w:val="single" w:color="auto" w:sz="4"/>
+          <w:insideH w:val="single" w:color="auto" w:sz="4"/>
+          <w:insideV w:val="single" w:color="auto" w:sz="4"/>
+        </w:tblBorders>
+      </w:tblPr>
+      <w:tblGrid>
+        <w:gridCol w:w="3213"/>
+        <w:gridCol w:w="1285"/>
+        <w:gridCol w:w="1713"/>
+        <w:gridCol w:w="1713"/>
+        <w:gridCol w:w="1714"/>
+      </w:tblGrid>
+      <w:tr>
+        <w:trPr>
+          <w:tblHeader/>
+        </w:trPr>
+        <w:tc>
+          <w:tcPr>
+            <w:tcW w:type="dxa" w:w="3213"/>
+            <w:tcBorders>
+              <w:top w:val="single" w:color="BFBFBF" w:sz="4"/>
+              <w:left w:val="single" w:color="BFBFBF" w:sz="4"/>
+              <w:bottom w:val="single" w:color="BFBFBF" w:sz="4"/>
+              <w:right w:val="single" w:color="BFBFBF" w:sz="4"/>
+            </w:tcBorders>
+            <w:shd w:fill="EAF1FE" w:color="auto" w:val="clear"/>
+            <w:tcMar>
+              <w:top w:type="dxa" w:w="40"/>
+              <w:left w:type="dxa" w:w="80"/>
+              <w:bottom w:type="dxa" w:w="40"/>
+              <w:right w:type="dxa" w:w="80"/>
+            </w:tcMar>
+          </w:tcPr>
+          <w:p>
+            <w:pPr>
+              <w:spacing w:after="0" w:before="0" w:line="260"/>
+            </w:pPr>
+            <w:r>
+              <w:rPr>
+                <w:rFonts w:ascii="맑은 고딕" w:cs="맑은 고딕" w:eastAsia="맑은 고딕" w:hAnsi="맑은 고딕"/>
+                <w:b/>
+                <w:bCs/>
+                <w:sz w:val="18"/>
+                <w:szCs w:val="18"/>
+              </w:rPr>
+              <w:t xml:space="preserve">유형</w:t>
+            </w:r>
+          </w:p>
+        </w:tc>
+        <w:tc>
+          <w:tcPr>
+            <w:tcW w:type="dxa" w:w="1285"/>
+            <w:tcBorders>
+              <w:top w:val="single" w:color="BFBFBF" w:sz="4"/>
+              <w:left w:val="single" w:color="BFBFBF" w:sz="4"/>
+              <w:bottom w:val="single" w:color="BFBFBF" w:sz="4"/>
+              <w:right w:val="single" w:color="BFBFBF" w:sz="4"/>
+            </w:tcBorders>
+            <w:shd w:fill="EAF1FE" w:color="auto" w:val="clear"/>
+            <w:tcMar>
+              <w:top w:type="dxa" w:w="40"/>
+              <w:left w:type="dxa" w:w="80"/>
+              <w:bottom w:type="dxa" w:w="40"/>
+              <w:right w:type="dxa" w:w="80"/>
+            </w:tcMar>
+          </w:tcPr>
+          <w:p>
+            <w:pPr>
+              <w:spacing w:after="0" w:before="0" w:line="260"/>
+            </w:pPr>
+            <w:r>
+              <w:rPr>
+                <w:rFonts w:ascii="맑은 고딕" w:cs="맑은 고딕" w:eastAsia="맑은 고딕" w:hAnsi="맑은 고딕"/>
+                <w:b/>
+                <w:bCs/>
+                <w:sz w:val="18"/>
+                <w:szCs w:val="18"/>
+              </w:rPr>
+              <w:t xml:space="preserve">정답 행</w:t>
+            </w:r>
+          </w:p>
+        </w:tc>
+        <w:tc>
+          <w:tcPr>
+            <w:tcW w:type="dxa" w:w="1713"/>
+            <w:tcBorders>
+              <w:top w:val="single" w:color="BFBFBF" w:sz="4"/>
+              <w:left w:val="single" w:color="BFBFBF" w:sz="4"/>
+              <w:bottom w:val="single" w:color="BFBFBF" w:sz="4"/>
+              <w:right w:val="single" w:color="BFBFBF" w:sz="4"/>
+            </w:tcBorders>
+            <w:shd w:fill="EAF1FE" w:color="auto" w:val="clear"/>
+            <w:tcMar>
+              <w:top w:type="dxa" w:w="40"/>
+              <w:left w:type="dxa" w:w="80"/>
+              <w:bottom w:type="dxa" w:w="40"/>
+              <w:right w:type="dxa" w:w="80"/>
+            </w:tcMar>
+          </w:tcPr>
+          <w:p>
+            <w:pPr>
+              <w:spacing w:after="0" w:before="0" w:line="260"/>
+            </w:pPr>
+            <w:r>
+              <w:rPr>
+                <w:rFonts w:ascii="맑은 고딕" w:cs="맑은 고딕" w:eastAsia="맑은 고딕" w:hAnsi="맑은 고딕"/>
+                <w:b/>
+                <w:bCs/>
+                <w:sz w:val="18"/>
+                <w:szCs w:val="18"/>
+              </w:rPr>
+              <w:t xml:space="preserve">v10</w:t>
+            </w:r>
+          </w:p>
+        </w:tc>
+        <w:tc>
+          <w:tcPr>
+            <w:tcW w:type="dxa" w:w="1713"/>
+            <w:tcBorders>
+              <w:top w:val="single" w:color="BFBFBF" w:sz="4"/>
+              <w:left w:val="single" w:color="BFBFBF" w:sz="4"/>
+              <w:bottom w:val="single" w:color="BFBFBF" w:sz="4"/>
+              <w:right w:val="single" w:color="BFBFBF" w:sz="4"/>
+            </w:tcBorders>
+            <w:shd w:fill="EAF1FE" w:color="auto" w:val="clear"/>
+            <w:tcMar>
+              <w:top w:type="dxa" w:w="40"/>
+              <w:left w:type="dxa" w:w="80"/>
+              <w:bottom w:type="dxa" w:w="40"/>
+              <w:right w:type="dxa" w:w="80"/>
+            </w:tcMar>
+          </w:tcPr>
+          <w:p>
+            <w:pPr>
+              <w:spacing w:after="0" w:before="0" w:line="260"/>
+            </w:pPr>
+            <w:r>
+              <w:rPr>
+                <w:rFonts w:ascii="맑은 고딕" w:cs="맑은 고딕" w:eastAsia="맑은 고딕" w:hAnsi="맑은 고딕"/>
+                <w:b/>
+                <w:bCs/>
+                <w:sz w:val="18"/>
+                <w:szCs w:val="18"/>
+              </w:rPr>
+              <w:t xml:space="preserve">D4-10 (가)</w:t>
+            </w:r>
+          </w:p>
+        </w:tc>
+        <w:tc>
+          <w:tcPr>
+            <w:tcW w:type="dxa" w:w="1714"/>
+            <w:tcBorders>
+              <w:top w:val="single" w:color="BFBFBF" w:sz="4"/>
+              <w:left w:val="single" w:color="BFBFBF" w:sz="4"/>
+              <w:bottom w:val="single" w:color="BFBFBF" w:sz="4"/>
+              <w:right w:val="single" w:color="BFBFBF" w:sz="4"/>
+            </w:tcBorders>
+            <w:shd w:fill="EAF1FE" w:color="auto" w:val="clear"/>
+            <w:tcMar>
+              <w:top w:type="dxa" w:w="40"/>
+              <w:left w:type="dxa" w:w="80"/>
+              <w:bottom w:type="dxa" w:w="40"/>
+              <w:right w:type="dxa" w:w="80"/>
+            </w:tcMar>
+          </w:tcPr>
+          <w:p>
+            <w:pPr>
+              <w:spacing w:after="0" w:before="0" w:line="260"/>
+            </w:pPr>
+            <w:r>
+              <w:rPr>
+                <w:rFonts w:ascii="맑은 고딕" w:cs="맑은 고딕" w:eastAsia="맑은 고딕" w:hAnsi="맑은 고딕"/>
+                <w:b/>
+                <w:bCs/>
+                <w:sz w:val="18"/>
+                <w:szCs w:val="18"/>
+              </w:rPr>
+              <w:t xml:space="preserve">D4-10 (나)</w:t>
+            </w:r>
+          </w:p>
+        </w:tc>
+      </w:tr>
+      <w:tr>
+        <w:trPr>
+          <w:tblHeader w:val="false"/>
+        </w:trPr>
+        <w:tc>
+          <w:tcPr>
+            <w:tcW w:type="dxa" w:w="3213"/>
+            <w:tcBorders>
+              <w:top w:val="single" w:color="BFBFBF" w:sz="4"/>
+              <w:left w:val="single" w:color="BFBFBF" w:sz="4"/>
+              <w:bottom w:val="single" w:color="BFBFBF" w:sz="4"/>
+              <w:right w:val="single" w:color="BFBFBF" w:sz="4"/>
+            </w:tcBorders>
+            <w:tcMar>
+              <w:top w:type="dxa" w:w="40"/>
+              <w:left w:type="dxa" w:w="80"/>
+              <w:bottom w:type="dxa" w:w="40"/>
+              <w:right w:type="dxa" w:w="80"/>
+            </w:tcMar>
+          </w:tcPr>
+          <w:p>
+            <w:pPr>
+              <w:spacing w:after="0" w:before="0" w:line="260"/>
+            </w:pPr>
+            <w:r>
+              <w:rPr>
+                <w:rFonts w:ascii="맑은 고딕" w:cs="맑은 고딕" w:eastAsia="맑은 고딕" w:hAnsi="맑은 고딕"/>
+                <w:b w:val="false"/>
+                <w:bCs w:val="false"/>
+                <w:sz w:val="18"/>
+                <w:szCs w:val="18"/>
+              </w:rPr>
+              <w:t xml:space="preserve">건강기능식품_오인</w:t>
+            </w:r>
+          </w:p>
+        </w:tc>
+        <w:tc>
+          <w:tcPr>
+            <w:tcW w:type="dxa" w:w="1285"/>
+            <w:tcBorders>
+              <w:top w:val="single" w:color="BFBFBF" w:sz="4"/>
+              <w:left w:val="single" w:color="BFBFBF" w:sz="4"/>
+              <w:bottom w:val="single" w:color="BFBFBF" w:sz="4"/>
+              <w:right w:val="single" w:color="BFBFBF" w:sz="4"/>
+            </w:tcBorders>
+            <w:tcMar>
+              <w:top w:type="dxa" w:w="40"/>
+              <w:left w:type="dxa" w:w="80"/>
+              <w:bottom w:type="dxa" w:w="40"/>
+              <w:right w:type="dxa" w:w="80"/>
+            </w:tcMar>
+          </w:tcPr>
+          <w:p>
+            <w:pPr>
+              <w:spacing w:after="0" w:before="0" w:line="260"/>
+            </w:pPr>
+            <w:r>
+              <w:rPr>
+                <w:rFonts w:ascii="맑은 고딕" w:cs="맑은 고딕" w:eastAsia="맑은 고딕" w:hAnsi="맑은 고딕"/>
+                <w:b w:val="false"/>
+                <w:bCs w:val="false"/>
+                <w:sz w:val="18"/>
+                <w:szCs w:val="18"/>
+              </w:rPr>
+              <w:t xml:space="preserve">529</w:t>
+            </w:r>
+          </w:p>
+        </w:tc>
+        <w:tc>
+          <w:tcPr>
+            <w:tcW w:type="dxa" w:w="1713"/>
+            <w:tcBorders>
+              <w:top w:val="single" w:color="BFBFBF" w:sz="4"/>
+              <w:left w:val="single" w:color="BFBFBF" w:sz="4"/>
+              <w:bottom w:val="single" w:color="BFBFBF" w:sz="4"/>
+              <w:right w:val="single" w:color="BFBFBF" w:sz="4"/>
+            </w:tcBorders>
+            <w:tcMar>
+              <w:top w:type="dxa" w:w="40"/>
+              <w:left w:type="dxa" w:w="80"/>
+              <w:bottom w:type="dxa" w:w="40"/>
+              <w:right w:type="dxa" w:w="80"/>
+            </w:tcMar>
+          </w:tcPr>
+          <w:p>
+            <w:pPr>
+              <w:spacing w:after="0" w:before="0" w:line="260"/>
+            </w:pPr>
+            <w:r>
+              <w:rPr>
+                <w:rFonts w:ascii="맑은 고딕" w:cs="맑은 고딕" w:eastAsia="맑은 고딕" w:hAnsi="맑은 고딕"/>
+                <w:b w:val="false"/>
+                <w:bCs w:val="false"/>
+                <w:sz w:val="18"/>
+                <w:szCs w:val="18"/>
+              </w:rPr>
+              <w:t xml:space="preserve">40.5%</w:t>
+            </w:r>
+          </w:p>
+        </w:tc>
+        <w:tc>
+          <w:tcPr>
+            <w:tcW w:type="dxa" w:w="1713"/>
+            <w:tcBorders>
+              <w:top w:val="single" w:color="BFBFBF" w:sz="4"/>
+              <w:left w:val="single" w:color="BFBFBF" w:sz="4"/>
+              <w:bottom w:val="single" w:color="BFBFBF" w:sz="4"/>
+              <w:right w:val="single" w:color="BFBFBF" w:sz="4"/>
+            </w:tcBorders>
+            <w:tcMar>
+              <w:top w:type="dxa" w:w="40"/>
+              <w:left w:type="dxa" w:w="80"/>
+              <w:bottom w:type="dxa" w:w="40"/>
+              <w:right w:type="dxa" w:w="80"/>
+            </w:tcMar>
+          </w:tcPr>
+          <w:p>
+            <w:pPr>
+              <w:spacing w:after="0" w:before="0" w:line="260"/>
+            </w:pPr>
+            <w:r>
+              <w:rPr>
+                <w:rFonts w:ascii="맑은 고딕" w:cs="맑은 고딕" w:eastAsia="맑은 고딕" w:hAnsi="맑은 고딕"/>
+                <w:b w:val="false"/>
+                <w:bCs w:val="false"/>
+                <w:sz w:val="18"/>
+                <w:szCs w:val="18"/>
+              </w:rPr>
+              <w:t xml:space="preserve">45.4% ↑</w:t>
+            </w:r>
+          </w:p>
+        </w:tc>
+        <w:tc>
+          <w:tcPr>
+            <w:tcW w:type="dxa" w:w="1714"/>
+            <w:tcBorders>
+              <w:top w:val="single" w:color="BFBFBF" w:sz="4"/>
+              <w:left w:val="single" w:color="BFBFBF" w:sz="4"/>
+              <w:bottom w:val="single" w:color="BFBFBF" w:sz="4"/>
+              <w:right w:val="single" w:color="BFBFBF" w:sz="4"/>
+            </w:tcBorders>
+            <w:tcMar>
+              <w:top w:type="dxa" w:w="40"/>
+              <w:left w:type="dxa" w:w="80"/>
+              <w:bottom w:type="dxa" w:w="40"/>
+              <w:right w:type="dxa" w:w="80"/>
+            </w:tcMar>
+          </w:tcPr>
+          <w:p>
+            <w:pPr>
+              <w:spacing w:after="0" w:before="0" w:line="260"/>
+            </w:pPr>
+            <w:r>
+              <w:rPr>
+                <w:rFonts w:ascii="맑은 고딕" w:cs="맑은 고딕" w:eastAsia="맑은 고딕" w:hAnsi="맑은 고딕"/>
+                <w:b w:val="false"/>
+                <w:bCs w:val="false"/>
+                <w:sz w:val="18"/>
+                <w:szCs w:val="18"/>
+              </w:rPr>
+              <w:t xml:space="preserve">48.6% ↑</w:t>
+            </w:r>
+          </w:p>
+        </w:tc>
+      </w:tr>
+      <w:tr>
+        <w:trPr>
+          <w:tblHeader w:val="false"/>
+        </w:trPr>
+        <w:tc>
+          <w:tcPr>
+            <w:tcW w:type="dxa" w:w="3213"/>
+            <w:tcBorders>
+              <w:top w:val="single" w:color="BFBFBF" w:sz="4"/>
+              <w:left w:val="single" w:color="BFBFBF" w:sz="4"/>
+              <w:bottom w:val="single" w:color="BFBFBF" w:sz="4"/>
+              <w:right w:val="single" w:color="BFBFBF" w:sz="4"/>
+            </w:tcBorders>
+            <w:tcMar>
+              <w:top w:type="dxa" w:w="40"/>
+              <w:left w:type="dxa" w:w="80"/>
+              <w:bottom w:type="dxa" w:w="40"/>
+              <w:right w:type="dxa" w:w="80"/>
+            </w:tcMar>
+          </w:tcPr>
+          <w:p>
+            <w:pPr>
+              <w:spacing w:after="0" w:before="0" w:line="260"/>
+            </w:pPr>
+            <w:r>
+              <w:rPr>
+                <w:rFonts w:ascii="맑은 고딕" w:cs="맑은 고딕" w:eastAsia="맑은 고딕" w:hAnsi="맑은 고딕"/>
+                <w:b w:val="false"/>
+                <w:bCs w:val="false"/>
+                <w:sz w:val="18"/>
+                <w:szCs w:val="18"/>
+              </w:rPr>
+              <w:t xml:space="preserve">의약품_오인</w:t>
+            </w:r>
+          </w:p>
+        </w:tc>
+        <w:tc>
+          <w:tcPr>
+            <w:tcW w:type="dxa" w:w="1285"/>
+            <w:tcBorders>
+              <w:top w:val="single" w:color="BFBFBF" w:sz="4"/>
+              <w:left w:val="single" w:color="BFBFBF" w:sz="4"/>
+              <w:bottom w:val="single" w:color="BFBFBF" w:sz="4"/>
+              <w:right w:val="single" w:color="BFBFBF" w:sz="4"/>
+            </w:tcBorders>
+            <w:tcMar>
+              <w:top w:type="dxa" w:w="40"/>
+              <w:left w:type="dxa" w:w="80"/>
+              <w:bottom w:type="dxa" w:w="40"/>
+              <w:right w:type="dxa" w:w="80"/>
+            </w:tcMar>
+          </w:tcPr>
+          <w:p>
+            <w:pPr>
+              <w:spacing w:after="0" w:before="0" w:line="260"/>
+            </w:pPr>
+            <w:r>
+              <w:rPr>
+                <w:rFonts w:ascii="맑은 고딕" w:cs="맑은 고딕" w:eastAsia="맑은 고딕" w:hAnsi="맑은 고딕"/>
+                <w:b w:val="false"/>
+                <w:bCs w:val="false"/>
+                <w:sz w:val="18"/>
+                <w:szCs w:val="18"/>
+              </w:rPr>
+              <w:t xml:space="preserve">93</w:t>
+            </w:r>
+          </w:p>
+        </w:tc>
+        <w:tc>
+          <w:tcPr>
+            <w:tcW w:type="dxa" w:w="1713"/>
+            <w:tcBorders>
+              <w:top w:val="single" w:color="BFBFBF" w:sz="4"/>
+              <w:left w:val="single" w:color="BFBFBF" w:sz="4"/>
+              <w:bottom w:val="single" w:color="BFBFBF" w:sz="4"/>
+              <w:right w:val="single" w:color="BFBFBF" w:sz="4"/>
+            </w:tcBorders>
+            <w:tcMar>
+              <w:top w:type="dxa" w:w="40"/>
+              <w:left w:type="dxa" w:w="80"/>
+              <w:bottom w:type="dxa" w:w="40"/>
+              <w:right w:type="dxa" w:w="80"/>
+            </w:tcMar>
+          </w:tcPr>
+          <w:p>
+            <w:pPr>
+              <w:spacing w:after="0" w:before="0" w:line="260"/>
+            </w:pPr>
+            <w:r>
+              <w:rPr>
+                <w:rFonts w:ascii="맑은 고딕" w:cs="맑은 고딕" w:eastAsia="맑은 고딕" w:hAnsi="맑은 고딕"/>
+                <w:b w:val="false"/>
+                <w:bCs w:val="false"/>
+                <w:sz w:val="18"/>
+                <w:szCs w:val="18"/>
+              </w:rPr>
+              <w:t xml:space="preserve">32.3%</w:t>
+            </w:r>
+          </w:p>
+        </w:tc>
+        <w:tc>
+          <w:tcPr>
+            <w:tcW w:type="dxa" w:w="1713"/>
+            <w:tcBorders>
+              <w:top w:val="single" w:color="BFBFBF" w:sz="4"/>
+              <w:left w:val="single" w:color="BFBFBF" w:sz="4"/>
+              <w:bottom w:val="single" w:color="BFBFBF" w:sz="4"/>
+              <w:right w:val="single" w:color="BFBFBF" w:sz="4"/>
+            </w:tcBorders>
+            <w:tcMar>
+              <w:top w:type="dxa" w:w="40"/>
+              <w:left w:type="dxa" w:w="80"/>
+              <w:bottom w:type="dxa" w:w="40"/>
+              <w:right w:type="dxa" w:w="80"/>
+            </w:tcMar>
+          </w:tcPr>
+          <w:p>
+            <w:pPr>
+              <w:spacing w:after="0" w:before="0" w:line="260"/>
+            </w:pPr>
+            <w:r>
+              <w:rPr>
+                <w:rFonts w:ascii="맑은 고딕" w:cs="맑은 고딕" w:eastAsia="맑은 고딕" w:hAnsi="맑은 고딕"/>
+                <w:b w:val="false"/>
+                <w:bCs w:val="false"/>
+                <w:sz w:val="18"/>
+                <w:szCs w:val="18"/>
+              </w:rPr>
+              <w:t xml:space="preserve">49.5% ↑</w:t>
+            </w:r>
+          </w:p>
+        </w:tc>
+        <w:tc>
+          <w:tcPr>
+            <w:tcW w:type="dxa" w:w="1714"/>
+            <w:tcBorders>
+              <w:top w:val="single" w:color="BFBFBF" w:sz="4"/>
+              <w:left w:val="single" w:color="BFBFBF" w:sz="4"/>
+              <w:bottom w:val="single" w:color="BFBFBF" w:sz="4"/>
+              <w:right w:val="single" w:color="BFBFBF" w:sz="4"/>
+            </w:tcBorders>
+            <w:tcMar>
+              <w:top w:type="dxa" w:w="40"/>
+              <w:left w:type="dxa" w:w="80"/>
+              <w:bottom w:type="dxa" w:w="40"/>
+              <w:right w:type="dxa" w:w="80"/>
+            </w:tcMar>
+          </w:tcPr>
+          <w:p>
+            <w:pPr>
+              <w:spacing w:after="0" w:before="0" w:line="260"/>
+            </w:pPr>
+            <w:r>
+              <w:rPr>
+                <w:rFonts w:ascii="맑은 고딕" w:cs="맑은 고딕" w:eastAsia="맑은 고딕" w:hAnsi="맑은 고딕"/>
+                <w:b w:val="false"/>
+                <w:bCs w:val="false"/>
+                <w:sz w:val="18"/>
+                <w:szCs w:val="18"/>
+              </w:rPr>
+              <w:t xml:space="preserve">48.4% ↑</w:t>
+            </w:r>
+          </w:p>
+        </w:tc>
+      </w:tr>
+      <w:tr>
+        <w:trPr>
+          <w:tblHeader w:val="false"/>
+        </w:trPr>
+        <w:tc>
+          <w:tcPr>
+            <w:tcW w:type="dxa" w:w="3213"/>
+            <w:tcBorders>
+              <w:top w:val="single" w:color="BFBFBF" w:sz="4"/>
+              <w:left w:val="single" w:color="BFBFBF" w:sz="4"/>
+              <w:bottom w:val="single" w:color="BFBFBF" w:sz="4"/>
+              <w:right w:val="single" w:color="BFBFBF" w:sz="4"/>
+            </w:tcBorders>
+            <w:tcMar>
+              <w:top w:type="dxa" w:w="40"/>
+              <w:left w:type="dxa" w:w="80"/>
+              <w:bottom w:type="dxa" w:w="40"/>
+              <w:right w:type="dxa" w:w="80"/>
+            </w:tcMar>
+          </w:tcPr>
+          <w:p>
+            <w:pPr>
+              <w:spacing w:after="0" w:before="0" w:line="260"/>
+            </w:pPr>
+            <w:r>
+              <w:rPr>
+                <w:rFonts w:ascii="맑은 고딕" w:cs="맑은 고딕" w:eastAsia="맑은 고딕" w:hAnsi="맑은 고딕"/>
+                <w:b w:val="false"/>
+                <w:bCs w:val="false"/>
+                <w:sz w:val="18"/>
+                <w:szCs w:val="18"/>
+              </w:rPr>
+              <w:t xml:space="preserve">비방광고 *</w:t>
+            </w:r>
+          </w:p>
+        </w:tc>
+        <w:tc>
+          <w:tcPr>
+            <w:tcW w:type="dxa" w:w="1285"/>
+            <w:tcBorders>
+              <w:top w:val="single" w:color="BFBFBF" w:sz="4"/>
+              <w:left w:val="single" w:color="BFBFBF" w:sz="4"/>
+              <w:bottom w:val="single" w:color="BFBFBF" w:sz="4"/>
+              <w:right w:val="single" w:color="BFBFBF" w:sz="4"/>
+            </w:tcBorders>
+            <w:tcMar>
+              <w:top w:type="dxa" w:w="40"/>
+              <w:left w:type="dxa" w:w="80"/>
+              <w:bottom w:type="dxa" w:w="40"/>
+              <w:right w:type="dxa" w:w="80"/>
+            </w:tcMar>
+          </w:tcPr>
+          <w:p>
+            <w:pPr>
+              <w:spacing w:after="0" w:before="0" w:line="260"/>
+            </w:pPr>
+            <w:r>
+              <w:rPr>
+                <w:rFonts w:ascii="맑은 고딕" w:cs="맑은 고딕" w:eastAsia="맑은 고딕" w:hAnsi="맑은 고딕"/>
+                <w:b w:val="false"/>
+                <w:bCs w:val="false"/>
+                <w:sz w:val="18"/>
+                <w:szCs w:val="18"/>
+              </w:rPr>
+              <w:t xml:space="preserve">203</w:t>
+            </w:r>
+          </w:p>
+        </w:tc>
+        <w:tc>
+          <w:tcPr>
+            <w:tcW w:type="dxa" w:w="1713"/>
+            <w:tcBorders>
+              <w:top w:val="single" w:color="BFBFBF" w:sz="4"/>
+              <w:left w:val="single" w:color="BFBFBF" w:sz="4"/>
+              <w:bottom w:val="single" w:color="BFBFBF" w:sz="4"/>
+              <w:right w:val="single" w:color="BFBFBF" w:sz="4"/>
+            </w:tcBorders>
+            <w:tcMar>
+              <w:top w:type="dxa" w:w="40"/>
+              <w:left w:type="dxa" w:w="80"/>
+              <w:bottom w:type="dxa" w:w="40"/>
+              <w:right w:type="dxa" w:w="80"/>
+            </w:tcMar>
+          </w:tcPr>
+          <w:p>
+            <w:pPr>
+              <w:spacing w:after="0" w:before="0" w:line="260"/>
+            </w:pPr>
+            <w:r>
+              <w:rPr>
+                <w:rFonts w:ascii="맑은 고딕" w:cs="맑은 고딕" w:eastAsia="맑은 고딕" w:hAnsi="맑은 고딕"/>
+                <w:b w:val="false"/>
+                <w:bCs w:val="false"/>
+                <w:sz w:val="18"/>
+                <w:szCs w:val="18"/>
+              </w:rPr>
+              <w:t xml:space="preserve">17.2%</w:t>
+            </w:r>
+          </w:p>
+        </w:tc>
+        <w:tc>
+          <w:tcPr>
+            <w:tcW w:type="dxa" w:w="1713"/>
+            <w:tcBorders>
+              <w:top w:val="single" w:color="BFBFBF" w:sz="4"/>
+              <w:left w:val="single" w:color="BFBFBF" w:sz="4"/>
+              <w:bottom w:val="single" w:color="BFBFBF" w:sz="4"/>
+              <w:right w:val="single" w:color="BFBFBF" w:sz="4"/>
+            </w:tcBorders>
+            <w:tcMar>
+              <w:top w:type="dxa" w:w="40"/>
+              <w:left w:type="dxa" w:w="80"/>
+              <w:bottom w:type="dxa" w:w="40"/>
+              <w:right w:type="dxa" w:w="80"/>
+            </w:tcMar>
+          </w:tcPr>
+          <w:p>
+            <w:pPr>
+              <w:spacing w:after="0" w:before="0" w:line="260"/>
+            </w:pPr>
+            <w:r>
+              <w:rPr>
+                <w:rFonts w:ascii="맑은 고딕" w:cs="맑은 고딕" w:eastAsia="맑은 고딕" w:hAnsi="맑은 고딕"/>
+                <w:b w:val="false"/>
+                <w:bCs w:val="false"/>
+                <w:sz w:val="18"/>
+                <w:szCs w:val="18"/>
+              </w:rPr>
+              <w:t xml:space="preserve">26.1% ↑</w:t>
+            </w:r>
+          </w:p>
+        </w:tc>
+        <w:tc>
+          <w:tcPr>
+            <w:tcW w:type="dxa" w:w="1714"/>
+            <w:tcBorders>
+              <w:top w:val="single" w:color="BFBFBF" w:sz="4"/>
+              <w:left w:val="single" w:color="BFBFBF" w:sz="4"/>
+              <w:bottom w:val="single" w:color="BFBFBF" w:sz="4"/>
+              <w:right w:val="single" w:color="BFBFBF" w:sz="4"/>
+            </w:tcBorders>
+            <w:tcMar>
+              <w:top w:type="dxa" w:w="40"/>
+              <w:left w:type="dxa" w:w="80"/>
+              <w:bottom w:type="dxa" w:w="40"/>
+              <w:right w:type="dxa" w:w="80"/>
+            </w:tcMar>
+          </w:tcPr>
+          <w:p>
+            <w:pPr>
+              <w:spacing w:after="0" w:before="0" w:line="260"/>
+            </w:pPr>
+            <w:r>
+              <w:rPr>
+                <w:rFonts w:ascii="맑은 고딕" w:cs="맑은 고딕" w:eastAsia="맑은 고딕" w:hAnsi="맑은 고딕"/>
+                <w:b w:val="false"/>
+                <w:bCs w:val="false"/>
+                <w:sz w:val="18"/>
+                <w:szCs w:val="18"/>
+              </w:rPr>
+              <w:t xml:space="preserve">45.3% ↑</w:t>
+            </w:r>
+          </w:p>
+        </w:tc>
+      </w:tr>
+      <w:tr>
+        <w:trPr>
+          <w:tblHeader w:val="false"/>
+        </w:trPr>
+        <w:tc>
+          <w:tcPr>
+            <w:tcW w:type="dxa" w:w="3213"/>
+            <w:tcBorders>
+              <w:top w:val="single" w:color="BFBFBF" w:sz="4"/>
+              <w:left w:val="single" w:color="BFBFBF" w:sz="4"/>
+              <w:bottom w:val="single" w:color="BFBFBF" w:sz="4"/>
+              <w:right w:val="single" w:color="BFBFBF" w:sz="4"/>
+            </w:tcBorders>
+            <w:tcMar>
+              <w:top w:type="dxa" w:w="40"/>
+              <w:left w:type="dxa" w:w="80"/>
+              <w:bottom w:type="dxa" w:w="40"/>
+              <w:right w:type="dxa" w:w="80"/>
+            </w:tcMar>
+          </w:tcPr>
+          <w:p>
+            <w:pPr>
+              <w:spacing w:after="0" w:before="0" w:line="260"/>
+            </w:pPr>
+            <w:r>
+              <w:rPr>
+                <w:rFonts w:ascii="맑은 고딕" w:cs="맑은 고딕" w:eastAsia="맑은 고딕" w:hAnsi="맑은 고딕"/>
+                <w:b w:val="false"/>
+                <w:bCs w:val="false"/>
+                <w:sz w:val="18"/>
+                <w:szCs w:val="18"/>
+              </w:rPr>
+              <w:t xml:space="preserve">후기_체험기_기만 *</w:t>
+            </w:r>
+          </w:p>
+        </w:tc>
+        <w:tc>
+          <w:tcPr>
+            <w:tcW w:type="dxa" w:w="1285"/>
+            <w:tcBorders>
+              <w:top w:val="single" w:color="BFBFBF" w:sz="4"/>
+              <w:left w:val="single" w:color="BFBFBF" w:sz="4"/>
+              <w:bottom w:val="single" w:color="BFBFBF" w:sz="4"/>
+              <w:right w:val="single" w:color="BFBFBF" w:sz="4"/>
+            </w:tcBorders>
+            <w:tcMar>
+              <w:top w:type="dxa" w:w="40"/>
+              <w:left w:type="dxa" w:w="80"/>
+              <w:bottom w:type="dxa" w:w="40"/>
+              <w:right w:type="dxa" w:w="80"/>
+            </w:tcMar>
+          </w:tcPr>
+          <w:p>
+            <w:pPr>
+              <w:spacing w:after="0" w:before="0" w:line="260"/>
+            </w:pPr>
+            <w:r>
+              <w:rPr>
+                <w:rFonts w:ascii="맑은 고딕" w:cs="맑은 고딕" w:eastAsia="맑은 고딕" w:hAnsi="맑은 고딕"/>
+                <w:b w:val="false"/>
+                <w:bCs w:val="false"/>
+                <w:sz w:val="18"/>
+                <w:szCs w:val="18"/>
+              </w:rPr>
+              <w:t xml:space="preserve">35</w:t>
+            </w:r>
+          </w:p>
+        </w:tc>
+        <w:tc>
+          <w:tcPr>
+            <w:tcW w:type="dxa" w:w="1713"/>
+            <w:tcBorders>
+              <w:top w:val="single" w:color="BFBFBF" w:sz="4"/>
+              <w:left w:val="single" w:color="BFBFBF" w:sz="4"/>
+              <w:bottom w:val="single" w:color="BFBFBF" w:sz="4"/>
+              <w:right w:val="single" w:color="BFBFBF" w:sz="4"/>
+            </w:tcBorders>
+            <w:tcMar>
+              <w:top w:type="dxa" w:w="40"/>
+              <w:left w:type="dxa" w:w="80"/>
+              <w:bottom w:type="dxa" w:w="40"/>
+              <w:right w:type="dxa" w:w="80"/>
+            </w:tcMar>
+          </w:tcPr>
+          <w:p>
+            <w:pPr>
+              <w:spacing w:after="0" w:before="0" w:line="260"/>
+            </w:pPr>
+            <w:r>
+              <w:rPr>
+                <w:rFonts w:ascii="맑은 고딕" w:cs="맑은 고딕" w:eastAsia="맑은 고딕" w:hAnsi="맑은 고딕"/>
+                <w:b w:val="false"/>
+                <w:bCs w:val="false"/>
+                <w:sz w:val="18"/>
+                <w:szCs w:val="18"/>
+              </w:rPr>
+              <w:t xml:space="preserve">17.1%</w:t>
+            </w:r>
+          </w:p>
+        </w:tc>
+        <w:tc>
+          <w:tcPr>
+            <w:tcW w:type="dxa" w:w="1713"/>
+            <w:tcBorders>
+              <w:top w:val="single" w:color="BFBFBF" w:sz="4"/>
+              <w:left w:val="single" w:color="BFBFBF" w:sz="4"/>
+              <w:bottom w:val="single" w:color="BFBFBF" w:sz="4"/>
+              <w:right w:val="single" w:color="BFBFBF" w:sz="4"/>
+            </w:tcBorders>
+            <w:tcMar>
+              <w:top w:type="dxa" w:w="40"/>
+              <w:left w:type="dxa" w:w="80"/>
+              <w:bottom w:type="dxa" w:w="40"/>
+              <w:right w:type="dxa" w:w="80"/>
+            </w:tcMar>
+          </w:tcPr>
+          <w:p>
+            <w:pPr>
+              <w:spacing w:after="0" w:before="0" w:line="260"/>
+            </w:pPr>
+            <w:r>
+              <w:rPr>
+                <w:rFonts w:ascii="맑은 고딕" w:cs="맑은 고딕" w:eastAsia="맑은 고딕" w:hAnsi="맑은 고딕"/>
+                <w:b w:val="false"/>
+                <w:bCs w:val="false"/>
+                <w:sz w:val="18"/>
+                <w:szCs w:val="18"/>
+              </w:rPr>
+              <w:t xml:space="preserve">34.3% ↑</w:t>
+            </w:r>
+          </w:p>
+        </w:tc>
+        <w:tc>
+          <w:tcPr>
+            <w:tcW w:type="dxa" w:w="1714"/>
+            <w:tcBorders>
+              <w:top w:val="single" w:color="BFBFBF" w:sz="4"/>
+              <w:left w:val="single" w:color="BFBFBF" w:sz="4"/>
+              <w:bottom w:val="single" w:color="BFBFBF" w:sz="4"/>
+              <w:right w:val="single" w:color="BFBFBF" w:sz="4"/>
+            </w:tcBorders>
+            <w:tcMar>
+              <w:top w:type="dxa" w:w="40"/>
+              <w:left w:type="dxa" w:w="80"/>
+              <w:bottom w:type="dxa" w:w="40"/>
+              <w:right w:type="dxa" w:w="80"/>
+            </w:tcMar>
+          </w:tcPr>
+          <w:p>
+            <w:pPr>
+              <w:spacing w:after="0" w:before="0" w:line="260"/>
+            </w:pPr>
+            <w:r>
+              <w:rPr>
+                <w:rFonts w:ascii="맑은 고딕" w:cs="맑은 고딕" w:eastAsia="맑은 고딕" w:hAnsi="맑은 고딕"/>
+                <w:b w:val="false"/>
+                <w:bCs w:val="false"/>
+                <w:sz w:val="18"/>
+                <w:szCs w:val="18"/>
+              </w:rPr>
+              <w:t xml:space="preserve">11.4% ↓</w:t>
+            </w:r>
+          </w:p>
+        </w:tc>
+      </w:tr>
+      <w:tr>
+        <w:trPr>
+          <w:tblHeader w:val="false"/>
+        </w:trPr>
+        <w:tc>
+          <w:tcPr>
+            <w:tcW w:type="dxa" w:w="3213"/>
+            <w:tcBorders>
+              <w:top w:val="single" w:color="BFBFBF" w:sz="4"/>
+              <w:left w:val="single" w:color="BFBFBF" w:sz="4"/>
+              <w:bottom w:val="single" w:color="BFBFBF" w:sz="4"/>
+              <w:right w:val="single" w:color="BFBFBF" w:sz="4"/>
+            </w:tcBorders>
+            <w:tcMar>
+              <w:top w:type="dxa" w:w="40"/>
+              <w:left w:type="dxa" w:w="80"/>
+              <w:bottom w:type="dxa" w:w="40"/>
+              <w:right w:type="dxa" w:w="80"/>
+            </w:tcMar>
+          </w:tcPr>
+          <w:p>
+            <w:pPr>
+              <w:spacing w:after="0" w:before="0" w:line="260"/>
+            </w:pPr>
+            <w:r>
+              <w:rPr>
+                <w:rFonts w:ascii="맑은 고딕" w:cs="맑은 고딕" w:eastAsia="맑은 고딕" w:hAnsi="맑은 고딕"/>
+                <w:b w:val="false"/>
+                <w:bCs w:val="false"/>
+                <w:sz w:val="18"/>
+                <w:szCs w:val="18"/>
+              </w:rPr>
+              <w:t xml:space="preserve">부당_비교광고 *</w:t>
+            </w:r>
+          </w:p>
+        </w:tc>
+        <w:tc>
+          <w:tcPr>
+            <w:tcW w:type="dxa" w:w="1285"/>
+            <w:tcBorders>
+              <w:top w:val="single" w:color="BFBFBF" w:sz="4"/>
+              <w:left w:val="single" w:color="BFBFBF" w:sz="4"/>
+              <w:bottom w:val="single" w:color="BFBFBF" w:sz="4"/>
+              <w:right w:val="single" w:color="BFBFBF" w:sz="4"/>
+            </w:tcBorders>
+            <w:tcMar>
+              <w:top w:type="dxa" w:w="40"/>
+              <w:left w:type="dxa" w:w="80"/>
+              <w:bottom w:type="dxa" w:w="40"/>
+              <w:right w:type="dxa" w:w="80"/>
+            </w:tcMar>
+          </w:tcPr>
+          <w:p>
+            <w:pPr>
+              <w:spacing w:after="0" w:before="0" w:line="260"/>
+            </w:pPr>
+            <w:r>
+              <w:rPr>
+                <w:rFonts w:ascii="맑은 고딕" w:cs="맑은 고딕" w:eastAsia="맑은 고딕" w:hAnsi="맑은 고딕"/>
+                <w:b w:val="false"/>
+                <w:bCs w:val="false"/>
+                <w:sz w:val="18"/>
+                <w:szCs w:val="18"/>
+              </w:rPr>
+              <w:t xml:space="preserve">97</w:t>
+            </w:r>
+          </w:p>
+        </w:tc>
+        <w:tc>
+          <w:tcPr>
+            <w:tcW w:type="dxa" w:w="1713"/>
+            <w:tcBorders>
+              <w:top w:val="single" w:color="BFBFBF" w:sz="4"/>
+              <w:left w:val="single" w:color="BFBFBF" w:sz="4"/>
+              <w:bottom w:val="single" w:color="BFBFBF" w:sz="4"/>
+              <w:right w:val="single" w:color="BFBFBF" w:sz="4"/>
+            </w:tcBorders>
+            <w:tcMar>
+              <w:top w:type="dxa" w:w="40"/>
+              <w:left w:type="dxa" w:w="80"/>
+              <w:bottom w:type="dxa" w:w="40"/>
+              <w:right w:type="dxa" w:w="80"/>
+            </w:tcMar>
+          </w:tcPr>
+          <w:p>
+            <w:pPr>
+              <w:spacing w:after="0" w:before="0" w:line="260"/>
+            </w:pPr>
+            <w:r>
+              <w:rPr>
+                <w:rFonts w:ascii="맑은 고딕" w:cs="맑은 고딕" w:eastAsia="맑은 고딕" w:hAnsi="맑은 고딕"/>
+                <w:b w:val="false"/>
+                <w:bCs w:val="false"/>
+                <w:sz w:val="18"/>
+                <w:szCs w:val="18"/>
+              </w:rPr>
+              <w:t xml:space="preserve">8.2%</w:t>
+            </w:r>
+          </w:p>
+        </w:tc>
+        <w:tc>
+          <w:tcPr>
+            <w:tcW w:type="dxa" w:w="1713"/>
+            <w:tcBorders>
+              <w:top w:val="single" w:color="BFBFBF" w:sz="4"/>
+              <w:left w:val="single" w:color="BFBFBF" w:sz="4"/>
+              <w:bottom w:val="single" w:color="BFBFBF" w:sz="4"/>
+              <w:right w:val="single" w:color="BFBFBF" w:sz="4"/>
+            </w:tcBorders>
+            <w:tcMar>
+              <w:top w:type="dxa" w:w="40"/>
+              <w:left w:type="dxa" w:w="80"/>
+              <w:bottom w:type="dxa" w:w="40"/>
+              <w:right w:type="dxa" w:w="80"/>
+            </w:tcMar>
+          </w:tcPr>
+          <w:p>
+            <w:pPr>
+              <w:spacing w:after="0" w:before="0" w:line="260"/>
+            </w:pPr>
+            <w:r>
+              <w:rPr>
+                <w:rFonts w:ascii="맑은 고딕" w:cs="맑은 고딕" w:eastAsia="맑은 고딕" w:hAnsi="맑은 고딕"/>
+                <w:b w:val="false"/>
+                <w:bCs w:val="false"/>
+                <w:sz w:val="18"/>
+                <w:szCs w:val="18"/>
+              </w:rPr>
+              <w:t xml:space="preserve">16.5% ↑</w:t>
+            </w:r>
+          </w:p>
+        </w:tc>
+        <w:tc>
+          <w:tcPr>
+            <w:tcW w:type="dxa" w:w="1714"/>
+            <w:tcBorders>
+              <w:top w:val="single" w:color="BFBFBF" w:sz="4"/>
+              <w:left w:val="single" w:color="BFBFBF" w:sz="4"/>
+              <w:bottom w:val="single" w:color="BFBFBF" w:sz="4"/>
+              <w:right w:val="single" w:color="BFBFBF" w:sz="4"/>
+            </w:tcBorders>
+            <w:tcMar>
+              <w:top w:type="dxa" w:w="40"/>
+              <w:left w:type="dxa" w:w="80"/>
+              <w:bottom w:type="dxa" w:w="40"/>
+              <w:right w:type="dxa" w:w="80"/>
+            </w:tcMar>
+          </w:tcPr>
+          <w:p>
+            <w:pPr>
+              <w:spacing w:after="0" w:before="0" w:line="260"/>
+            </w:pPr>
+            <w:r>
+              <w:rPr>
+                <w:rFonts w:ascii="맑은 고딕" w:cs="맑은 고딕" w:eastAsia="맑은 고딕" w:hAnsi="맑은 고딕"/>
+                <w:b w:val="false"/>
+                <w:bCs w:val="false"/>
+                <w:sz w:val="18"/>
+                <w:szCs w:val="18"/>
+              </w:rPr>
+              <w:t xml:space="preserve">7.2% ↓</w:t>
+            </w:r>
+          </w:p>
+        </w:tc>
+      </w:tr>
+      <w:tr>
+        <w:trPr>
+          <w:tblHeader w:val="false"/>
+        </w:trPr>
+        <w:tc>
+          <w:tcPr>
+            <w:tcW w:type="dxa" w:w="3213"/>
+            <w:tcBorders>
+              <w:top w:val="single" w:color="BFBFBF" w:sz="4"/>
+              <w:left w:val="single" w:color="BFBFBF" w:sz="4"/>
+              <w:bottom w:val="single" w:color="BFBFBF" w:sz="4"/>
+              <w:right w:val="single" w:color="BFBFBF" w:sz="4"/>
+            </w:tcBorders>
+            <w:tcMar>
+              <w:top w:type="dxa" w:w="40"/>
+              <w:left w:type="dxa" w:w="80"/>
+              <w:bottom w:type="dxa" w:w="40"/>
+              <w:right w:type="dxa" w:w="80"/>
+            </w:tcMar>
+          </w:tcPr>
+          <w:p>
+            <w:pPr>
+              <w:spacing w:after="0" w:before="0" w:line="260"/>
+            </w:pPr>
+            <w:r>
+              <w:rPr>
+                <w:rFonts w:ascii="맑은 고딕" w:cs="맑은 고딕" w:eastAsia="맑은 고딕" w:hAnsi="맑은 고딕"/>
+                <w:b w:val="false"/>
+                <w:bCs w:val="false"/>
+                <w:sz w:val="18"/>
+                <w:szCs w:val="18"/>
+              </w:rPr>
+              <w:t xml:space="preserve">질병_예방치료_표방</w:t>
+            </w:r>
+          </w:p>
+        </w:tc>
+        <w:tc>
+          <w:tcPr>
+            <w:tcW w:type="dxa" w:w="1285"/>
+            <w:tcBorders>
+              <w:top w:val="single" w:color="BFBFBF" w:sz="4"/>
+              <w:left w:val="single" w:color="BFBFBF" w:sz="4"/>
+              <w:bottom w:val="single" w:color="BFBFBF" w:sz="4"/>
+              <w:right w:val="single" w:color="BFBFBF" w:sz="4"/>
+            </w:tcBorders>
+            <w:tcMar>
+              <w:top w:type="dxa" w:w="40"/>
+              <w:left w:type="dxa" w:w="80"/>
+              <w:bottom w:type="dxa" w:w="40"/>
+              <w:right w:type="dxa" w:w="80"/>
+            </w:tcMar>
+          </w:tcPr>
+          <w:p>
+            <w:pPr>
+              <w:spacing w:after="0" w:before="0" w:line="260"/>
+            </w:pPr>
+            <w:r>
+              <w:rPr>
+                <w:rFonts w:ascii="맑은 고딕" w:cs="맑은 고딕" w:eastAsia="맑은 고딕" w:hAnsi="맑은 고딕"/>
+                <w:b w:val="false"/>
+                <w:bCs w:val="false"/>
+                <w:sz w:val="18"/>
+                <w:szCs w:val="18"/>
+              </w:rPr>
+              <w:t xml:space="preserve">93</w:t>
+            </w:r>
+          </w:p>
+        </w:tc>
+        <w:tc>
+          <w:tcPr>
+            <w:tcW w:type="dxa" w:w="1713"/>
+            <w:tcBorders>
+              <w:top w:val="single" w:color="BFBFBF" w:sz="4"/>
+              <w:left w:val="single" w:color="BFBFBF" w:sz="4"/>
+              <w:bottom w:val="single" w:color="BFBFBF" w:sz="4"/>
+              <w:right w:val="single" w:color="BFBFBF" w:sz="4"/>
+            </w:tcBorders>
+            <w:tcMar>
+              <w:top w:type="dxa" w:w="40"/>
+              <w:left w:type="dxa" w:w="80"/>
+              <w:bottom w:type="dxa" w:w="40"/>
+              <w:right w:type="dxa" w:w="80"/>
+            </w:tcMar>
+          </w:tcPr>
+          <w:p>
+            <w:pPr>
+              <w:spacing w:after="0" w:before="0" w:line="260"/>
+            </w:pPr>
+            <w:r>
+              <w:rPr>
+                <w:rFonts w:ascii="맑은 고딕" w:cs="맑은 고딕" w:eastAsia="맑은 고딕" w:hAnsi="맑은 고딕"/>
+                <w:b w:val="false"/>
+                <w:bCs w:val="false"/>
+                <w:sz w:val="18"/>
+                <w:szCs w:val="18"/>
+              </w:rPr>
+              <w:t xml:space="preserve">54.8%</w:t>
+            </w:r>
+          </w:p>
+        </w:tc>
+        <w:tc>
+          <w:tcPr>
+            <w:tcW w:type="dxa" w:w="1713"/>
+            <w:tcBorders>
+              <w:top w:val="single" w:color="BFBFBF" w:sz="4"/>
+              <w:left w:val="single" w:color="BFBFBF" w:sz="4"/>
+              <w:bottom w:val="single" w:color="BFBFBF" w:sz="4"/>
+              <w:right w:val="single" w:color="BFBFBF" w:sz="4"/>
+            </w:tcBorders>
+            <w:tcMar>
+              <w:top w:type="dxa" w:w="40"/>
+              <w:left w:type="dxa" w:w="80"/>
+              <w:bottom w:type="dxa" w:w="40"/>
+              <w:right w:type="dxa" w:w="80"/>
+            </w:tcMar>
+          </w:tcPr>
+          <w:p>
+            <w:pPr>
+              <w:spacing w:after="0" w:before="0" w:line="260"/>
+            </w:pPr>
+            <w:r>
+              <w:rPr>
+                <w:rFonts w:ascii="맑은 고딕" w:cs="맑은 고딕" w:eastAsia="맑은 고딕" w:hAnsi="맑은 고딕"/>
+                <w:b w:val="false"/>
+                <w:bCs w:val="false"/>
+                <w:sz w:val="18"/>
+                <w:szCs w:val="18"/>
+              </w:rPr>
+              <w:t xml:space="preserve">49.5% ↓</w:t>
+            </w:r>
+          </w:p>
+        </w:tc>
+        <w:tc>
+          <w:tcPr>
+            <w:tcW w:type="dxa" w:w="1714"/>
+            <w:tcBorders>
+              <w:top w:val="single" w:color="BFBFBF" w:sz="4"/>
+              <w:left w:val="single" w:color="BFBFBF" w:sz="4"/>
+              <w:bottom w:val="single" w:color="BFBFBF" w:sz="4"/>
+              <w:right w:val="single" w:color="BFBFBF" w:sz="4"/>
+            </w:tcBorders>
+            <w:tcMar>
+              <w:top w:type="dxa" w:w="40"/>
+              <w:left w:type="dxa" w:w="80"/>
+              <w:bottom w:type="dxa" w:w="40"/>
+              <w:right w:type="dxa" w:w="80"/>
+            </w:tcMar>
+          </w:tcPr>
+          <w:p>
+            <w:pPr>
+              <w:spacing w:after="0" w:before="0" w:line="260"/>
+            </w:pPr>
+            <w:r>
+              <w:rPr>
+                <w:rFonts w:ascii="맑은 고딕" w:cs="맑은 고딕" w:eastAsia="맑은 고딕" w:hAnsi="맑은 고딕"/>
+                <w:b w:val="false"/>
+                <w:bCs w:val="false"/>
+                <w:sz w:val="18"/>
+                <w:szCs w:val="18"/>
+              </w:rPr>
+              <w:t xml:space="preserve">53.8%</w:t>
+            </w:r>
+          </w:p>
+        </w:tc>
+      </w:tr>
+      <w:tr>
+        <w:trPr>
+          <w:tblHeader w:val="false"/>
+        </w:trPr>
+        <w:tc>
+          <w:tcPr>
+            <w:tcW w:type="dxa" w:w="3213"/>
+            <w:tcBorders>
+              <w:top w:val="single" w:color="BFBFBF" w:sz="4"/>
+              <w:left w:val="single" w:color="BFBFBF" w:sz="4"/>
+              <w:bottom w:val="single" w:color="BFBFBF" w:sz="4"/>
+              <w:right w:val="single" w:color="BFBFBF" w:sz="4"/>
+            </w:tcBorders>
+            <w:tcMar>
+              <w:top w:type="dxa" w:w="40"/>
+              <w:left w:type="dxa" w:w="80"/>
+              <w:bottom w:type="dxa" w:w="40"/>
+              <w:right w:type="dxa" w:w="80"/>
+            </w:tcMar>
+          </w:tcPr>
+          <w:p>
+            <w:pPr>
+              <w:spacing w:after="0" w:before="0" w:line="260"/>
+            </w:pPr>
+            <w:r>
+              <w:rPr>
+                <w:rFonts w:ascii="맑은 고딕" w:cs="맑은 고딕" w:eastAsia="맑은 고딕" w:hAnsi="맑은 고딕"/>
+                <w:b w:val="false"/>
+                <w:bCs w:val="false"/>
+                <w:sz w:val="18"/>
+                <w:szCs w:val="18"/>
+              </w:rPr>
+              <w:t xml:space="preserve">소비자_기만</w:t>
+            </w:r>
+          </w:p>
+        </w:tc>
+        <w:tc>
+          <w:tcPr>
+            <w:tcW w:type="dxa" w:w="1285"/>
+            <w:tcBorders>
+              <w:top w:val="single" w:color="BFBFBF" w:sz="4"/>
+              <w:left w:val="single" w:color="BFBFBF" w:sz="4"/>
+              <w:bottom w:val="single" w:color="BFBFBF" w:sz="4"/>
+              <w:right w:val="single" w:color="BFBFBF" w:sz="4"/>
+            </w:tcBorders>
+            <w:tcMar>
+              <w:top w:type="dxa" w:w="40"/>
+              <w:left w:type="dxa" w:w="80"/>
+              <w:bottom w:type="dxa" w:w="40"/>
+              <w:right w:type="dxa" w:w="80"/>
+            </w:tcMar>
+          </w:tcPr>
+          <w:p>
+            <w:pPr>
+              <w:spacing w:after="0" w:before="0" w:line="260"/>
+            </w:pPr>
+            <w:r>
+              <w:rPr>
+                <w:rFonts w:ascii="맑은 고딕" w:cs="맑은 고딕" w:eastAsia="맑은 고딕" w:hAnsi="맑은 고딕"/>
+                <w:b w:val="false"/>
+                <w:bCs w:val="false"/>
+                <w:sz w:val="18"/>
+                <w:szCs w:val="18"/>
+              </w:rPr>
+              <w:t xml:space="preserve">214</w:t>
+            </w:r>
+          </w:p>
+        </w:tc>
+        <w:tc>
+          <w:tcPr>
+            <w:tcW w:type="dxa" w:w="1713"/>
+            <w:tcBorders>
+              <w:top w:val="single" w:color="BFBFBF" w:sz="4"/>
+              <w:left w:val="single" w:color="BFBFBF" w:sz="4"/>
+              <w:bottom w:val="single" w:color="BFBFBF" w:sz="4"/>
+              <w:right w:val="single" w:color="BFBFBF" w:sz="4"/>
+            </w:tcBorders>
+            <w:tcMar>
+              <w:top w:type="dxa" w:w="40"/>
+              <w:left w:type="dxa" w:w="80"/>
+              <w:bottom w:type="dxa" w:w="40"/>
+              <w:right w:type="dxa" w:w="80"/>
+            </w:tcMar>
+          </w:tcPr>
+          <w:p>
+            <w:pPr>
+              <w:spacing w:after="0" w:before="0" w:line="260"/>
+            </w:pPr>
+            <w:r>
+              <w:rPr>
+                <w:rFonts w:ascii="맑은 고딕" w:cs="맑은 고딕" w:eastAsia="맑은 고딕" w:hAnsi="맑은 고딕"/>
+                <w:b w:val="false"/>
+                <w:bCs w:val="false"/>
+                <w:sz w:val="18"/>
+                <w:szCs w:val="18"/>
+              </w:rPr>
+              <w:t xml:space="preserve">48.6%</w:t>
+            </w:r>
+          </w:p>
+        </w:tc>
+        <w:tc>
+          <w:tcPr>
+            <w:tcW w:type="dxa" w:w="1713"/>
+            <w:tcBorders>
+              <w:top w:val="single" w:color="BFBFBF" w:sz="4"/>
+              <w:left w:val="single" w:color="BFBFBF" w:sz="4"/>
+              <w:bottom w:val="single" w:color="BFBFBF" w:sz="4"/>
+              <w:right w:val="single" w:color="BFBFBF" w:sz="4"/>
+            </w:tcBorders>
+            <w:tcMar>
+              <w:top w:type="dxa" w:w="40"/>
+              <w:left w:type="dxa" w:w="80"/>
+              <w:bottom w:type="dxa" w:w="40"/>
+              <w:right w:type="dxa" w:w="80"/>
+            </w:tcMar>
+          </w:tcPr>
+          <w:p>
+            <w:pPr>
+              <w:spacing w:after="0" w:before="0" w:line="260"/>
+            </w:pPr>
+            <w:r>
+              <w:rPr>
+                <w:rFonts w:ascii="맑은 고딕" w:cs="맑은 고딕" w:eastAsia="맑은 고딕" w:hAnsi="맑은 고딕"/>
+                <w:b w:val="false"/>
+                <w:bCs w:val="false"/>
+                <w:sz w:val="18"/>
+                <w:szCs w:val="18"/>
+              </w:rPr>
+              <w:t xml:space="preserve">41.1% ↓</w:t>
+            </w:r>
+          </w:p>
+        </w:tc>
+        <w:tc>
+          <w:tcPr>
+            <w:tcW w:type="dxa" w:w="1714"/>
+            <w:tcBorders>
+              <w:top w:val="single" w:color="BFBFBF" w:sz="4"/>
+              <w:left w:val="single" w:color="BFBFBF" w:sz="4"/>
+              <w:bottom w:val="single" w:color="BFBFBF" w:sz="4"/>
+              <w:right w:val="single" w:color="BFBFBF" w:sz="4"/>
+            </w:tcBorders>
+            <w:tcMar>
+              <w:top w:type="dxa" w:w="40"/>
+              <w:left w:type="dxa" w:w="80"/>
+              <w:bottom w:type="dxa" w:w="40"/>
+              <w:right w:type="dxa" w:w="80"/>
+            </w:tcMar>
+          </w:tcPr>
+          <w:p>
+            <w:pPr>
+              <w:spacing w:after="0" w:before="0" w:line="260"/>
+            </w:pPr>
+            <w:r>
+              <w:rPr>
+                <w:rFonts w:ascii="맑은 고딕" w:cs="맑은 고딕" w:eastAsia="맑은 고딕" w:hAnsi="맑은 고딕"/>
+                <w:b w:val="false"/>
+                <w:bCs w:val="false"/>
+                <w:sz w:val="18"/>
+                <w:szCs w:val="18"/>
+              </w:rPr>
+              <w:t xml:space="preserve">37.9% ↓</w:t>
+            </w:r>
+          </w:p>
+        </w:tc>
+      </w:tr>
+      <w:tr>
+        <w:trPr>
+          <w:tblHeader w:val="false"/>
+        </w:trPr>
+        <w:tc>
+          <w:tcPr>
+            <w:tcW w:type="dxa" w:w="3213"/>
+            <w:tcBorders>
+              <w:top w:val="single" w:color="BFBFBF" w:sz="4"/>
+              <w:left w:val="single" w:color="BFBFBF" w:sz="4"/>
+              <w:bottom w:val="single" w:color="BFBFBF" w:sz="4"/>
+              <w:right w:val="single" w:color="BFBFBF" w:sz="4"/>
+            </w:tcBorders>
+            <w:tcMar>
+              <w:top w:type="dxa" w:w="40"/>
+              <w:left w:type="dxa" w:w="80"/>
+              <w:bottom w:type="dxa" w:w="40"/>
+              <w:right w:type="dxa" w:w="80"/>
+            </w:tcMar>
+          </w:tcPr>
+          <w:p>
+            <w:pPr>
+              <w:spacing w:after="0" w:before="0" w:line="260"/>
+            </w:pPr>
+            <w:r>
+              <w:rPr>
+                <w:rFonts w:ascii="맑은 고딕" w:cs="맑은 고딕" w:eastAsia="맑은 고딕" w:hAnsi="맑은 고딕"/>
+                <w:b w:val="false"/>
+                <w:bCs w:val="false"/>
+                <w:sz w:val="18"/>
+                <w:szCs w:val="18"/>
+              </w:rPr>
+              <w:t xml:space="preserve">거짓_과장</w:t>
+            </w:r>
+          </w:p>
+        </w:tc>
+        <w:tc>
+          <w:tcPr>
+            <w:tcW w:type="dxa" w:w="1285"/>
+            <w:tcBorders>
+              <w:top w:val="single" w:color="BFBFBF" w:sz="4"/>
+              <w:left w:val="single" w:color="BFBFBF" w:sz="4"/>
+              <w:bottom w:val="single" w:color="BFBFBF" w:sz="4"/>
+              <w:right w:val="single" w:color="BFBFBF" w:sz="4"/>
+            </w:tcBorders>
+            <w:tcMar>
+              <w:top w:type="dxa" w:w="40"/>
+              <w:left w:type="dxa" w:w="80"/>
+              <w:bottom w:type="dxa" w:w="40"/>
+              <w:right w:type="dxa" w:w="80"/>
+            </w:tcMar>
+          </w:tcPr>
+          <w:p>
+            <w:pPr>
+              <w:spacing w:after="0" w:before="0" w:line="260"/>
+            </w:pPr>
+            <w:r>
+              <w:rPr>
+                <w:rFonts w:ascii="맑은 고딕" w:cs="맑은 고딕" w:eastAsia="맑은 고딕" w:hAnsi="맑은 고딕"/>
+                <w:b w:val="false"/>
+                <w:bCs w:val="false"/>
+                <w:sz w:val="18"/>
+                <w:szCs w:val="18"/>
+              </w:rPr>
+              <w:t xml:space="preserve">449</w:t>
+            </w:r>
+          </w:p>
+        </w:tc>
+        <w:tc>
+          <w:tcPr>
+            <w:tcW w:type="dxa" w:w="1713"/>
+            <w:tcBorders>
+              <w:top w:val="single" w:color="BFBFBF" w:sz="4"/>
+              <w:left w:val="single" w:color="BFBFBF" w:sz="4"/>
+              <w:bottom w:val="single" w:color="BFBFBF" w:sz="4"/>
+              <w:right w:val="single" w:color="BFBFBF" w:sz="4"/>
+            </w:tcBorders>
+            <w:tcMar>
+              <w:top w:type="dxa" w:w="40"/>
+              <w:left w:type="dxa" w:w="80"/>
+              <w:bottom w:type="dxa" w:w="40"/>
+              <w:right w:type="dxa" w:w="80"/>
+            </w:tcMar>
+          </w:tcPr>
+          <w:p>
+            <w:pPr>
+              <w:spacing w:after="0" w:before="0" w:line="260"/>
+            </w:pPr>
+            <w:r>
+              <w:rPr>
+                <w:rFonts w:ascii="맑은 고딕" w:cs="맑은 고딕" w:eastAsia="맑은 고딕" w:hAnsi="맑은 고딕"/>
+                <w:b w:val="false"/>
+                <w:bCs w:val="false"/>
+                <w:sz w:val="18"/>
+                <w:szCs w:val="18"/>
+              </w:rPr>
+              <w:t xml:space="preserve">83.1%</w:t>
+            </w:r>
+          </w:p>
+        </w:tc>
+        <w:tc>
+          <w:tcPr>
+            <w:tcW w:type="dxa" w:w="1713"/>
+            <w:tcBorders>
+              <w:top w:val="single" w:color="BFBFBF" w:sz="4"/>
+              <w:left w:val="single" w:color="BFBFBF" w:sz="4"/>
+              <w:bottom w:val="single" w:color="BFBFBF" w:sz="4"/>
+              <w:right w:val="single" w:color="BFBFBF" w:sz="4"/>
+            </w:tcBorders>
+            <w:tcMar>
+              <w:top w:type="dxa" w:w="40"/>
+              <w:left w:type="dxa" w:w="80"/>
+              <w:bottom w:type="dxa" w:w="40"/>
+              <w:right w:type="dxa" w:w="80"/>
+            </w:tcMar>
+          </w:tcPr>
+          <w:p>
+            <w:pPr>
+              <w:spacing w:after="0" w:before="0" w:line="260"/>
+            </w:pPr>
+            <w:r>
+              <w:rPr>
+                <w:rFonts w:ascii="맑은 고딕" w:cs="맑은 고딕" w:eastAsia="맑은 고딕" w:hAnsi="맑은 고딕"/>
+                <w:b w:val="false"/>
+                <w:bCs w:val="false"/>
+                <w:sz w:val="18"/>
+                <w:szCs w:val="18"/>
+              </w:rPr>
+              <w:t xml:space="preserve">67.0% ↓</w:t>
+            </w:r>
+          </w:p>
+        </w:tc>
+        <w:tc>
+          <w:tcPr>
+            <w:tcW w:type="dxa" w:w="1714"/>
+            <w:tcBorders>
+              <w:top w:val="single" w:color="BFBFBF" w:sz="4"/>
+              <w:left w:val="single" w:color="BFBFBF" w:sz="4"/>
+              <w:bottom w:val="single" w:color="BFBFBF" w:sz="4"/>
+              <w:right w:val="single" w:color="BFBFBF" w:sz="4"/>
+            </w:tcBorders>
+            <w:tcMar>
+              <w:top w:type="dxa" w:w="40"/>
+              <w:left w:type="dxa" w:w="80"/>
+              <w:bottom w:type="dxa" w:w="40"/>
+              <w:right w:type="dxa" w:w="80"/>
+            </w:tcMar>
+          </w:tcPr>
+          <w:p>
+            <w:pPr>
+              <w:spacing w:after="0" w:before="0" w:line="260"/>
+            </w:pPr>
+            <w:r>
+              <w:rPr>
+                <w:rFonts w:ascii="맑은 고딕" w:cs="맑은 고딕" w:eastAsia="맑은 고딕" w:hAnsi="맑은 고딕"/>
+                <w:b w:val="false"/>
+                <w:bCs w:val="false"/>
+                <w:sz w:val="18"/>
+                <w:szCs w:val="18"/>
+              </w:rPr>
+              <w:t xml:space="preserve">66.6% ↓</w:t>
+            </w:r>
+          </w:p>
+        </w:tc>
+      </w:tr>
+    </w:tbl>
+    <w:p>
+      <w:pPr>
+        <w:spacing w:after="60" w:before="60" w:line="300"/>
+      </w:pPr>
+      <w:r>
+        <w:rPr>
+          <w:rFonts w:ascii="맑은 고딕" w:cs="맑은 고딕" w:eastAsia="맑은 고딕" w:hAnsi="맑은 고딕"/>
+          <w:color w:val="595959"/>
+          <w:sz w:val="18"/>
+          <w:szCs w:val="18"/>
+        </w:rPr>
+        <w:t xml:space="preserve">* 측정 불가 세 유형 — 문턱이 F1 최대 임시값이라 (가) · (나) 차이는 데이터가 아니라 문턱 차이다. 건기식 · 의약품이 오르고 거짓_과장이 내려간 것은 「다른 유형을 거짓_과장으로 몰던」 쏠림(유형 오인의 84%)이 풀린 방향과 같다.</w:t>
+      </w:r>
+    </w:p>
+    <w:p>
+      <w:pPr>
+        <w:spacing w:after="80" w:before="180" w:line="300"/>
+      </w:pPr>
+      <w:r>
+        <w:rPr>
+          <w:rFonts w:ascii="맑은 고딕" w:cs="맑은 고딕" w:eastAsia="맑은 고딕" w:hAnsi="맑은 고딕"/>
+          <w:b/>
+          <w:bCs/>
+          <w:sz w:val="22"/>
+          <w:szCs w:val="22"/>
+        </w:rPr>
+        <w:t xml:space="preserve">10-4. 원인 C1 ~ C7 — 지금 상태</w:t>
+      </w:r>
+    </w:p>
+    <w:tbl>
+      <w:tblPr>
+        <w:tblW w:type="dxa" w:w="9638"/>
+        <w:tblBorders>
+          <w:top w:val="single" w:color="auto" w:sz="4"/>
+          <w:left w:val="single" w:color="auto" w:sz="4"/>
+          <w:bottom w:val="single" w:color="auto" w:sz="4"/>
+          <w:right w:val="single" w:color="auto" w:sz="4"/>
+          <w:insideH w:val="single" w:color="auto" w:sz="4"/>
+          <w:insideV w:val="single" w:color="auto" w:sz="4"/>
+        </w:tblBorders>
+      </w:tblPr>
+      <w:tblGrid>
+        <w:gridCol w:w="578"/>
+        <w:gridCol w:w="2891"/>
+        <w:gridCol w:w="1157"/>
+        <w:gridCol w:w="5012"/>
+      </w:tblGrid>
+      <w:tr>
+        <w:trPr>
+          <w:tblHeader/>
+        </w:trPr>
+        <w:tc>
+          <w:tcPr>
+            <w:tcW w:type="dxa" w:w="578"/>
+            <w:tcBorders>
+              <w:top w:val="single" w:color="BFBFBF" w:sz="4"/>
+              <w:left w:val="single" w:color="BFBFBF" w:sz="4"/>
+              <w:bottom w:val="single" w:color="BFBFBF" w:sz="4"/>
+              <w:right w:val="single" w:color="BFBFBF" w:sz="4"/>
+            </w:tcBorders>
+            <w:shd w:fill="EAF1FE" w:color="auto" w:val="clear"/>
+            <w:tcMar>
+              <w:top w:type="dxa" w:w="40"/>
+              <w:left w:type="dxa" w:w="80"/>
+              <w:bottom w:type="dxa" w:w="40"/>
+              <w:right w:type="dxa" w:w="80"/>
+            </w:tcMar>
+          </w:tcPr>
+          <w:p>
+            <w:pPr>
+              <w:spacing w:after="0" w:before="0" w:line="260"/>
+            </w:pPr>
+            <w:r>
+              <w:rPr>
+                <w:rFonts w:ascii="맑은 고딕" w:cs="맑은 고딕" w:eastAsia="맑은 고딕" w:hAnsi="맑은 고딕"/>
+                <w:b/>
+                <w:bCs/>
+                <w:sz w:val="18"/>
+                <w:szCs w:val="18"/>
+              </w:rPr>
+              <w:t xml:space="preserve">#</w:t>
+            </w:r>
+          </w:p>
+        </w:tc>
+        <w:tc>
+          <w:tcPr>
+            <w:tcW w:type="dxa" w:w="2891"/>
+            <w:tcBorders>
+              <w:top w:val="single" w:color="BFBFBF" w:sz="4"/>
+              <w:left w:val="single" w:color="BFBFBF" w:sz="4"/>
+              <w:bottom w:val="single" w:color="BFBFBF" w:sz="4"/>
+              <w:right w:val="single" w:color="BFBFBF" w:sz="4"/>
+            </w:tcBorders>
+            <w:shd w:fill="EAF1FE" w:color="auto" w:val="clear"/>
+            <w:tcMar>
+              <w:top w:type="dxa" w:w="40"/>
+              <w:left w:type="dxa" w:w="80"/>
+              <w:bottom w:type="dxa" w:w="40"/>
+              <w:right w:type="dxa" w:w="80"/>
+            </w:tcMar>
+          </w:tcPr>
+          <w:p>
+            <w:pPr>
+              <w:spacing w:after="0" w:before="0" w:line="260"/>
+            </w:pPr>
+            <w:r>
+              <w:rPr>
+                <w:rFonts w:ascii="맑은 고딕" w:cs="맑은 고딕" w:eastAsia="맑은 고딕" w:hAnsi="맑은 고딕"/>
+                <w:b/>
+                <w:bCs/>
+                <w:sz w:val="18"/>
+                <w:szCs w:val="18"/>
+              </w:rPr>
+              <w:t xml:space="preserve">원인 (한계 문서)</w:t>
+            </w:r>
+          </w:p>
+        </w:tc>
+        <w:tc>
+          <w:tcPr>
+            <w:tcW w:type="dxa" w:w="1157"/>
+            <w:tcBorders>
+              <w:top w:val="single" w:color="BFBFBF" w:sz="4"/>
+              <w:left w:val="single" w:color="BFBFBF" w:sz="4"/>
+              <w:bottom w:val="single" w:color="BFBFBF" w:sz="4"/>
+              <w:right w:val="single" w:color="BFBFBF" w:sz="4"/>
+            </w:tcBorders>
+            <w:shd w:fill="EAF1FE" w:color="auto" w:val="clear"/>
+            <w:tcMar>
+              <w:top w:type="dxa" w:w="40"/>
+              <w:left w:type="dxa" w:w="80"/>
+              <w:bottom w:type="dxa" w:w="40"/>
+              <w:right w:type="dxa" w:w="80"/>
+            </w:tcMar>
+          </w:tcPr>
+          <w:p>
+            <w:pPr>
+              <w:spacing w:after="0" w:before="0" w:line="260"/>
+            </w:pPr>
+            <w:r>
+              <w:rPr>
+                <w:rFonts w:ascii="맑은 고딕" w:cs="맑은 고딕" w:eastAsia="맑은 고딕" w:hAnsi="맑은 고딕"/>
+                <w:b/>
+                <w:bCs/>
+                <w:sz w:val="18"/>
+                <w:szCs w:val="18"/>
+              </w:rPr>
+              <w:t xml:space="preserve">상태</w:t>
+            </w:r>
+          </w:p>
+        </w:tc>
+        <w:tc>
+          <w:tcPr>
+            <w:tcW w:type="dxa" w:w="5012"/>
+            <w:tcBorders>
+              <w:top w:val="single" w:color="BFBFBF" w:sz="4"/>
+              <w:left w:val="single" w:color="BFBFBF" w:sz="4"/>
+              <w:bottom w:val="single" w:color="BFBFBF" w:sz="4"/>
+              <w:right w:val="single" w:color="BFBFBF" w:sz="4"/>
+            </w:tcBorders>
+            <w:shd w:fill="EAF1FE" w:color="auto" w:val="clear"/>
+            <w:tcMar>
+              <w:top w:type="dxa" w:w="40"/>
+              <w:left w:type="dxa" w:w="80"/>
+              <w:bottom w:type="dxa" w:w="40"/>
+              <w:right w:type="dxa" w:w="80"/>
+            </w:tcMar>
+          </w:tcPr>
+          <w:p>
+            <w:pPr>
+              <w:spacing w:after="0" w:before="0" w:line="260"/>
+            </w:pPr>
+            <w:r>
+              <w:rPr>
+                <w:rFonts w:ascii="맑은 고딕" w:cs="맑은 고딕" w:eastAsia="맑은 고딕" w:hAnsi="맑은 고딕"/>
+                <w:b/>
+                <w:bCs/>
+                <w:sz w:val="18"/>
+                <w:szCs w:val="18"/>
+              </w:rPr>
+              <w:t xml:space="preserve">근거</w:t>
+            </w:r>
+          </w:p>
+        </w:tc>
+      </w:tr>
+      <w:tr>
+        <w:trPr>
+          <w:tblHeader w:val="false"/>
+        </w:trPr>
+        <w:tc>
+          <w:tcPr>
+            <w:tcW w:type="dxa" w:w="578"/>
+            <w:tcBorders>
+              <w:top w:val="single" w:color="BFBFBF" w:sz="4"/>
+              <w:left w:val="single" w:color="BFBFBF" w:sz="4"/>
+              <w:bottom w:val="single" w:color="BFBFBF" w:sz="4"/>
+              <w:right w:val="single" w:color="BFBFBF" w:sz="4"/>
+            </w:tcBorders>
+            <w:tcMar>
+              <w:top w:type="dxa" w:w="40"/>
+              <w:left w:type="dxa" w:w="80"/>
+              <w:bottom w:type="dxa" w:w="40"/>
+              <w:right w:type="dxa" w:w="80"/>
+            </w:tcMar>
+          </w:tcPr>
+          <w:p>
+            <w:pPr>
+              <w:spacing w:after="0" w:before="0" w:line="260"/>
+            </w:pPr>
+            <w:r>
+              <w:rPr>
+                <w:rFonts w:ascii="맑은 고딕" w:cs="맑은 고딕" w:eastAsia="맑은 고딕" w:hAnsi="맑은 고딕"/>
+                <w:b w:val="false"/>
+                <w:bCs w:val="false"/>
+                <w:sz w:val="18"/>
+                <w:szCs w:val="18"/>
+              </w:rPr>
+              <w:t xml:space="preserve">C1</w:t>
+            </w:r>
+          </w:p>
+        </w:tc>
+        <w:tc>
+          <w:tcPr>
+            <w:tcW w:type="dxa" w:w="2891"/>
+            <w:tcBorders>
+              <w:top w:val="single" w:color="BFBFBF" w:sz="4"/>
+              <w:left w:val="single" w:color="BFBFBF" w:sz="4"/>
+              <w:bottom w:val="single" w:color="BFBFBF" w:sz="4"/>
+              <w:right w:val="single" w:color="BFBFBF" w:sz="4"/>
+            </w:tcBorders>
+            <w:tcMar>
+              <w:top w:type="dxa" w:w="40"/>
+              <w:left w:type="dxa" w:w="80"/>
+              <w:bottom w:type="dxa" w:w="40"/>
+              <w:right w:type="dxa" w:w="80"/>
+            </w:tcMar>
+          </w:tcPr>
+          <w:p>
+            <w:pPr>
+              <w:spacing w:after="0" w:before="0" w:line="260"/>
+            </w:pPr>
+            <w:r>
+              <w:rPr>
+                <w:rFonts w:ascii="맑은 고딕" w:cs="맑은 고딕" w:eastAsia="맑은 고딕" w:hAnsi="맑은 고딕"/>
+                <w:b w:val="false"/>
+                <w:bCs w:val="false"/>
+                <w:sz w:val="18"/>
+                <w:szCs w:val="18"/>
+              </w:rPr>
+              <w:t xml:space="preserve">평가와 학습의 원천이 다르다</w:t>
+            </w:r>
+          </w:p>
+        </w:tc>
+        <w:tc>
+          <w:tcPr>
+            <w:tcW w:type="dxa" w:w="1157"/>
+            <w:tcBorders>
+              <w:top w:val="single" w:color="BFBFBF" w:sz="4"/>
+              <w:left w:val="single" w:color="BFBFBF" w:sz="4"/>
+              <w:bottom w:val="single" w:color="BFBFBF" w:sz="4"/>
+              <w:right w:val="single" w:color="BFBFBF" w:sz="4"/>
+            </w:tcBorders>
+            <w:tcMar>
+              <w:top w:type="dxa" w:w="40"/>
+              <w:left w:type="dxa" w:w="80"/>
+              <w:bottom w:type="dxa" w:w="40"/>
+              <w:right w:type="dxa" w:w="80"/>
+            </w:tcMar>
+          </w:tcPr>
+          <w:p>
+            <w:pPr>
+              <w:spacing w:after="0" w:before="0" w:line="260"/>
+            </w:pPr>
+            <w:r>
+              <w:rPr>
+                <w:rFonts w:ascii="맑은 고딕" w:cs="맑은 고딕" w:eastAsia="맑은 고딕" w:hAnsi="맑은 고딕"/>
+                <w:b w:val="false"/>
+                <w:bCs w:val="false"/>
+                <w:sz w:val="18"/>
+                <w:szCs w:val="18"/>
+              </w:rPr>
+              <w:t xml:space="preserve">남음</w:t>
+            </w:r>
+          </w:p>
+        </w:tc>
+        <w:tc>
+          <w:tcPr>
+            <w:tcW w:type="dxa" w:w="5012"/>
+            <w:tcBorders>
+              <w:top w:val="single" w:color="BFBFBF" w:sz="4"/>
+              <w:left w:val="single" w:color="BFBFBF" w:sz="4"/>
+              <w:bottom w:val="single" w:color="BFBFBF" w:sz="4"/>
+              <w:right w:val="single" w:color="BFBFBF" w:sz="4"/>
+            </w:tcBorders>
+            <w:tcMar>
+              <w:top w:type="dxa" w:w="40"/>
+              <w:left w:type="dxa" w:w="80"/>
+              <w:bottom w:type="dxa" w:w="40"/>
+              <w:right w:type="dxa" w:w="80"/>
+            </w:tcMar>
+          </w:tcPr>
+          <w:p>
+            <w:pPr>
+              <w:spacing w:after="0" w:before="0" w:line="260"/>
+            </w:pPr>
+            <w:r>
+              <w:rPr>
+                <w:rFonts w:ascii="맑은 고딕" w:cs="맑은 고딕" w:eastAsia="맑은 고딕" w:hAnsi="맑은 고딕"/>
+                <w:b w:val="false"/>
+                <w:bCs w:val="false"/>
+                <w:sz w:val="18"/>
+                <w:szCs w:val="18"/>
+              </w:rPr>
+              <w:t xml:space="preserve">봉인 평가셋 건기식 정답 529 중 460 이 특수용도 해설서 한 출처 — 이 판에서 손대지 않았다</w:t>
+            </w:r>
+          </w:p>
+        </w:tc>
+      </w:tr>
+      <w:tr>
+        <w:trPr>
+          <w:tblHeader w:val="false"/>
+        </w:trPr>
+        <w:tc>
+          <w:tcPr>
+            <w:tcW w:type="dxa" w:w="578"/>
+            <w:tcBorders>
+              <w:top w:val="single" w:color="BFBFBF" w:sz="4"/>
+              <w:left w:val="single" w:color="BFBFBF" w:sz="4"/>
+              <w:bottom w:val="single" w:color="BFBFBF" w:sz="4"/>
+              <w:right w:val="single" w:color="BFBFBF" w:sz="4"/>
+            </w:tcBorders>
+            <w:tcMar>
+              <w:top w:type="dxa" w:w="40"/>
+              <w:left w:type="dxa" w:w="80"/>
+              <w:bottom w:type="dxa" w:w="40"/>
+              <w:right w:type="dxa" w:w="80"/>
+            </w:tcMar>
+          </w:tcPr>
+          <w:p>
+            <w:pPr>
+              <w:spacing w:after="0" w:before="0" w:line="260"/>
+            </w:pPr>
+            <w:r>
+              <w:rPr>
+                <w:rFonts w:ascii="맑은 고딕" w:cs="맑은 고딕" w:eastAsia="맑은 고딕" w:hAnsi="맑은 고딕"/>
+                <w:b w:val="false"/>
+                <w:bCs w:val="false"/>
+                <w:sz w:val="18"/>
+                <w:szCs w:val="18"/>
+              </w:rPr>
+              <w:t xml:space="preserve">C2</w:t>
+            </w:r>
+          </w:p>
+        </w:tc>
+        <w:tc>
+          <w:tcPr>
+            <w:tcW w:type="dxa" w:w="2891"/>
+            <w:tcBorders>
+              <w:top w:val="single" w:color="BFBFBF" w:sz="4"/>
+              <w:left w:val="single" w:color="BFBFBF" w:sz="4"/>
+              <w:bottom w:val="single" w:color="BFBFBF" w:sz="4"/>
+              <w:right w:val="single" w:color="BFBFBF" w:sz="4"/>
+            </w:tcBorders>
+            <w:tcMar>
+              <w:top w:type="dxa" w:w="40"/>
+              <w:left w:type="dxa" w:w="80"/>
+              <w:bottom w:type="dxa" w:w="40"/>
+              <w:right w:type="dxa" w:w="80"/>
+            </w:tcMar>
+          </w:tcPr>
+          <w:p>
+            <w:pPr>
+              <w:spacing w:after="0" w:before="0" w:line="260"/>
+            </w:pPr>
+            <w:r>
+              <w:rPr>
+                <w:rFonts w:ascii="맑은 고딕" w:cs="맑은 고딕" w:eastAsia="맑은 고딕" w:hAnsi="맑은 고딕"/>
+                <w:b w:val="false"/>
+                <w:bCs w:val="false"/>
+                <w:sz w:val="18"/>
+                <w:szCs w:val="18"/>
+              </w:rPr>
+              <w:t xml:space="preserve">적법한 광고형 문장이 학습 · dev 에 없다</w:t>
+            </w:r>
+          </w:p>
+        </w:tc>
+        <w:tc>
+          <w:tcPr>
+            <w:tcW w:type="dxa" w:w="1157"/>
+            <w:tcBorders>
+              <w:top w:val="single" w:color="BFBFBF" w:sz="4"/>
+              <w:left w:val="single" w:color="BFBFBF" w:sz="4"/>
+              <w:bottom w:val="single" w:color="BFBFBF" w:sz="4"/>
+              <w:right w:val="single" w:color="BFBFBF" w:sz="4"/>
+            </w:tcBorders>
+            <w:tcMar>
+              <w:top w:type="dxa" w:w="40"/>
+              <w:left w:type="dxa" w:w="80"/>
+              <w:bottom w:type="dxa" w:w="40"/>
+              <w:right w:type="dxa" w:w="80"/>
+            </w:tcMar>
+          </w:tcPr>
+          <w:p>
+            <w:pPr>
+              <w:spacing w:after="0" w:before="0" w:line="260"/>
+            </w:pPr>
+            <w:r>
+              <w:rPr>
+                <w:rFonts w:ascii="맑은 고딕" w:cs="맑은 고딕" w:eastAsia="맑은 고딕" w:hAnsi="맑은 고딕"/>
+                <w:b w:val="false"/>
+                <w:bCs w:val="false"/>
+                <w:sz w:val="18"/>
+                <w:szCs w:val="18"/>
+              </w:rPr>
+              <w:t xml:space="preserve">풀림</w:t>
+            </w:r>
+          </w:p>
+        </w:tc>
+        <w:tc>
+          <w:tcPr>
+            <w:tcW w:type="dxa" w:w="5012"/>
+            <w:tcBorders>
+              <w:top w:val="single" w:color="BFBFBF" w:sz="4"/>
+              <w:left w:val="single" w:color="BFBFBF" w:sz="4"/>
+              <w:bottom w:val="single" w:color="BFBFBF" w:sz="4"/>
+              <w:right w:val="single" w:color="BFBFBF" w:sz="4"/>
+            </w:tcBorders>
+            <w:tcMar>
+              <w:top w:type="dxa" w:w="40"/>
+              <w:left w:type="dxa" w:w="80"/>
+              <w:bottom w:type="dxa" w:w="40"/>
+              <w:right w:type="dxa" w:w="80"/>
+            </w:tcMar>
+          </w:tcPr>
+          <w:p>
+            <w:pPr>
+              <w:spacing w:after="0" w:before="0" w:line="260"/>
+            </w:pPr>
+            <w:r>
+              <w:rPr>
+                <w:rFonts w:ascii="맑은 고딕" w:cs="맑은 고딕" w:eastAsia="맑은 고딕" w:hAnsi="맑은 고딕"/>
+                <w:b w:val="false"/>
+                <w:bCs w:val="false"/>
+                <w:sz w:val="18"/>
+                <w:szCs w:val="18"/>
+              </w:rPr>
+              <w:t xml:space="preserve">검수 정상 문구 545 학습(카드 17 · D4-10) · 측정용 171 + 사실 전제 110 을 dev 에 둠 → 적법 원천 오판정 78.8 → 61.8 · 63.7%</w:t>
+            </w:r>
+          </w:p>
+        </w:tc>
+      </w:tr>
+      <w:tr>
+        <w:trPr>
+          <w:tblHeader w:val="false"/>
+        </w:trPr>
+        <w:tc>
+          <w:tcPr>
+            <w:tcW w:type="dxa" w:w="578"/>
+            <w:tcBorders>
+              <w:top w:val="single" w:color="BFBFBF" w:sz="4"/>
+              <w:left w:val="single" w:color="BFBFBF" w:sz="4"/>
+              <w:bottom w:val="single" w:color="BFBFBF" w:sz="4"/>
+              <w:right w:val="single" w:color="BFBFBF" w:sz="4"/>
+            </w:tcBorders>
+            <w:tcMar>
+              <w:top w:type="dxa" w:w="40"/>
+              <w:left w:type="dxa" w:w="80"/>
+              <w:bottom w:type="dxa" w:w="40"/>
+              <w:right w:type="dxa" w:w="80"/>
+            </w:tcMar>
+          </w:tcPr>
+          <w:p>
+            <w:pPr>
+              <w:spacing w:after="0" w:before="0" w:line="260"/>
+            </w:pPr>
+            <w:r>
+              <w:rPr>
+                <w:rFonts w:ascii="맑은 고딕" w:cs="맑은 고딕" w:eastAsia="맑은 고딕" w:hAnsi="맑은 고딕"/>
+                <w:b w:val="false"/>
+                <w:bCs w:val="false"/>
+                <w:sz w:val="18"/>
+                <w:szCs w:val="18"/>
+              </w:rPr>
+              <w:t xml:space="preserve">C3</w:t>
+            </w:r>
+          </w:p>
+        </w:tc>
+        <w:tc>
+          <w:tcPr>
+            <w:tcW w:type="dxa" w:w="2891"/>
+            <w:tcBorders>
+              <w:top w:val="single" w:color="BFBFBF" w:sz="4"/>
+              <w:left w:val="single" w:color="BFBFBF" w:sz="4"/>
+              <w:bottom w:val="single" w:color="BFBFBF" w:sz="4"/>
+              <w:right w:val="single" w:color="BFBFBF" w:sz="4"/>
+            </w:tcBorders>
+            <w:tcMar>
+              <w:top w:type="dxa" w:w="40"/>
+              <w:left w:type="dxa" w:w="80"/>
+              <w:bottom w:type="dxa" w:w="40"/>
+              <w:right w:type="dxa" w:w="80"/>
+            </w:tcMar>
+          </w:tcPr>
+          <w:p>
+            <w:pPr>
+              <w:spacing w:after="0" w:before="0" w:line="260"/>
+            </w:pPr>
+            <w:r>
+              <w:rPr>
+                <w:rFonts w:ascii="맑은 고딕" w:cs="맑은 고딕" w:eastAsia="맑은 고딕" w:hAnsi="맑은 고딕"/>
+                <w:b w:val="false"/>
+                <w:bCs w:val="false"/>
+                <w:sz w:val="18"/>
+                <w:szCs w:val="18"/>
+              </w:rPr>
+              <w:t xml:space="preserve">거짓_과장이 「광고 주장」 신호다</w:t>
+            </w:r>
+          </w:p>
+        </w:tc>
+        <w:tc>
+          <w:tcPr>
+            <w:tcW w:type="dxa" w:w="1157"/>
+            <w:tcBorders>
+              <w:top w:val="single" w:color="BFBFBF" w:sz="4"/>
+              <w:left w:val="single" w:color="BFBFBF" w:sz="4"/>
+              <w:bottom w:val="single" w:color="BFBFBF" w:sz="4"/>
+              <w:right w:val="single" w:color="BFBFBF" w:sz="4"/>
+            </w:tcBorders>
+            <w:tcMar>
+              <w:top w:type="dxa" w:w="40"/>
+              <w:left w:type="dxa" w:w="80"/>
+              <w:bottom w:type="dxa" w:w="40"/>
+              <w:right w:type="dxa" w:w="80"/>
+            </w:tcMar>
+          </w:tcPr>
+          <w:p>
+            <w:pPr>
+              <w:spacing w:after="0" w:before="0" w:line="260"/>
+            </w:pPr>
+            <w:r>
+              <w:rPr>
+                <w:rFonts w:ascii="맑은 고딕" w:cs="맑은 고딕" w:eastAsia="맑은 고딕" w:hAnsi="맑은 고딕"/>
+                <w:b w:val="false"/>
+                <w:bCs w:val="false"/>
+                <w:sz w:val="18"/>
+                <w:szCs w:val="18"/>
+              </w:rPr>
+              <w:t xml:space="preserve">일부</w:t>
+            </w:r>
+          </w:p>
+        </w:tc>
+        <w:tc>
+          <w:tcPr>
+            <w:tcW w:type="dxa" w:w="5012"/>
+            <w:tcBorders>
+              <w:top w:val="single" w:color="BFBFBF" w:sz="4"/>
+              <w:left w:val="single" w:color="BFBFBF" w:sz="4"/>
+              <w:bottom w:val="single" w:color="BFBFBF" w:sz="4"/>
+              <w:right w:val="single" w:color="BFBFBF" w:sz="4"/>
+            </w:tcBorders>
+            <w:tcMar>
+              <w:top w:type="dxa" w:w="40"/>
+              <w:left w:type="dxa" w:w="80"/>
+              <w:bottom w:type="dxa" w:w="40"/>
+              <w:right w:type="dxa" w:w="80"/>
+            </w:tcMar>
+          </w:tcPr>
+          <w:p>
+            <w:pPr>
+              <w:spacing w:after="0" w:before="0" w:line="260"/>
+            </w:pPr>
+            <w:r>
+              <w:rPr>
+                <w:rFonts w:ascii="맑은 고딕" w:cs="맑은 고딕" w:eastAsia="맑은 고딕" w:hAnsi="맑은 고딕"/>
+                <w:b w:val="false"/>
+                <w:bCs w:val="false"/>
+                <w:sz w:val="18"/>
+                <w:szCs w:val="18"/>
+              </w:rPr>
+              <w:t xml:space="preserve">유형 오인 −111 ~ −140행 · 거짓_과장 재현 83 → 67% (쏠림을 줄인 값)</w:t>
+            </w:r>
+          </w:p>
+        </w:tc>
+      </w:tr>
+      <w:tr>
+        <w:trPr>
+          <w:tblHeader w:val="false"/>
+        </w:trPr>
+        <w:tc>
+          <w:tcPr>
+            <w:tcW w:type="dxa" w:w="578"/>
+            <w:tcBorders>
+              <w:top w:val="single" w:color="BFBFBF" w:sz="4"/>
+              <w:left w:val="single" w:color="BFBFBF" w:sz="4"/>
+              <w:bottom w:val="single" w:color="BFBFBF" w:sz="4"/>
+              <w:right w:val="single" w:color="BFBFBF" w:sz="4"/>
+            </w:tcBorders>
+            <w:tcMar>
+              <w:top w:type="dxa" w:w="40"/>
+              <w:left w:type="dxa" w:w="80"/>
+              <w:bottom w:type="dxa" w:w="40"/>
+              <w:right w:type="dxa" w:w="80"/>
+            </w:tcMar>
+          </w:tcPr>
+          <w:p>
+            <w:pPr>
+              <w:spacing w:after="0" w:before="0" w:line="260"/>
+            </w:pPr>
+            <w:r>
+              <w:rPr>
+                <w:rFonts w:ascii="맑은 고딕" w:cs="맑은 고딕" w:eastAsia="맑은 고딕" w:hAnsi="맑은 고딕"/>
+                <w:b w:val="false"/>
+                <w:bCs w:val="false"/>
+                <w:sz w:val="18"/>
+                <w:szCs w:val="18"/>
+              </w:rPr>
+              <w:t xml:space="preserve">C4</w:t>
+            </w:r>
+          </w:p>
+        </w:tc>
+        <w:tc>
+          <w:tcPr>
+            <w:tcW w:type="dxa" w:w="2891"/>
+            <w:tcBorders>
+              <w:top w:val="single" w:color="BFBFBF" w:sz="4"/>
+              <w:left w:val="single" w:color="BFBFBF" w:sz="4"/>
+              <w:bottom w:val="single" w:color="BFBFBF" w:sz="4"/>
+              <w:right w:val="single" w:color="BFBFBF" w:sz="4"/>
+            </w:tcBorders>
+            <w:tcMar>
+              <w:top w:type="dxa" w:w="40"/>
+              <w:left w:type="dxa" w:w="80"/>
+              <w:bottom w:type="dxa" w:w="40"/>
+              <w:right w:type="dxa" w:w="80"/>
+            </w:tcMar>
+          </w:tcPr>
+          <w:p>
+            <w:pPr>
+              <w:spacing w:after="0" w:before="0" w:line="260"/>
+            </w:pPr>
+            <w:r>
+              <w:rPr>
+                <w:rFonts w:ascii="맑은 고딕" w:cs="맑은 고딕" w:eastAsia="맑은 고딕" w:hAnsi="맑은 고딕"/>
+                <w:b w:val="false"/>
+                <w:bCs w:val="false"/>
+                <w:sz w:val="18"/>
+                <w:szCs w:val="18"/>
+              </w:rPr>
+              <w:t xml:space="preserve">새 · 소수 유형의 실제 문구가 적다</w:t>
+            </w:r>
+          </w:p>
+        </w:tc>
+        <w:tc>
+          <w:tcPr>
+            <w:tcW w:type="dxa" w:w="1157"/>
+            <w:tcBorders>
+              <w:top w:val="single" w:color="BFBFBF" w:sz="4"/>
+              <w:left w:val="single" w:color="BFBFBF" w:sz="4"/>
+              <w:bottom w:val="single" w:color="BFBFBF" w:sz="4"/>
+              <w:right w:val="single" w:color="BFBFBF" w:sz="4"/>
+            </w:tcBorders>
+            <w:tcMar>
+              <w:top w:type="dxa" w:w="40"/>
+              <w:left w:type="dxa" w:w="80"/>
+              <w:bottom w:type="dxa" w:w="40"/>
+              <w:right w:type="dxa" w:w="80"/>
+            </w:tcMar>
+          </w:tcPr>
+          <w:p>
+            <w:pPr>
+              <w:spacing w:after="0" w:before="0" w:line="260"/>
+            </w:pPr>
+            <w:r>
+              <w:rPr>
+                <w:rFonts w:ascii="맑은 고딕" w:cs="맑은 고딕" w:eastAsia="맑은 고딕" w:hAnsi="맑은 고딕"/>
+                <w:b w:val="false"/>
+                <w:bCs w:val="false"/>
+                <w:sz w:val="18"/>
+                <w:szCs w:val="18"/>
+              </w:rPr>
+              <w:t xml:space="preserve">남음</w:t>
+            </w:r>
+          </w:p>
+        </w:tc>
+        <w:tc>
+          <w:tcPr>
+            <w:tcW w:type="dxa" w:w="5012"/>
+            <w:tcBorders>
+              <w:top w:val="single" w:color="BFBFBF" w:sz="4"/>
+              <w:left w:val="single" w:color="BFBFBF" w:sz="4"/>
+              <w:bottom w:val="single" w:color="BFBFBF" w:sz="4"/>
+              <w:right w:val="single" w:color="BFBFBF" w:sz="4"/>
+            </w:tcBorders>
+            <w:tcMar>
+              <w:top w:type="dxa" w:w="40"/>
+              <w:left w:type="dxa" w:w="80"/>
+              <w:bottom w:type="dxa" w:w="40"/>
+              <w:right w:type="dxa" w:w="80"/>
+            </w:tcMar>
+          </w:tcPr>
+          <w:p>
+            <w:pPr>
+              <w:spacing w:after="0" w:before="0" w:line="260"/>
+            </w:pPr>
+            <w:r>
+              <w:rPr>
+                <w:rFonts w:ascii="맑은 고딕" w:cs="맑은 고딕" w:eastAsia="맑은 고딕" w:hAnsi="맑은 고딕"/>
+                <w:b w:val="false"/>
+                <w:bCs w:val="false"/>
+                <w:sz w:val="18"/>
+                <w:szCs w:val="18"/>
+              </w:rPr>
+              <w:t xml:space="preserve">dev 양성 후기 14 · 부당 비교 10 · 비방 25 그대로 → 측정 불가 · 임시 문턱</w:t>
+            </w:r>
+          </w:p>
+        </w:tc>
+      </w:tr>
+      <w:tr>
+        <w:trPr>
+          <w:tblHeader w:val="false"/>
+        </w:trPr>
+        <w:tc>
+          <w:tcPr>
+            <w:tcW w:type="dxa" w:w="578"/>
+            <w:tcBorders>
+              <w:top w:val="single" w:color="BFBFBF" w:sz="4"/>
+              <w:left w:val="single" w:color="BFBFBF" w:sz="4"/>
+              <w:bottom w:val="single" w:color="BFBFBF" w:sz="4"/>
+              <w:right w:val="single" w:color="BFBFBF" w:sz="4"/>
+            </w:tcBorders>
+            <w:tcMar>
+              <w:top w:type="dxa" w:w="40"/>
+              <w:left w:type="dxa" w:w="80"/>
+              <w:bottom w:type="dxa" w:w="40"/>
+              <w:right w:type="dxa" w:w="80"/>
+            </w:tcMar>
+          </w:tcPr>
+          <w:p>
+            <w:pPr>
+              <w:spacing w:after="0" w:before="0" w:line="260"/>
+            </w:pPr>
+            <w:r>
+              <w:rPr>
+                <w:rFonts w:ascii="맑은 고딕" w:cs="맑은 고딕" w:eastAsia="맑은 고딕" w:hAnsi="맑은 고딕"/>
+                <w:b w:val="false"/>
+                <w:bCs w:val="false"/>
+                <w:sz w:val="18"/>
+                <w:szCs w:val="18"/>
+              </w:rPr>
+              <w:t xml:space="preserve">C5</w:t>
+            </w:r>
+          </w:p>
+        </w:tc>
+        <w:tc>
+          <w:tcPr>
+            <w:tcW w:type="dxa" w:w="2891"/>
+            <w:tcBorders>
+              <w:top w:val="single" w:color="BFBFBF" w:sz="4"/>
+              <w:left w:val="single" w:color="BFBFBF" w:sz="4"/>
+              <w:bottom w:val="single" w:color="BFBFBF" w:sz="4"/>
+              <w:right w:val="single" w:color="BFBFBF" w:sz="4"/>
+            </w:tcBorders>
+            <w:tcMar>
+              <w:top w:type="dxa" w:w="40"/>
+              <w:left w:type="dxa" w:w="80"/>
+              <w:bottom w:type="dxa" w:w="40"/>
+              <w:right w:type="dxa" w:w="80"/>
+            </w:tcMar>
+          </w:tcPr>
+          <w:p>
+            <w:pPr>
+              <w:spacing w:after="0" w:before="0" w:line="260"/>
+            </w:pPr>
+            <w:r>
+              <w:rPr>
+                <w:rFonts w:ascii="맑은 고딕" w:cs="맑은 고딕" w:eastAsia="맑은 고딕" w:hAnsi="맑은 고딕"/>
+                <w:b w:val="false"/>
+                <w:bCs w:val="false"/>
+                <w:sz w:val="18"/>
+                <w:szCs w:val="18"/>
+              </w:rPr>
+              <w:t xml:space="preserve">dev 가 test 를 예측하지 못한다</w:t>
+            </w:r>
+          </w:p>
+        </w:tc>
+        <w:tc>
+          <w:tcPr>
+            <w:tcW w:type="dxa" w:w="1157"/>
+            <w:tcBorders>
+              <w:top w:val="single" w:color="BFBFBF" w:sz="4"/>
+              <w:left w:val="single" w:color="BFBFBF" w:sz="4"/>
+              <w:bottom w:val="single" w:color="BFBFBF" w:sz="4"/>
+              <w:right w:val="single" w:color="BFBFBF" w:sz="4"/>
+            </w:tcBorders>
+            <w:tcMar>
+              <w:top w:type="dxa" w:w="40"/>
+              <w:left w:type="dxa" w:w="80"/>
+              <w:bottom w:type="dxa" w:w="40"/>
+              <w:right w:type="dxa" w:w="80"/>
+            </w:tcMar>
+          </w:tcPr>
+          <w:p>
+            <w:pPr>
+              <w:spacing w:after="0" w:before="0" w:line="260"/>
+            </w:pPr>
+            <w:r>
+              <w:rPr>
+                <w:rFonts w:ascii="맑은 고딕" w:cs="맑은 고딕" w:eastAsia="맑은 고딕" w:hAnsi="맑은 고딕"/>
+                <w:b w:val="false"/>
+                <w:bCs w:val="false"/>
+                <w:sz w:val="18"/>
+                <w:szCs w:val="18"/>
+              </w:rPr>
+              <w:t xml:space="preserve">남음</w:t>
+            </w:r>
+          </w:p>
+        </w:tc>
+        <w:tc>
+          <w:tcPr>
+            <w:tcW w:type="dxa" w:w="5012"/>
+            <w:tcBorders>
+              <w:top w:val="single" w:color="BFBFBF" w:sz="4"/>
+              <w:left w:val="single" w:color="BFBFBF" w:sz="4"/>
+              <w:bottom w:val="single" w:color="BFBFBF" w:sz="4"/>
+              <w:right w:val="single" w:color="BFBFBF" w:sz="4"/>
+            </w:tcBorders>
+            <w:tcMar>
+              <w:top w:type="dxa" w:w="40"/>
+              <w:left w:type="dxa" w:w="80"/>
+              <w:bottom w:type="dxa" w:w="40"/>
+              <w:right w:type="dxa" w:w="80"/>
+            </w:tcMar>
+          </w:tcPr>
+          <w:p>
+            <w:pPr>
+              <w:spacing w:after="0" w:before="0" w:line="260"/>
+            </w:pPr>
+            <w:r>
+              <w:rPr>
+                <w:rFonts w:ascii="맑은 고딕" w:cs="맑은 고딕" w:eastAsia="맑은 고딕" w:hAnsi="맑은 고딕"/>
+                <w:b w:val="false"/>
+                <w:bCs w:val="false"/>
+                <w:sz w:val="18"/>
+                <w:szCs w:val="18"/>
+              </w:rPr>
+              <w:t xml:space="preserve">정답 유형 적중 dev ↔ test 차이 34.9%p → (가) 81.6 ↔ 48.3% 33.3%p · (나) 81.2 ↔ 50.3% 30.9%p</w:t>
+            </w:r>
+          </w:p>
+        </w:tc>
+      </w:tr>
+      <w:tr>
+        <w:trPr>
+          <w:tblHeader w:val="false"/>
+        </w:trPr>
+        <w:tc>
+          <w:tcPr>
+            <w:tcW w:type="dxa" w:w="578"/>
+            <w:tcBorders>
+              <w:top w:val="single" w:color="BFBFBF" w:sz="4"/>
+              <w:left w:val="single" w:color="BFBFBF" w:sz="4"/>
+              <w:bottom w:val="single" w:color="BFBFBF" w:sz="4"/>
+              <w:right w:val="single" w:color="BFBFBF" w:sz="4"/>
+            </w:tcBorders>
+            <w:tcMar>
+              <w:top w:type="dxa" w:w="40"/>
+              <w:left w:type="dxa" w:w="80"/>
+              <w:bottom w:type="dxa" w:w="40"/>
+              <w:right w:type="dxa" w:w="80"/>
+            </w:tcMar>
+          </w:tcPr>
+          <w:p>
+            <w:pPr>
+              <w:spacing w:after="0" w:before="0" w:line="260"/>
+            </w:pPr>
+            <w:r>
+              <w:rPr>
+                <w:rFonts w:ascii="맑은 고딕" w:cs="맑은 고딕" w:eastAsia="맑은 고딕" w:hAnsi="맑은 고딕"/>
+                <w:b w:val="false"/>
+                <w:bCs w:val="false"/>
+                <w:sz w:val="18"/>
+                <w:szCs w:val="18"/>
+              </w:rPr>
+              <w:t xml:space="preserve">C6</w:t>
+            </w:r>
+          </w:p>
+        </w:tc>
+        <w:tc>
+          <w:tcPr>
+            <w:tcW w:type="dxa" w:w="2891"/>
+            <w:tcBorders>
+              <w:top w:val="single" w:color="BFBFBF" w:sz="4"/>
+              <w:left w:val="single" w:color="BFBFBF" w:sz="4"/>
+              <w:bottom w:val="single" w:color="BFBFBF" w:sz="4"/>
+              <w:right w:val="single" w:color="BFBFBF" w:sz="4"/>
+            </w:tcBorders>
+            <w:tcMar>
+              <w:top w:type="dxa" w:w="40"/>
+              <w:left w:type="dxa" w:w="80"/>
+              <w:bottom w:type="dxa" w:w="40"/>
+              <w:right w:type="dxa" w:w="80"/>
+            </w:tcMar>
+          </w:tcPr>
+          <w:p>
+            <w:pPr>
+              <w:spacing w:after="0" w:before="0" w:line="260"/>
+            </w:pPr>
+            <w:r>
+              <w:rPr>
+                <w:rFonts w:ascii="맑은 고딕" w:cs="맑은 고딕" w:eastAsia="맑은 고딕" w:hAnsi="맑은 고딕"/>
+                <w:b w:val="false"/>
+                <w:bCs w:val="false"/>
+                <w:sz w:val="18"/>
+                <w:szCs w:val="18"/>
+              </w:rPr>
+              <w:t xml:space="preserve">문턱 규칙(F1 최대)이 흔들린다</w:t>
+            </w:r>
+          </w:p>
+        </w:tc>
+        <w:tc>
+          <w:tcPr>
+            <w:tcW w:type="dxa" w:w="1157"/>
+            <w:tcBorders>
+              <w:top w:val="single" w:color="BFBFBF" w:sz="4"/>
+              <w:left w:val="single" w:color="BFBFBF" w:sz="4"/>
+              <w:bottom w:val="single" w:color="BFBFBF" w:sz="4"/>
+              <w:right w:val="single" w:color="BFBFBF" w:sz="4"/>
+            </w:tcBorders>
+            <w:tcMar>
+              <w:top w:type="dxa" w:w="40"/>
+              <w:left w:type="dxa" w:w="80"/>
+              <w:bottom w:type="dxa" w:w="40"/>
+              <w:right w:type="dxa" w:w="80"/>
+            </w:tcMar>
+          </w:tcPr>
+          <w:p>
+            <w:pPr>
+              <w:spacing w:after="0" w:before="0" w:line="260"/>
+            </w:pPr>
+            <w:r>
+              <w:rPr>
+                <w:rFonts w:ascii="맑은 고딕" w:cs="맑은 고딕" w:eastAsia="맑은 고딕" w:hAnsi="맑은 고딕"/>
+                <w:b w:val="false"/>
+                <w:bCs w:val="false"/>
+                <w:sz w:val="18"/>
+                <w:szCs w:val="18"/>
+              </w:rPr>
+              <w:t xml:space="preserve">풀림</w:t>
+            </w:r>
+          </w:p>
+        </w:tc>
+        <w:tc>
+          <w:tcPr>
+            <w:tcW w:type="dxa" w:w="5012"/>
+            <w:tcBorders>
+              <w:top w:val="single" w:color="BFBFBF" w:sz="4"/>
+              <w:left w:val="single" w:color="BFBFBF" w:sz="4"/>
+              <w:bottom w:val="single" w:color="BFBFBF" w:sz="4"/>
+              <w:right w:val="single" w:color="BFBFBF" w:sz="4"/>
+            </w:tcBorders>
+            <w:tcMar>
+              <w:top w:type="dxa" w:w="40"/>
+              <w:left w:type="dxa" w:w="80"/>
+              <w:bottom w:type="dxa" w:w="40"/>
+              <w:right w:type="dxa" w:w="80"/>
+            </w:tcMar>
+          </w:tcPr>
+          <w:p>
+            <w:pPr>
+              <w:spacing w:after="0" w:before="0" w:line="260"/>
+            </w:pPr>
+            <w:r>
+              <w:rPr>
+                <w:rFonts w:ascii="맑은 고딕" w:cs="맑은 고딕" w:eastAsia="맑은 고딕" w:hAnsi="맑은 고딕"/>
+                <w:b w:val="false"/>
+                <w:bCs w:val="false"/>
+                <w:sz w:val="18"/>
+                <w:szCs w:val="18"/>
+              </w:rPr>
+              <w:t xml:space="preserve">D-324 목표 재현율 규칙 · 시드 셋 평균 판정으로 고정</w:t>
+            </w:r>
+          </w:p>
+        </w:tc>
+      </w:tr>
+      <w:tr>
+        <w:trPr>
+          <w:tblHeader w:val="false"/>
+        </w:trPr>
+        <w:tc>
+          <w:tcPr>
+            <w:tcW w:type="dxa" w:w="578"/>
+            <w:tcBorders>
+              <w:top w:val="single" w:color="BFBFBF" w:sz="4"/>
+              <w:left w:val="single" w:color="BFBFBF" w:sz="4"/>
+              <w:bottom w:val="single" w:color="BFBFBF" w:sz="4"/>
+              <w:right w:val="single" w:color="BFBFBF" w:sz="4"/>
+            </w:tcBorders>
+            <w:tcMar>
+              <w:top w:type="dxa" w:w="40"/>
+              <w:left w:type="dxa" w:w="80"/>
+              <w:bottom w:type="dxa" w:w="40"/>
+              <w:right w:type="dxa" w:w="80"/>
+            </w:tcMar>
+          </w:tcPr>
+          <w:p>
+            <w:pPr>
+              <w:spacing w:after="0" w:before="0" w:line="260"/>
+            </w:pPr>
+            <w:r>
+              <w:rPr>
+                <w:rFonts w:ascii="맑은 고딕" w:cs="맑은 고딕" w:eastAsia="맑은 고딕" w:hAnsi="맑은 고딕"/>
+                <w:b w:val="false"/>
+                <w:bCs w:val="false"/>
+                <w:sz w:val="18"/>
+                <w:szCs w:val="18"/>
+              </w:rPr>
+              <w:t xml:space="preserve">C7</w:t>
+            </w:r>
+          </w:p>
+        </w:tc>
+        <w:tc>
+          <w:tcPr>
+            <w:tcW w:type="dxa" w:w="2891"/>
+            <w:tcBorders>
+              <w:top w:val="single" w:color="BFBFBF" w:sz="4"/>
+              <w:left w:val="single" w:color="BFBFBF" w:sz="4"/>
+              <w:bottom w:val="single" w:color="BFBFBF" w:sz="4"/>
+              <w:right w:val="single" w:color="BFBFBF" w:sz="4"/>
+            </w:tcBorders>
+            <w:tcMar>
+              <w:top w:type="dxa" w:w="40"/>
+              <w:left w:type="dxa" w:w="80"/>
+              <w:bottom w:type="dxa" w:w="40"/>
+              <w:right w:type="dxa" w:w="80"/>
+            </w:tcMar>
+          </w:tcPr>
+          <w:p>
+            <w:pPr>
+              <w:spacing w:after="0" w:before="0" w:line="260"/>
+            </w:pPr>
+            <w:r>
+              <w:rPr>
+                <w:rFonts w:ascii="맑은 고딕" w:cs="맑은 고딕" w:eastAsia="맑은 고딕" w:hAnsi="맑은 고딕"/>
+                <w:b w:val="false"/>
+                <w:bCs w:val="false"/>
+                <w:sz w:val="18"/>
+                <w:szCs w:val="18"/>
+              </w:rPr>
+              <w:t xml:space="preserve">통과가 인코더의 침묵에 달려 있다</w:t>
+            </w:r>
+          </w:p>
+        </w:tc>
+        <w:tc>
+          <w:tcPr>
+            <w:tcW w:type="dxa" w:w="1157"/>
+            <w:tcBorders>
+              <w:top w:val="single" w:color="BFBFBF" w:sz="4"/>
+              <w:left w:val="single" w:color="BFBFBF" w:sz="4"/>
+              <w:bottom w:val="single" w:color="BFBFBF" w:sz="4"/>
+              <w:right w:val="single" w:color="BFBFBF" w:sz="4"/>
+            </w:tcBorders>
+            <w:tcMar>
+              <w:top w:type="dxa" w:w="40"/>
+              <w:left w:type="dxa" w:w="80"/>
+              <w:bottom w:type="dxa" w:w="40"/>
+              <w:right w:type="dxa" w:w="80"/>
+            </w:tcMar>
+          </w:tcPr>
+          <w:p>
+            <w:pPr>
+              <w:spacing w:after="0" w:before="0" w:line="260"/>
+            </w:pPr>
+            <w:r>
+              <w:rPr>
+                <w:rFonts w:ascii="맑은 고딕" w:cs="맑은 고딕" w:eastAsia="맑은 고딕" w:hAnsi="맑은 고딕"/>
+                <w:b w:val="false"/>
+                <w:bCs w:val="false"/>
+                <w:sz w:val="18"/>
+                <w:szCs w:val="18"/>
+              </w:rPr>
+              <w:t xml:space="preserve">일부</w:t>
+            </w:r>
+          </w:p>
+        </w:tc>
+        <w:tc>
+          <w:tcPr>
+            <w:tcW w:type="dxa" w:w="5012"/>
+            <w:tcBorders>
+              <w:top w:val="single" w:color="BFBFBF" w:sz="4"/>
+              <w:left w:val="single" w:color="BFBFBF" w:sz="4"/>
+              <w:bottom w:val="single" w:color="BFBFBF" w:sz="4"/>
+              <w:right w:val="single" w:color="BFBFBF" w:sz="4"/>
+            </w:tcBorders>
+            <w:tcMar>
+              <w:top w:type="dxa" w:w="40"/>
+              <w:left w:type="dxa" w:w="80"/>
+              <w:bottom w:type="dxa" w:w="40"/>
+              <w:right w:type="dxa" w:w="80"/>
+            </w:tcMar>
+          </w:tcPr>
+          <w:p>
+            <w:pPr>
+              <w:spacing w:after="0" w:before="0" w:line="260"/>
+            </w:pPr>
+            <w:r>
+              <w:rPr>
+                <w:rFonts w:ascii="맑은 고딕" w:cs="맑은 고딕" w:eastAsia="맑은 고딕" w:hAnsi="맑은 고딕"/>
+                <w:b w:val="false"/>
+                <w:bCs w:val="false"/>
+                <w:sz w:val="18"/>
+                <w:szCs w:val="18"/>
+              </w:rPr>
+              <w:t xml:space="preserve">dev 정상 문구 재판정 통과 75 → 92%(D4-00 대비) · test 확인은 그래프 회차</w:t>
+            </w:r>
+          </w:p>
+        </w:tc>
+      </w:tr>
+    </w:tbl>
+    <w:p>
+      <w:pPr>
+        <w:spacing w:after="80" w:before="180" w:line="300"/>
+      </w:pPr>
+      <w:r>
+        <w:rPr>
+          <w:rFonts w:ascii="맑은 고딕" w:cs="맑은 고딕" w:eastAsia="맑은 고딕" w:hAnsi="맑은 고딕"/>
+          <w:b/>
+          <w:bCs/>
+          <w:sz w:val="22"/>
+          <w:szCs w:val="22"/>
+        </w:rPr>
+        <w:t xml:space="preserve">10-5. 개선 방안 평가표 — 「개선 후」 칸 채움</w:t>
+      </w:r>
+    </w:p>
+    <w:tbl>
+      <w:tblPr>
+        <w:tblW w:type="dxa" w:w="9638"/>
+        <w:tblBorders>
+          <w:top w:val="single" w:color="auto" w:sz="4"/>
+          <w:left w:val="single" w:color="auto" w:sz="4"/>
+          <w:bottom w:val="single" w:color="auto" w:sz="4"/>
+          <w:right w:val="single" w:color="auto" w:sz="4"/>
+          <w:insideH w:val="single" w:color="auto" w:sz="4"/>
+          <w:insideV w:val="single" w:color="auto" w:sz="4"/>
+        </w:tblBorders>
+      </w:tblPr>
+      <w:tblGrid>
+        <w:gridCol w:w="578"/>
+        <w:gridCol w:w="2313"/>
+        <w:gridCol w:w="2120"/>
+        <w:gridCol w:w="3662"/>
+        <w:gridCol w:w="965"/>
+      </w:tblGrid>
+      <w:tr>
+        <w:trPr>
+          <w:tblHeader/>
+        </w:trPr>
+        <w:tc>
+          <w:tcPr>
+            <w:tcW w:type="dxa" w:w="578"/>
+            <w:tcBorders>
+              <w:top w:val="single" w:color="BFBFBF" w:sz="4"/>
+              <w:left w:val="single" w:color="BFBFBF" w:sz="4"/>
+              <w:bottom w:val="single" w:color="BFBFBF" w:sz="4"/>
+              <w:right w:val="single" w:color="BFBFBF" w:sz="4"/>
+            </w:tcBorders>
+            <w:shd w:fill="EAF1FE" w:color="auto" w:val="clear"/>
+            <w:tcMar>
+              <w:top w:type="dxa" w:w="40"/>
+              <w:left w:type="dxa" w:w="80"/>
+              <w:bottom w:type="dxa" w:w="40"/>
+              <w:right w:type="dxa" w:w="80"/>
+            </w:tcMar>
+          </w:tcPr>
+          <w:p>
+            <w:pPr>
+              <w:spacing w:after="0" w:before="0" w:line="260"/>
+            </w:pPr>
+            <w:r>
+              <w:rPr>
+                <w:rFonts w:ascii="맑은 고딕" w:cs="맑은 고딕" w:eastAsia="맑은 고딕" w:hAnsi="맑은 고딕"/>
+                <w:b/>
+                <w:bCs/>
+                <w:sz w:val="18"/>
+                <w:szCs w:val="18"/>
+              </w:rPr>
+              <w:t xml:space="preserve">#</w:t>
+            </w:r>
+          </w:p>
+        </w:tc>
+        <w:tc>
+          <w:tcPr>
+            <w:tcW w:type="dxa" w:w="2313"/>
+            <w:tcBorders>
+              <w:top w:val="single" w:color="BFBFBF" w:sz="4"/>
+              <w:left w:val="single" w:color="BFBFBF" w:sz="4"/>
+              <w:bottom w:val="single" w:color="BFBFBF" w:sz="4"/>
+              <w:right w:val="single" w:color="BFBFBF" w:sz="4"/>
+            </w:tcBorders>
+            <w:shd w:fill="EAF1FE" w:color="auto" w:val="clear"/>
+            <w:tcMar>
+              <w:top w:type="dxa" w:w="40"/>
+              <w:left w:type="dxa" w:w="80"/>
+              <w:bottom w:type="dxa" w:w="40"/>
+              <w:right w:type="dxa" w:w="80"/>
+            </w:tcMar>
+          </w:tcPr>
+          <w:p>
+            <w:pPr>
+              <w:spacing w:after="0" w:before="0" w:line="260"/>
+            </w:pPr>
+            <w:r>
+              <w:rPr>
+                <w:rFonts w:ascii="맑은 고딕" w:cs="맑은 고딕" w:eastAsia="맑은 고딕" w:hAnsi="맑은 고딕"/>
+                <w:b/>
+                <w:bCs/>
+                <w:sz w:val="18"/>
+                <w:szCs w:val="18"/>
+              </w:rPr>
+              <w:t xml:space="preserve">개선 방안</w:t>
+            </w:r>
+          </w:p>
+        </w:tc>
+        <w:tc>
+          <w:tcPr>
+            <w:tcW w:type="dxa" w:w="2120"/>
+            <w:tcBorders>
+              <w:top w:val="single" w:color="BFBFBF" w:sz="4"/>
+              <w:left w:val="single" w:color="BFBFBF" w:sz="4"/>
+              <w:bottom w:val="single" w:color="BFBFBF" w:sz="4"/>
+              <w:right w:val="single" w:color="BFBFBF" w:sz="4"/>
+            </w:tcBorders>
+            <w:shd w:fill="EAF1FE" w:color="auto" w:val="clear"/>
+            <w:tcMar>
+              <w:top w:type="dxa" w:w="40"/>
+              <w:left w:type="dxa" w:w="80"/>
+              <w:bottom w:type="dxa" w:w="40"/>
+              <w:right w:type="dxa" w:w="80"/>
+            </w:tcMar>
+          </w:tcPr>
+          <w:p>
+            <w:pPr>
+              <w:spacing w:after="0" w:before="0" w:line="260"/>
+            </w:pPr>
+            <w:r>
+              <w:rPr>
+                <w:rFonts w:ascii="맑은 고딕" w:cs="맑은 고딕" w:eastAsia="맑은 고딕" w:hAnsi="맑은 고딕"/>
+                <w:b/>
+                <w:bCs/>
+                <w:sz w:val="18"/>
+                <w:szCs w:val="18"/>
+              </w:rPr>
+              <w:t xml:space="preserve">Baseline</w:t>
+            </w:r>
+          </w:p>
+        </w:tc>
+        <w:tc>
+          <w:tcPr>
+            <w:tcW w:type="dxa" w:w="3662"/>
+            <w:tcBorders>
+              <w:top w:val="single" w:color="BFBFBF" w:sz="4"/>
+              <w:left w:val="single" w:color="BFBFBF" w:sz="4"/>
+              <w:bottom w:val="single" w:color="BFBFBF" w:sz="4"/>
+              <w:right w:val="single" w:color="BFBFBF" w:sz="4"/>
+            </w:tcBorders>
+            <w:shd w:fill="EAF1FE" w:color="auto" w:val="clear"/>
+            <w:tcMar>
+              <w:top w:type="dxa" w:w="40"/>
+              <w:left w:type="dxa" w:w="80"/>
+              <w:bottom w:type="dxa" w:w="40"/>
+              <w:right w:type="dxa" w:w="80"/>
+            </w:tcMar>
+          </w:tcPr>
+          <w:p>
+            <w:pPr>
+              <w:spacing w:after="0" w:before="0" w:line="260"/>
+            </w:pPr>
+            <w:r>
+              <w:rPr>
+                <w:rFonts w:ascii="맑은 고딕" w:cs="맑은 고딕" w:eastAsia="맑은 고딕" w:hAnsi="맑은 고딕"/>
+                <w:b/>
+                <w:bCs/>
+                <w:sz w:val="18"/>
+                <w:szCs w:val="18"/>
+              </w:rPr>
+              <w:t xml:space="preserve">개선 후 (D4-10)</w:t>
+            </w:r>
+          </w:p>
+        </w:tc>
+        <w:tc>
+          <w:tcPr>
+            <w:tcW w:type="dxa" w:w="965"/>
+            <w:tcBorders>
+              <w:top w:val="single" w:color="BFBFBF" w:sz="4"/>
+              <w:left w:val="single" w:color="BFBFBF" w:sz="4"/>
+              <w:bottom w:val="single" w:color="BFBFBF" w:sz="4"/>
+              <w:right w:val="single" w:color="BFBFBF" w:sz="4"/>
+            </w:tcBorders>
+            <w:shd w:fill="EAF1FE" w:color="auto" w:val="clear"/>
+            <w:tcMar>
+              <w:top w:type="dxa" w:w="40"/>
+              <w:left w:type="dxa" w:w="80"/>
+              <w:bottom w:type="dxa" w:w="40"/>
+              <w:right w:type="dxa" w:w="80"/>
+            </w:tcMar>
+          </w:tcPr>
+          <w:p>
+            <w:pPr>
+              <w:spacing w:after="0" w:before="0" w:line="260"/>
+            </w:pPr>
+            <w:r>
+              <w:rPr>
+                <w:rFonts w:ascii="맑은 고딕" w:cs="맑은 고딕" w:eastAsia="맑은 고딕" w:hAnsi="맑은 고딕"/>
+                <w:b/>
+                <w:bCs/>
+                <w:sz w:val="18"/>
+                <w:szCs w:val="18"/>
+              </w:rPr>
+              <w:t xml:space="preserve">상태</w:t>
+            </w:r>
+          </w:p>
+        </w:tc>
+      </w:tr>
+      <w:tr>
+        <w:trPr>
+          <w:tblHeader w:val="false"/>
+        </w:trPr>
+        <w:tc>
+          <w:tcPr>
+            <w:tcW w:type="dxa" w:w="578"/>
+            <w:tcBorders>
+              <w:top w:val="single" w:color="BFBFBF" w:sz="4"/>
+              <w:left w:val="single" w:color="BFBFBF" w:sz="4"/>
+              <w:bottom w:val="single" w:color="BFBFBF" w:sz="4"/>
+              <w:right w:val="single" w:color="BFBFBF" w:sz="4"/>
+            </w:tcBorders>
+            <w:tcMar>
+              <w:top w:type="dxa" w:w="40"/>
+              <w:left w:type="dxa" w:w="80"/>
+              <w:bottom w:type="dxa" w:w="40"/>
+              <w:right w:type="dxa" w:w="80"/>
+            </w:tcMar>
+          </w:tcPr>
+          <w:p>
+            <w:pPr>
+              <w:spacing w:after="0" w:before="0" w:line="260"/>
+            </w:pPr>
+            <w:r>
+              <w:rPr>
+                <w:rFonts w:ascii="맑은 고딕" w:cs="맑은 고딕" w:eastAsia="맑은 고딕" w:hAnsi="맑은 고딕"/>
+                <w:b w:val="false"/>
+                <w:bCs w:val="false"/>
+                <w:sz w:val="18"/>
+                <w:szCs w:val="18"/>
+              </w:rPr>
+              <w:t xml:space="preserve">E1</w:t>
+            </w:r>
+          </w:p>
+        </w:tc>
+        <w:tc>
+          <w:tcPr>
+            <w:tcW w:type="dxa" w:w="2313"/>
+            <w:tcBorders>
+              <w:top w:val="single" w:color="BFBFBF" w:sz="4"/>
+              <w:left w:val="single" w:color="BFBFBF" w:sz="4"/>
+              <w:bottom w:val="single" w:color="BFBFBF" w:sz="4"/>
+              <w:right w:val="single" w:color="BFBFBF" w:sz="4"/>
+            </w:tcBorders>
+            <w:tcMar>
+              <w:top w:type="dxa" w:w="40"/>
+              <w:left w:type="dxa" w:w="80"/>
+              <w:bottom w:type="dxa" w:w="40"/>
+              <w:right w:type="dxa" w:w="80"/>
+            </w:tcMar>
+          </w:tcPr>
+          <w:p>
+            <w:pPr>
+              <w:spacing w:after="0" w:before="0" w:line="260"/>
+            </w:pPr>
+            <w:r>
+              <w:rPr>
+                <w:rFonts w:ascii="맑은 고딕" w:cs="맑은 고딕" w:eastAsia="맑은 고딕" w:hAnsi="맑은 고딕"/>
+                <w:b w:val="false"/>
+                <w:bCs w:val="false"/>
+                <w:sz w:val="18"/>
+                <w:szCs w:val="18"/>
+              </w:rPr>
+              <w:t xml:space="preserve">dev 보강</w:t>
+            </w:r>
+          </w:p>
+        </w:tc>
+        <w:tc>
+          <w:tcPr>
+            <w:tcW w:type="dxa" w:w="2120"/>
+            <w:tcBorders>
+              <w:top w:val="single" w:color="BFBFBF" w:sz="4"/>
+              <w:left w:val="single" w:color="BFBFBF" w:sz="4"/>
+              <w:bottom w:val="single" w:color="BFBFBF" w:sz="4"/>
+              <w:right w:val="single" w:color="BFBFBF" w:sz="4"/>
+            </w:tcBorders>
+            <w:tcMar>
+              <w:top w:type="dxa" w:w="40"/>
+              <w:left w:type="dxa" w:w="80"/>
+              <w:bottom w:type="dxa" w:w="40"/>
+              <w:right w:type="dxa" w:w="80"/>
+            </w:tcMar>
+          </w:tcPr>
+          <w:p>
+            <w:pPr>
+              <w:spacing w:after="0" w:before="0" w:line="260"/>
+            </w:pPr>
+            <w:r>
+              <w:rPr>
+                <w:rFonts w:ascii="맑은 고딕" w:cs="맑은 고딕" w:eastAsia="맑은 고딕" w:hAnsi="맑은 고딕"/>
+                <w:b w:val="false"/>
+                <w:bCs w:val="false"/>
+                <w:sz w:val="18"/>
+                <w:szCs w:val="18"/>
+              </w:rPr>
+              <w:t xml:space="preserve">dev ↔ test 적중 차이 34.9%p</w:t>
+            </w:r>
+          </w:p>
+        </w:tc>
+        <w:tc>
+          <w:tcPr>
+            <w:tcW w:type="dxa" w:w="3662"/>
+            <w:tcBorders>
+              <w:top w:val="single" w:color="BFBFBF" w:sz="4"/>
+              <w:left w:val="single" w:color="BFBFBF" w:sz="4"/>
+              <w:bottom w:val="single" w:color="BFBFBF" w:sz="4"/>
+              <w:right w:val="single" w:color="BFBFBF" w:sz="4"/>
+            </w:tcBorders>
+            <w:tcMar>
+              <w:top w:type="dxa" w:w="40"/>
+              <w:left w:type="dxa" w:w="80"/>
+              <w:bottom w:type="dxa" w:w="40"/>
+              <w:right w:type="dxa" w:w="80"/>
+            </w:tcMar>
+          </w:tcPr>
+          <w:p>
+            <w:pPr>
+              <w:spacing w:after="0" w:before="0" w:line="260"/>
+            </w:pPr>
+            <w:r>
+              <w:rPr>
+                <w:rFonts w:ascii="맑은 고딕" w:cs="맑은 고딕" w:eastAsia="맑은 고딕" w:hAnsi="맑은 고딕"/>
+                <w:b w:val="false"/>
+                <w:bCs w:val="false"/>
+                <w:sz w:val="18"/>
+                <w:szCs w:val="18"/>
+              </w:rPr>
+              <w:t xml:space="preserve">정상 문구 171 · 사실 전제 110 dev 묶음 추가 · 원천을 통째로 뗀 dev 는 미결(D-322) · 차이 33.3 / 30.9%p</w:t>
+            </w:r>
+          </w:p>
+        </w:tc>
+        <w:tc>
+          <w:tcPr>
+            <w:tcW w:type="dxa" w:w="965"/>
+            <w:tcBorders>
+              <w:top w:val="single" w:color="BFBFBF" w:sz="4"/>
+              <w:left w:val="single" w:color="BFBFBF" w:sz="4"/>
+              <w:bottom w:val="single" w:color="BFBFBF" w:sz="4"/>
+              <w:right w:val="single" w:color="BFBFBF" w:sz="4"/>
+            </w:tcBorders>
+            <w:tcMar>
+              <w:top w:type="dxa" w:w="40"/>
+              <w:left w:type="dxa" w:w="80"/>
+              <w:bottom w:type="dxa" w:w="40"/>
+              <w:right w:type="dxa" w:w="80"/>
+            </w:tcMar>
+          </w:tcPr>
+          <w:p>
+            <w:pPr>
+              <w:spacing w:after="0" w:before="0" w:line="260"/>
+            </w:pPr>
+            <w:r>
+              <w:rPr>
+                <w:rFonts w:ascii="맑은 고딕" w:cs="맑은 고딕" w:eastAsia="맑은 고딕" w:hAnsi="맑은 고딕"/>
+                <w:b w:val="false"/>
+                <w:bCs w:val="false"/>
+                <w:sz w:val="18"/>
+                <w:szCs w:val="18"/>
+              </w:rPr>
+              <w:t xml:space="preserve">일부</w:t>
+            </w:r>
+          </w:p>
+        </w:tc>
+      </w:tr>
+      <w:tr>
+        <w:trPr>
+          <w:tblHeader w:val="false"/>
+        </w:trPr>
+        <w:tc>
+          <w:tcPr>
+            <w:tcW w:type="dxa" w:w="578"/>
+            <w:tcBorders>
+              <w:top w:val="single" w:color="BFBFBF" w:sz="4"/>
+              <w:left w:val="single" w:color="BFBFBF" w:sz="4"/>
+              <w:bottom w:val="single" w:color="BFBFBF" w:sz="4"/>
+              <w:right w:val="single" w:color="BFBFBF" w:sz="4"/>
+            </w:tcBorders>
+            <w:tcMar>
+              <w:top w:type="dxa" w:w="40"/>
+              <w:left w:type="dxa" w:w="80"/>
+              <w:bottom w:type="dxa" w:w="40"/>
+              <w:right w:type="dxa" w:w="80"/>
+            </w:tcMar>
+          </w:tcPr>
+          <w:p>
+            <w:pPr>
+              <w:spacing w:after="0" w:before="0" w:line="260"/>
+            </w:pPr>
+            <w:r>
+              <w:rPr>
+                <w:rFonts w:ascii="맑은 고딕" w:cs="맑은 고딕" w:eastAsia="맑은 고딕" w:hAnsi="맑은 고딕"/>
+                <w:b w:val="false"/>
+                <w:bCs w:val="false"/>
+                <w:sz w:val="18"/>
+                <w:szCs w:val="18"/>
+              </w:rPr>
+              <w:t xml:space="preserve">E2</w:t>
+            </w:r>
+          </w:p>
+        </w:tc>
+        <w:tc>
+          <w:tcPr>
+            <w:tcW w:type="dxa" w:w="2313"/>
+            <w:tcBorders>
+              <w:top w:val="single" w:color="BFBFBF" w:sz="4"/>
+              <w:left w:val="single" w:color="BFBFBF" w:sz="4"/>
+              <w:bottom w:val="single" w:color="BFBFBF" w:sz="4"/>
+              <w:right w:val="single" w:color="BFBFBF" w:sz="4"/>
+            </w:tcBorders>
+            <w:tcMar>
+              <w:top w:type="dxa" w:w="40"/>
+              <w:left w:type="dxa" w:w="80"/>
+              <w:bottom w:type="dxa" w:w="40"/>
+              <w:right w:type="dxa" w:w="80"/>
+            </w:tcMar>
+          </w:tcPr>
+          <w:p>
+            <w:pPr>
+              <w:spacing w:after="0" w:before="0" w:line="260"/>
+            </w:pPr>
+            <w:r>
+              <w:rPr>
+                <w:rFonts w:ascii="맑은 고딕" w:cs="맑은 고딕" w:eastAsia="맑은 고딕" w:hAnsi="맑은 고딕"/>
+                <w:b w:val="false"/>
+                <w:bCs w:val="false"/>
+                <w:sz w:val="18"/>
+                <w:szCs w:val="18"/>
+              </w:rPr>
+              <w:t xml:space="preserve">적법 광고형 문장을 학습 음성에</w:t>
+            </w:r>
+          </w:p>
+        </w:tc>
+        <w:tc>
+          <w:tcPr>
+            <w:tcW w:type="dxa" w:w="2120"/>
+            <w:tcBorders>
+              <w:top w:val="single" w:color="BFBFBF" w:sz="4"/>
+              <w:left w:val="single" w:color="BFBFBF" w:sz="4"/>
+              <w:bottom w:val="single" w:color="BFBFBF" w:sz="4"/>
+              <w:right w:val="single" w:color="BFBFBF" w:sz="4"/>
+            </w:tcBorders>
+            <w:tcMar>
+              <w:top w:type="dxa" w:w="40"/>
+              <w:left w:type="dxa" w:w="80"/>
+              <w:bottom w:type="dxa" w:w="40"/>
+              <w:right w:type="dxa" w:w="80"/>
+            </w:tcMar>
+          </w:tcPr>
+          <w:p>
+            <w:pPr>
+              <w:spacing w:after="0" w:before="0" w:line="260"/>
+            </w:pPr>
+            <w:r>
+              <w:rPr>
+                <w:rFonts w:ascii="맑은 고딕" w:cs="맑은 고딕" w:eastAsia="맑은 고딕" w:hAnsi="맑은 고딕"/>
+                <w:b w:val="false"/>
+                <w:bCs w:val="false"/>
+                <w:sz w:val="18"/>
+                <w:szCs w:val="18"/>
+              </w:rPr>
+              <w:t xml:space="preserve">수정문구 오탐 72.2%</w:t>
+            </w:r>
+          </w:p>
+        </w:tc>
+        <w:tc>
+          <w:tcPr>
+            <w:tcW w:type="dxa" w:w="3662"/>
+            <w:tcBorders>
+              <w:top w:val="single" w:color="BFBFBF" w:sz="4"/>
+              <w:left w:val="single" w:color="BFBFBF" w:sz="4"/>
+              <w:bottom w:val="single" w:color="BFBFBF" w:sz="4"/>
+              <w:right w:val="single" w:color="BFBFBF" w:sz="4"/>
+            </w:tcBorders>
+            <w:tcMar>
+              <w:top w:type="dxa" w:w="40"/>
+              <w:left w:type="dxa" w:w="80"/>
+              <w:bottom w:type="dxa" w:w="40"/>
+              <w:right w:type="dxa" w:w="80"/>
+            </w:tcMar>
+          </w:tcPr>
+          <w:p>
+            <w:pPr>
+              <w:spacing w:after="0" w:before="0" w:line="260"/>
+            </w:pPr>
+            <w:r>
+              <w:rPr>
+                <w:rFonts w:ascii="맑은 고딕" w:cs="맑은 고딕" w:eastAsia="맑은 고딕" w:hAnsi="맑은 고딕"/>
+                <w:b w:val="false"/>
+                <w:bCs w:val="false"/>
+                <w:sz w:val="18"/>
+                <w:szCs w:val="18"/>
+              </w:rPr>
+              <w:t xml:space="preserve">검수 정상 문구 545 학습 · test 적법 원천 오판정 61.8 / 63.7% · dev 정상 문구 후보 1.7 / 3.3 (/171)</w:t>
+            </w:r>
+          </w:p>
+        </w:tc>
+        <w:tc>
+          <w:tcPr>
+            <w:tcW w:type="dxa" w:w="965"/>
+            <w:tcBorders>
+              <w:top w:val="single" w:color="BFBFBF" w:sz="4"/>
+              <w:left w:val="single" w:color="BFBFBF" w:sz="4"/>
+              <w:bottom w:val="single" w:color="BFBFBF" w:sz="4"/>
+              <w:right w:val="single" w:color="BFBFBF" w:sz="4"/>
+            </w:tcBorders>
+            <w:tcMar>
+              <w:top w:type="dxa" w:w="40"/>
+              <w:left w:type="dxa" w:w="80"/>
+              <w:bottom w:type="dxa" w:w="40"/>
+              <w:right w:type="dxa" w:w="80"/>
+            </w:tcMar>
+          </w:tcPr>
+          <w:p>
+            <w:pPr>
+              <w:spacing w:after="0" w:before="0" w:line="260"/>
+            </w:pPr>
+            <w:r>
+              <w:rPr>
+                <w:rFonts w:ascii="맑은 고딕" w:cs="맑은 고딕" w:eastAsia="맑은 고딕" w:hAnsi="맑은 고딕"/>
+                <w:b w:val="false"/>
+                <w:bCs w:val="false"/>
+                <w:sz w:val="18"/>
+                <w:szCs w:val="18"/>
+              </w:rPr>
+              <w:t xml:space="preserve">함</w:t>
+            </w:r>
+          </w:p>
+        </w:tc>
+      </w:tr>
+      <w:tr>
+        <w:trPr>
+          <w:tblHeader w:val="false"/>
+        </w:trPr>
+        <w:tc>
+          <w:tcPr>
+            <w:tcW w:type="dxa" w:w="578"/>
+            <w:tcBorders>
+              <w:top w:val="single" w:color="BFBFBF" w:sz="4"/>
+              <w:left w:val="single" w:color="BFBFBF" w:sz="4"/>
+              <w:bottom w:val="single" w:color="BFBFBF" w:sz="4"/>
+              <w:right w:val="single" w:color="BFBFBF" w:sz="4"/>
+            </w:tcBorders>
+            <w:tcMar>
+              <w:top w:type="dxa" w:w="40"/>
+              <w:left w:type="dxa" w:w="80"/>
+              <w:bottom w:type="dxa" w:w="40"/>
+              <w:right w:type="dxa" w:w="80"/>
+            </w:tcMar>
+          </w:tcPr>
+          <w:p>
+            <w:pPr>
+              <w:spacing w:after="0" w:before="0" w:line="260"/>
+            </w:pPr>
+            <w:r>
+              <w:rPr>
+                <w:rFonts w:ascii="맑은 고딕" w:cs="맑은 고딕" w:eastAsia="맑은 고딕" w:hAnsi="맑은 고딕"/>
+                <w:b w:val="false"/>
+                <w:bCs w:val="false"/>
+                <w:sz w:val="18"/>
+                <w:szCs w:val="18"/>
+              </w:rPr>
+              <w:t xml:space="preserve">E3</w:t>
+            </w:r>
+          </w:p>
+        </w:tc>
+        <w:tc>
+          <w:tcPr>
+            <w:tcW w:type="dxa" w:w="2313"/>
+            <w:tcBorders>
+              <w:top w:val="single" w:color="BFBFBF" w:sz="4"/>
+              <w:left w:val="single" w:color="BFBFBF" w:sz="4"/>
+              <w:bottom w:val="single" w:color="BFBFBF" w:sz="4"/>
+              <w:right w:val="single" w:color="BFBFBF" w:sz="4"/>
+            </w:tcBorders>
+            <w:tcMar>
+              <w:top w:type="dxa" w:w="40"/>
+              <w:left w:type="dxa" w:w="80"/>
+              <w:bottom w:type="dxa" w:w="40"/>
+              <w:right w:type="dxa" w:w="80"/>
+            </w:tcMar>
+          </w:tcPr>
+          <w:p>
+            <w:pPr>
+              <w:spacing w:after="0" w:before="0" w:line="260"/>
+            </w:pPr>
+            <w:r>
+              <w:rPr>
+                <w:rFonts w:ascii="맑은 고딕" w:cs="맑은 고딕" w:eastAsia="맑은 고딕" w:hAnsi="맑은 고딕"/>
+                <w:b w:val="false"/>
+                <w:bCs w:val="false"/>
+                <w:sz w:val="18"/>
+                <w:szCs w:val="18"/>
+              </w:rPr>
+              <w:t xml:space="preserve">해설서 · 새 원천을 학습에</w:t>
+            </w:r>
+          </w:p>
+        </w:tc>
+        <w:tc>
+          <w:tcPr>
+            <w:tcW w:type="dxa" w:w="2120"/>
+            <w:tcBorders>
+              <w:top w:val="single" w:color="BFBFBF" w:sz="4"/>
+              <w:left w:val="single" w:color="BFBFBF" w:sz="4"/>
+              <w:bottom w:val="single" w:color="BFBFBF" w:sz="4"/>
+              <w:right w:val="single" w:color="BFBFBF" w:sz="4"/>
+            </w:tcBorders>
+            <w:tcMar>
+              <w:top w:type="dxa" w:w="40"/>
+              <w:left w:type="dxa" w:w="80"/>
+              <w:bottom w:type="dxa" w:w="40"/>
+              <w:right w:type="dxa" w:w="80"/>
+            </w:tcMar>
+          </w:tcPr>
+          <w:p>
+            <w:pPr>
+              <w:spacing w:after="0" w:before="0" w:line="260"/>
+            </w:pPr>
+            <w:r>
+              <w:rPr>
+                <w:rFonts w:ascii="맑은 고딕" w:cs="맑은 고딕" w:eastAsia="맑은 고딕" w:hAnsi="맑은 고딕"/>
+                <w:b w:val="false"/>
+                <w:bCs w:val="false"/>
+                <w:sz w:val="18"/>
+                <w:szCs w:val="18"/>
+              </w:rPr>
+              <w:t xml:space="preserve">원천별 적중 47.6 · 33.7 · 39.1%</w:t>
+            </w:r>
+          </w:p>
+        </w:tc>
+        <w:tc>
+          <w:tcPr>
+            <w:tcW w:type="dxa" w:w="3662"/>
+            <w:tcBorders>
+              <w:top w:val="single" w:color="BFBFBF" w:sz="4"/>
+              <w:left w:val="single" w:color="BFBFBF" w:sz="4"/>
+              <w:bottom w:val="single" w:color="BFBFBF" w:sz="4"/>
+              <w:right w:val="single" w:color="BFBFBF" w:sz="4"/>
+            </w:tcBorders>
+            <w:tcMar>
+              <w:top w:type="dxa" w:w="40"/>
+              <w:left w:type="dxa" w:w="80"/>
+              <w:bottom w:type="dxa" w:w="40"/>
+              <w:right w:type="dxa" w:w="80"/>
+            </w:tcMar>
+          </w:tcPr>
+          <w:p>
+            <w:pPr>
+              <w:spacing w:after="0" w:before="0" w:line="260"/>
+            </w:pPr>
+            <w:r>
+              <w:rPr>
+                <w:rFonts w:ascii="맑은 고딕" w:cs="맑은 고딕" w:eastAsia="맑은 고딕" w:hAnsi="맑은 고딕"/>
+                <w:b w:val="false"/>
+                <w:bCs w:val="false"/>
+                <w:sz w:val="18"/>
+                <w:szCs w:val="18"/>
+              </w:rPr>
+              <w:t xml:space="preserve">하지 않음 — 원천 분할은 팀장 판정 영역 · 원천별 test 적중은 D4-T 에서 따로 세지 않았다</w:t>
+            </w:r>
+          </w:p>
+        </w:tc>
+        <w:tc>
+          <w:tcPr>
+            <w:tcW w:type="dxa" w:w="965"/>
+            <w:tcBorders>
+              <w:top w:val="single" w:color="BFBFBF" w:sz="4"/>
+              <w:left w:val="single" w:color="BFBFBF" w:sz="4"/>
+              <w:bottom w:val="single" w:color="BFBFBF" w:sz="4"/>
+              <w:right w:val="single" w:color="BFBFBF" w:sz="4"/>
+            </w:tcBorders>
+            <w:tcMar>
+              <w:top w:type="dxa" w:w="40"/>
+              <w:left w:type="dxa" w:w="80"/>
+              <w:bottom w:type="dxa" w:w="40"/>
+              <w:right w:type="dxa" w:w="80"/>
+            </w:tcMar>
+          </w:tcPr>
+          <w:p>
+            <w:pPr>
+              <w:spacing w:after="0" w:before="0" w:line="260"/>
+            </w:pPr>
+            <w:r>
+              <w:rPr>
+                <w:rFonts w:ascii="맑은 고딕" w:cs="맑은 고딕" w:eastAsia="맑은 고딕" w:hAnsi="맑은 고딕"/>
+                <w:b w:val="false"/>
+                <w:bCs w:val="false"/>
+                <w:sz w:val="18"/>
+                <w:szCs w:val="18"/>
+              </w:rPr>
+              <w:t xml:space="preserve">안 함</w:t>
+            </w:r>
+          </w:p>
+        </w:tc>
+      </w:tr>
+      <w:tr>
+        <w:trPr>
+          <w:tblHeader w:val="false"/>
+        </w:trPr>
+        <w:tc>
+          <w:tcPr>
+            <w:tcW w:type="dxa" w:w="578"/>
+            <w:tcBorders>
+              <w:top w:val="single" w:color="BFBFBF" w:sz="4"/>
+              <w:left w:val="single" w:color="BFBFBF" w:sz="4"/>
+              <w:bottom w:val="single" w:color="BFBFBF" w:sz="4"/>
+              <w:right w:val="single" w:color="BFBFBF" w:sz="4"/>
+            </w:tcBorders>
+            <w:tcMar>
+              <w:top w:type="dxa" w:w="40"/>
+              <w:left w:type="dxa" w:w="80"/>
+              <w:bottom w:type="dxa" w:w="40"/>
+              <w:right w:type="dxa" w:w="80"/>
+            </w:tcMar>
+          </w:tcPr>
+          <w:p>
+            <w:pPr>
+              <w:spacing w:after="0" w:before="0" w:line="260"/>
+            </w:pPr>
+            <w:r>
+              <w:rPr>
+                <w:rFonts w:ascii="맑은 고딕" w:cs="맑은 고딕" w:eastAsia="맑은 고딕" w:hAnsi="맑은 고딕"/>
+                <w:b w:val="false"/>
+                <w:bCs w:val="false"/>
+                <w:sz w:val="18"/>
+                <w:szCs w:val="18"/>
+              </w:rPr>
+              <w:t xml:space="preserve">E4</w:t>
+            </w:r>
+          </w:p>
+        </w:tc>
+        <w:tc>
+          <w:tcPr>
+            <w:tcW w:type="dxa" w:w="2313"/>
+            <w:tcBorders>
+              <w:top w:val="single" w:color="BFBFBF" w:sz="4"/>
+              <w:left w:val="single" w:color="BFBFBF" w:sz="4"/>
+              <w:bottom w:val="single" w:color="BFBFBF" w:sz="4"/>
+              <w:right w:val="single" w:color="BFBFBF" w:sz="4"/>
+            </w:tcBorders>
+            <w:tcMar>
+              <w:top w:type="dxa" w:w="40"/>
+              <w:left w:type="dxa" w:w="80"/>
+              <w:bottom w:type="dxa" w:w="40"/>
+              <w:right w:type="dxa" w:w="80"/>
+            </w:tcMar>
+          </w:tcPr>
+          <w:p>
+            <w:pPr>
+              <w:spacing w:after="0" w:before="0" w:line="260"/>
+            </w:pPr>
+            <w:r>
+              <w:rPr>
+                <w:rFonts w:ascii="맑은 고딕" w:cs="맑은 고딕" w:eastAsia="맑은 고딕" w:hAnsi="맑은 고딕"/>
+                <w:b w:val="false"/>
+                <w:bCs w:val="false"/>
+                <w:sz w:val="18"/>
+                <w:szCs w:val="18"/>
+              </w:rPr>
+              <w:t xml:space="preserve">거짓_과장을 다르게</w:t>
+            </w:r>
+          </w:p>
+        </w:tc>
+        <w:tc>
+          <w:tcPr>
+            <w:tcW w:type="dxa" w:w="2120"/>
+            <w:tcBorders>
+              <w:top w:val="single" w:color="BFBFBF" w:sz="4"/>
+              <w:left w:val="single" w:color="BFBFBF" w:sz="4"/>
+              <w:bottom w:val="single" w:color="BFBFBF" w:sz="4"/>
+              <w:right w:val="single" w:color="BFBFBF" w:sz="4"/>
+            </w:tcBorders>
+            <w:tcMar>
+              <w:top w:type="dxa" w:w="40"/>
+              <w:left w:type="dxa" w:w="80"/>
+              <w:bottom w:type="dxa" w:w="40"/>
+              <w:right w:type="dxa" w:w="80"/>
+            </w:tcMar>
+          </w:tcPr>
+          <w:p>
+            <w:pPr>
+              <w:spacing w:after="0" w:before="0" w:line="260"/>
+            </w:pPr>
+            <w:r>
+              <w:rPr>
+                <w:rFonts w:ascii="맑은 고딕" w:cs="맑은 고딕" w:eastAsia="맑은 고딕" w:hAnsi="맑은 고딕"/>
+                <w:b w:val="false"/>
+                <w:bCs w:val="false"/>
+                <w:sz w:val="18"/>
+                <w:szCs w:val="18"/>
+              </w:rPr>
+              <w:t xml:space="preserve">유형 오인 38.7% · 거짓_과장 정밀도 0.234</w:t>
+            </w:r>
+          </w:p>
+        </w:tc>
+        <w:tc>
+          <w:tcPr>
+            <w:tcW w:type="dxa" w:w="3662"/>
+            <w:tcBorders>
+              <w:top w:val="single" w:color="BFBFBF" w:sz="4"/>
+              <w:left w:val="single" w:color="BFBFBF" w:sz="4"/>
+              <w:bottom w:val="single" w:color="BFBFBF" w:sz="4"/>
+              <w:right w:val="single" w:color="BFBFBF" w:sz="4"/>
+            </w:tcBorders>
+            <w:tcMar>
+              <w:top w:type="dxa" w:w="40"/>
+              <w:left w:type="dxa" w:w="80"/>
+              <w:bottom w:type="dxa" w:w="40"/>
+              <w:right w:type="dxa" w:w="80"/>
+            </w:tcMar>
+          </w:tcPr>
+          <w:p>
+            <w:pPr>
+              <w:spacing w:after="0" w:before="0" w:line="260"/>
+            </w:pPr>
+            <w:r>
+              <w:rPr>
+                <w:rFonts w:ascii="맑은 고딕" w:cs="맑은 고딕" w:eastAsia="맑은 고딕" w:hAnsi="맑은 고딕"/>
+                <w:b w:val="false"/>
+                <w:bCs w:val="false"/>
+                <w:sz w:val="18"/>
+                <w:szCs w:val="18"/>
+              </w:rPr>
+              <w:t xml:space="preserve">목표 재현율 문턱으로 유형 오인 30.5 / 32.3% · 정밀도는 따로 세지 않았다</w:t>
+            </w:r>
+          </w:p>
+        </w:tc>
+        <w:tc>
+          <w:tcPr>
+            <w:tcW w:type="dxa" w:w="965"/>
+            <w:tcBorders>
+              <w:top w:val="single" w:color="BFBFBF" w:sz="4"/>
+              <w:left w:val="single" w:color="BFBFBF" w:sz="4"/>
+              <w:bottom w:val="single" w:color="BFBFBF" w:sz="4"/>
+              <w:right w:val="single" w:color="BFBFBF" w:sz="4"/>
+            </w:tcBorders>
+            <w:tcMar>
+              <w:top w:type="dxa" w:w="40"/>
+              <w:left w:type="dxa" w:w="80"/>
+              <w:bottom w:type="dxa" w:w="40"/>
+              <w:right w:type="dxa" w:w="80"/>
+            </w:tcMar>
+          </w:tcPr>
+          <w:p>
+            <w:pPr>
+              <w:spacing w:after="0" w:before="0" w:line="260"/>
+            </w:pPr>
+            <w:r>
+              <w:rPr>
+                <w:rFonts w:ascii="맑은 고딕" w:cs="맑은 고딕" w:eastAsia="맑은 고딕" w:hAnsi="맑은 고딕"/>
+                <w:b w:val="false"/>
+                <w:bCs w:val="false"/>
+                <w:sz w:val="18"/>
+                <w:szCs w:val="18"/>
+              </w:rPr>
+              <w:t xml:space="preserve">일부</w:t>
+            </w:r>
+          </w:p>
+        </w:tc>
+      </w:tr>
+      <w:tr>
+        <w:trPr>
+          <w:tblHeader w:val="false"/>
+        </w:trPr>
+        <w:tc>
+          <w:tcPr>
+            <w:tcW w:type="dxa" w:w="578"/>
+            <w:tcBorders>
+              <w:top w:val="single" w:color="BFBFBF" w:sz="4"/>
+              <w:left w:val="single" w:color="BFBFBF" w:sz="4"/>
+              <w:bottom w:val="single" w:color="BFBFBF" w:sz="4"/>
+              <w:right w:val="single" w:color="BFBFBF" w:sz="4"/>
+            </w:tcBorders>
+            <w:tcMar>
+              <w:top w:type="dxa" w:w="40"/>
+              <w:left w:type="dxa" w:w="80"/>
+              <w:bottom w:type="dxa" w:w="40"/>
+              <w:right w:type="dxa" w:w="80"/>
+            </w:tcMar>
+          </w:tcPr>
+          <w:p>
+            <w:pPr>
+              <w:spacing w:after="0" w:before="0" w:line="260"/>
+            </w:pPr>
+            <w:r>
+              <w:rPr>
+                <w:rFonts w:ascii="맑은 고딕" w:cs="맑은 고딕" w:eastAsia="맑은 고딕" w:hAnsi="맑은 고딕"/>
+                <w:b w:val="false"/>
+                <w:bCs w:val="false"/>
+                <w:sz w:val="18"/>
+                <w:szCs w:val="18"/>
+              </w:rPr>
+              <w:t xml:space="preserve">E5</w:t>
+            </w:r>
+          </w:p>
+        </w:tc>
+        <w:tc>
+          <w:tcPr>
+            <w:tcW w:type="dxa" w:w="2313"/>
+            <w:tcBorders>
+              <w:top w:val="single" w:color="BFBFBF" w:sz="4"/>
+              <w:left w:val="single" w:color="BFBFBF" w:sz="4"/>
+              <w:bottom w:val="single" w:color="BFBFBF" w:sz="4"/>
+              <w:right w:val="single" w:color="BFBFBF" w:sz="4"/>
+            </w:tcBorders>
+            <w:tcMar>
+              <w:top w:type="dxa" w:w="40"/>
+              <w:left w:type="dxa" w:w="80"/>
+              <w:bottom w:type="dxa" w:w="40"/>
+              <w:right w:type="dxa" w:w="80"/>
+            </w:tcMar>
+          </w:tcPr>
+          <w:p>
+            <w:pPr>
+              <w:spacing w:after="0" w:before="0" w:line="260"/>
+            </w:pPr>
+            <w:r>
+              <w:rPr>
+                <w:rFonts w:ascii="맑은 고딕" w:cs="맑은 고딕" w:eastAsia="맑은 고딕" w:hAnsi="맑은 고딕"/>
+                <w:b w:val="false"/>
+                <w:bCs w:val="false"/>
+                <w:sz w:val="18"/>
+                <w:szCs w:val="18"/>
+              </w:rPr>
+              <w:t xml:space="preserve">소수 유형 실제 문구</w:t>
+            </w:r>
+          </w:p>
+        </w:tc>
+        <w:tc>
+          <w:tcPr>
+            <w:tcW w:type="dxa" w:w="2120"/>
+            <w:tcBorders>
+              <w:top w:val="single" w:color="BFBFBF" w:sz="4"/>
+              <w:left w:val="single" w:color="BFBFBF" w:sz="4"/>
+              <w:bottom w:val="single" w:color="BFBFBF" w:sz="4"/>
+              <w:right w:val="single" w:color="BFBFBF" w:sz="4"/>
+            </w:tcBorders>
+            <w:tcMar>
+              <w:top w:type="dxa" w:w="40"/>
+              <w:left w:type="dxa" w:w="80"/>
+              <w:bottom w:type="dxa" w:w="40"/>
+              <w:right w:type="dxa" w:w="80"/>
+            </w:tcMar>
+          </w:tcPr>
+          <w:p>
+            <w:pPr>
+              <w:spacing w:after="0" w:before="0" w:line="260"/>
+            </w:pPr>
+            <w:r>
+              <w:rPr>
+                <w:rFonts w:ascii="맑은 고딕" w:cs="맑은 고딕" w:eastAsia="맑은 고딕" w:hAnsi="맑은 고딕"/>
+                <w:b w:val="false"/>
+                <w:bCs w:val="false"/>
+                <w:sz w:val="18"/>
+                <w:szCs w:val="18"/>
+              </w:rPr>
+              <w:t xml:space="preserve">부당 8.2 · 비방 17.2 · 후기 17.1%</w:t>
+            </w:r>
+          </w:p>
+        </w:tc>
+        <w:tc>
+          <w:tcPr>
+            <w:tcW w:type="dxa" w:w="3662"/>
+            <w:tcBorders>
+              <w:top w:val="single" w:color="BFBFBF" w:sz="4"/>
+              <w:left w:val="single" w:color="BFBFBF" w:sz="4"/>
+              <w:bottom w:val="single" w:color="BFBFBF" w:sz="4"/>
+              <w:right w:val="single" w:color="BFBFBF" w:sz="4"/>
+            </w:tcBorders>
+            <w:tcMar>
+              <w:top w:type="dxa" w:w="40"/>
+              <w:left w:type="dxa" w:w="80"/>
+              <w:bottom w:type="dxa" w:w="40"/>
+              <w:right w:type="dxa" w:w="80"/>
+            </w:tcMar>
+          </w:tcPr>
+          <w:p>
+            <w:pPr>
+              <w:spacing w:after="0" w:before="0" w:line="260"/>
+            </w:pPr>
+            <w:r>
+              <w:rPr>
+                <w:rFonts w:ascii="맑은 고딕" w:cs="맑은 고딕" w:eastAsia="맑은 고딕" w:hAnsi="맑은 고딕"/>
+                <w:b w:val="false"/>
+                <w:bCs w:val="false"/>
+                <w:sz w:val="18"/>
+                <w:szCs w:val="18"/>
+              </w:rPr>
+              <w:t xml:space="preserve">데이터 추가 없음 · 수는 (가) 16.5 · 26.1 · 34.3 / (나) 7.2 · 45.3 · 11.4% (문턱 차이)</w:t>
+            </w:r>
+          </w:p>
+        </w:tc>
+        <w:tc>
+          <w:tcPr>
+            <w:tcW w:type="dxa" w:w="965"/>
+            <w:tcBorders>
+              <w:top w:val="single" w:color="BFBFBF" w:sz="4"/>
+              <w:left w:val="single" w:color="BFBFBF" w:sz="4"/>
+              <w:bottom w:val="single" w:color="BFBFBF" w:sz="4"/>
+              <w:right w:val="single" w:color="BFBFBF" w:sz="4"/>
+            </w:tcBorders>
+            <w:tcMar>
+              <w:top w:type="dxa" w:w="40"/>
+              <w:left w:type="dxa" w:w="80"/>
+              <w:bottom w:type="dxa" w:w="40"/>
+              <w:right w:type="dxa" w:w="80"/>
+            </w:tcMar>
+          </w:tcPr>
+          <w:p>
+            <w:pPr>
+              <w:spacing w:after="0" w:before="0" w:line="260"/>
+            </w:pPr>
+            <w:r>
+              <w:rPr>
+                <w:rFonts w:ascii="맑은 고딕" w:cs="맑은 고딕" w:eastAsia="맑은 고딕" w:hAnsi="맑은 고딕"/>
+                <w:b w:val="false"/>
+                <w:bCs w:val="false"/>
+                <w:sz w:val="18"/>
+                <w:szCs w:val="18"/>
+              </w:rPr>
+              <w:t xml:space="preserve">안 함</w:t>
+            </w:r>
+          </w:p>
+        </w:tc>
+      </w:tr>
+      <w:tr>
+        <w:trPr>
+          <w:tblHeader w:val="false"/>
+        </w:trPr>
+        <w:tc>
+          <w:tcPr>
+            <w:tcW w:type="dxa" w:w="578"/>
+            <w:tcBorders>
+              <w:top w:val="single" w:color="BFBFBF" w:sz="4"/>
+              <w:left w:val="single" w:color="BFBFBF" w:sz="4"/>
+              <w:bottom w:val="single" w:color="BFBFBF" w:sz="4"/>
+              <w:right w:val="single" w:color="BFBFBF" w:sz="4"/>
+            </w:tcBorders>
+            <w:tcMar>
+              <w:top w:type="dxa" w:w="40"/>
+              <w:left w:type="dxa" w:w="80"/>
+              <w:bottom w:type="dxa" w:w="40"/>
+              <w:right w:type="dxa" w:w="80"/>
+            </w:tcMar>
+          </w:tcPr>
+          <w:p>
+            <w:pPr>
+              <w:spacing w:after="0" w:before="0" w:line="260"/>
+            </w:pPr>
+            <w:r>
+              <w:rPr>
+                <w:rFonts w:ascii="맑은 고딕" w:cs="맑은 고딕" w:eastAsia="맑은 고딕" w:hAnsi="맑은 고딕"/>
+                <w:b w:val="false"/>
+                <w:bCs w:val="false"/>
+                <w:sz w:val="18"/>
+                <w:szCs w:val="18"/>
+              </w:rPr>
+              <w:t xml:space="preserve">E6</w:t>
+            </w:r>
+          </w:p>
+        </w:tc>
+        <w:tc>
+          <w:tcPr>
+            <w:tcW w:type="dxa" w:w="2313"/>
+            <w:tcBorders>
+              <w:top w:val="single" w:color="BFBFBF" w:sz="4"/>
+              <w:left w:val="single" w:color="BFBFBF" w:sz="4"/>
+              <w:bottom w:val="single" w:color="BFBFBF" w:sz="4"/>
+              <w:right w:val="single" w:color="BFBFBF" w:sz="4"/>
+            </w:tcBorders>
+            <w:tcMar>
+              <w:top w:type="dxa" w:w="40"/>
+              <w:left w:type="dxa" w:w="80"/>
+              <w:bottom w:type="dxa" w:w="40"/>
+              <w:right w:type="dxa" w:w="80"/>
+            </w:tcMar>
+          </w:tcPr>
+          <w:p>
+            <w:pPr>
+              <w:spacing w:after="0" w:before="0" w:line="260"/>
+            </w:pPr>
+            <w:r>
+              <w:rPr>
+                <w:rFonts w:ascii="맑은 고딕" w:cs="맑은 고딕" w:eastAsia="맑은 고딕" w:hAnsi="맑은 고딕"/>
+                <w:b w:val="false"/>
+                <w:bCs w:val="false"/>
+                <w:sz w:val="18"/>
+                <w:szCs w:val="18"/>
+              </w:rPr>
+              <w:t xml:space="preserve">문턱 규칙 바꾸기</w:t>
+            </w:r>
+          </w:p>
+        </w:tc>
+        <w:tc>
+          <w:tcPr>
+            <w:tcW w:type="dxa" w:w="2120"/>
+            <w:tcBorders>
+              <w:top w:val="single" w:color="BFBFBF" w:sz="4"/>
+              <w:left w:val="single" w:color="BFBFBF" w:sz="4"/>
+              <w:bottom w:val="single" w:color="BFBFBF" w:sz="4"/>
+              <w:right w:val="single" w:color="BFBFBF" w:sz="4"/>
+            </w:tcBorders>
+            <w:tcMar>
+              <w:top w:type="dxa" w:w="40"/>
+              <w:left w:type="dxa" w:w="80"/>
+              <w:bottom w:type="dxa" w:w="40"/>
+              <w:right w:type="dxa" w:w="80"/>
+            </w:tcMar>
+          </w:tcPr>
+          <w:p>
+            <w:pPr>
+              <w:spacing w:after="0" w:before="0" w:line="260"/>
+            </w:pPr>
+            <w:r>
+              <w:rPr>
+                <w:rFonts w:ascii="맑은 고딕" w:cs="맑은 고딕" w:eastAsia="맑은 고딕" w:hAnsi="맑은 고딕"/>
+                <w:b w:val="false"/>
+                <w:bCs w:val="false"/>
+                <w:sz w:val="18"/>
+                <w:szCs w:val="18"/>
+              </w:rPr>
+              <w:t xml:space="preserve">거짓_과장 문턱 0.375 ~ 0.575</w:t>
+            </w:r>
+          </w:p>
+        </w:tc>
+        <w:tc>
+          <w:tcPr>
+            <w:tcW w:type="dxa" w:w="3662"/>
+            <w:tcBorders>
+              <w:top w:val="single" w:color="BFBFBF" w:sz="4"/>
+              <w:left w:val="single" w:color="BFBFBF" w:sz="4"/>
+              <w:bottom w:val="single" w:color="BFBFBF" w:sz="4"/>
+              <w:right w:val="single" w:color="BFBFBF" w:sz="4"/>
+            </w:tcBorders>
+            <w:tcMar>
+              <w:top w:type="dxa" w:w="40"/>
+              <w:left w:type="dxa" w:w="80"/>
+              <w:bottom w:type="dxa" w:w="40"/>
+              <w:right w:type="dxa" w:w="80"/>
+            </w:tcMar>
+          </w:tcPr>
+          <w:p>
+            <w:pPr>
+              <w:spacing w:after="0" w:before="0" w:line="260"/>
+            </w:pPr>
+            <w:r>
+              <w:rPr>
+                <w:rFonts w:ascii="맑은 고딕" w:cs="맑은 고딕" w:eastAsia="맑은 고딕" w:hAnsi="맑은 고딕"/>
+                <w:b w:val="false"/>
+                <w:bCs w:val="false"/>
+                <w:sz w:val="18"/>
+                <w:szCs w:val="18"/>
+              </w:rPr>
+              <w:t xml:space="preserve">D-324 목표 재현율 · 시드 셋 평균</w:t>
+            </w:r>
+          </w:p>
+        </w:tc>
+        <w:tc>
+          <w:tcPr>
+            <w:tcW w:type="dxa" w:w="965"/>
+            <w:tcBorders>
+              <w:top w:val="single" w:color="BFBFBF" w:sz="4"/>
+              <w:left w:val="single" w:color="BFBFBF" w:sz="4"/>
+              <w:bottom w:val="single" w:color="BFBFBF" w:sz="4"/>
+              <w:right w:val="single" w:color="BFBFBF" w:sz="4"/>
+            </w:tcBorders>
+            <w:tcMar>
+              <w:top w:type="dxa" w:w="40"/>
+              <w:left w:type="dxa" w:w="80"/>
+              <w:bottom w:type="dxa" w:w="40"/>
+              <w:right w:type="dxa" w:w="80"/>
+            </w:tcMar>
+          </w:tcPr>
+          <w:p>
+            <w:pPr>
+              <w:spacing w:after="0" w:before="0" w:line="260"/>
+            </w:pPr>
+            <w:r>
+              <w:rPr>
+                <w:rFonts w:ascii="맑은 고딕" w:cs="맑은 고딕" w:eastAsia="맑은 고딕" w:hAnsi="맑은 고딕"/>
+                <w:b w:val="false"/>
+                <w:bCs w:val="false"/>
+                <w:sz w:val="18"/>
+                <w:szCs w:val="18"/>
+              </w:rPr>
+              <w:t xml:space="preserve">함</w:t>
+            </w:r>
+          </w:p>
+        </w:tc>
+      </w:tr>
+      <w:tr>
+        <w:trPr>
+          <w:tblHeader w:val="false"/>
+        </w:trPr>
+        <w:tc>
+          <w:tcPr>
+            <w:tcW w:type="dxa" w:w="578"/>
+            <w:tcBorders>
+              <w:top w:val="single" w:color="BFBFBF" w:sz="4"/>
+              <w:left w:val="single" w:color="BFBFBF" w:sz="4"/>
+              <w:bottom w:val="single" w:color="BFBFBF" w:sz="4"/>
+              <w:right w:val="single" w:color="BFBFBF" w:sz="4"/>
+            </w:tcBorders>
+            <w:tcMar>
+              <w:top w:type="dxa" w:w="40"/>
+              <w:left w:type="dxa" w:w="80"/>
+              <w:bottom w:type="dxa" w:w="40"/>
+              <w:right w:type="dxa" w:w="80"/>
+            </w:tcMar>
+          </w:tcPr>
+          <w:p>
+            <w:pPr>
+              <w:spacing w:after="0" w:before="0" w:line="260"/>
+            </w:pPr>
+            <w:r>
+              <w:rPr>
+                <w:rFonts w:ascii="맑은 고딕" w:cs="맑은 고딕" w:eastAsia="맑은 고딕" w:hAnsi="맑은 고딕"/>
+                <w:b w:val="false"/>
+                <w:bCs w:val="false"/>
+                <w:sz w:val="18"/>
+                <w:szCs w:val="18"/>
+              </w:rPr>
+              <w:t xml:space="preserve">E7</w:t>
+            </w:r>
+          </w:p>
+        </w:tc>
+        <w:tc>
+          <w:tcPr>
+            <w:tcW w:type="dxa" w:w="2313"/>
+            <w:tcBorders>
+              <w:top w:val="single" w:color="BFBFBF" w:sz="4"/>
+              <w:left w:val="single" w:color="BFBFBF" w:sz="4"/>
+              <w:bottom w:val="single" w:color="BFBFBF" w:sz="4"/>
+              <w:right w:val="single" w:color="BFBFBF" w:sz="4"/>
+            </w:tcBorders>
+            <w:tcMar>
+              <w:top w:type="dxa" w:w="40"/>
+              <w:left w:type="dxa" w:w="80"/>
+              <w:bottom w:type="dxa" w:w="40"/>
+              <w:right w:type="dxa" w:w="80"/>
+            </w:tcMar>
+          </w:tcPr>
+          <w:p>
+            <w:pPr>
+              <w:spacing w:after="0" w:before="0" w:line="260"/>
+            </w:pPr>
+            <w:r>
+              <w:rPr>
+                <w:rFonts w:ascii="맑은 고딕" w:cs="맑은 고딕" w:eastAsia="맑은 고딕" w:hAnsi="맑은 고딕"/>
+                <w:b w:val="false"/>
+                <w:bCs w:val="false"/>
+                <w:sz w:val="18"/>
+                <w:szCs w:val="18"/>
+              </w:rPr>
+              <w:t xml:space="preserve">품목을 입력에</w:t>
+            </w:r>
+          </w:p>
+        </w:tc>
+        <w:tc>
+          <w:tcPr>
+            <w:tcW w:type="dxa" w:w="2120"/>
+            <w:tcBorders>
+              <w:top w:val="single" w:color="BFBFBF" w:sz="4"/>
+              <w:left w:val="single" w:color="BFBFBF" w:sz="4"/>
+              <w:bottom w:val="single" w:color="BFBFBF" w:sz="4"/>
+              <w:right w:val="single" w:color="BFBFBF" w:sz="4"/>
+            </w:tcBorders>
+            <w:tcMar>
+              <w:top w:type="dxa" w:w="40"/>
+              <w:left w:type="dxa" w:w="80"/>
+              <w:bottom w:type="dxa" w:w="40"/>
+              <w:right w:type="dxa" w:w="80"/>
+            </w:tcMar>
+          </w:tcPr>
+          <w:p>
+            <w:pPr>
+              <w:spacing w:after="0" w:before="0" w:line="260"/>
+            </w:pPr>
+            <w:r>
+              <w:rPr>
+                <w:rFonts w:ascii="맑은 고딕" w:cs="맑은 고딕" w:eastAsia="맑은 고딕" w:hAnsi="맑은 고딕"/>
+                <w:b w:val="false"/>
+                <w:bCs w:val="false"/>
+                <w:sz w:val="18"/>
+                <w:szCs w:val="18"/>
+              </w:rPr>
+              <w:t xml:space="preserve">조건 C 37.8 · 화장품 36.8%</w:t>
+            </w:r>
+          </w:p>
+        </w:tc>
+        <w:tc>
+          <w:tcPr>
+            <w:tcW w:type="dxa" w:w="3662"/>
+            <w:tcBorders>
+              <w:top w:val="single" w:color="BFBFBF" w:sz="4"/>
+              <w:left w:val="single" w:color="BFBFBF" w:sz="4"/>
+              <w:bottom w:val="single" w:color="BFBFBF" w:sz="4"/>
+              <w:right w:val="single" w:color="BFBFBF" w:sz="4"/>
+            </w:tcBorders>
+            <w:tcMar>
+              <w:top w:type="dxa" w:w="40"/>
+              <w:left w:type="dxa" w:w="80"/>
+              <w:bottom w:type="dxa" w:w="40"/>
+              <w:right w:type="dxa" w:w="80"/>
+            </w:tcMar>
+          </w:tcPr>
+          <w:p>
+            <w:pPr>
+              <w:spacing w:after="0" w:before="0" w:line="260"/>
+            </w:pPr>
+            <w:r>
+              <w:rPr>
+                <w:rFonts w:ascii="맑은 고딕" w:cs="맑은 고딕" w:eastAsia="맑은 고딕" w:hAnsi="맑은 고딕"/>
+                <w:b w:val="false"/>
+                <w:bCs w:val="false"/>
+                <w:sz w:val="18"/>
+                <w:szCs w:val="18"/>
+              </w:rPr>
+              <w:t xml:space="preserve">문장쌍 입력(D4-04 → D4-10) · dev 화장품 유형 오인 7.0 → 0 · test 조건 · 품목별 적중은 세지 않았다 · 앱 배선 대기(D-336)</w:t>
+            </w:r>
+          </w:p>
+        </w:tc>
+        <w:tc>
+          <w:tcPr>
+            <w:tcW w:type="dxa" w:w="965"/>
+            <w:tcBorders>
+              <w:top w:val="single" w:color="BFBFBF" w:sz="4"/>
+              <w:left w:val="single" w:color="BFBFBF" w:sz="4"/>
+              <w:bottom w:val="single" w:color="BFBFBF" w:sz="4"/>
+              <w:right w:val="single" w:color="BFBFBF" w:sz="4"/>
+            </w:tcBorders>
+            <w:tcMar>
+              <w:top w:type="dxa" w:w="40"/>
+              <w:left w:type="dxa" w:w="80"/>
+              <w:bottom w:type="dxa" w:w="40"/>
+              <w:right w:type="dxa" w:w="80"/>
+            </w:tcMar>
+          </w:tcPr>
+          <w:p>
+            <w:pPr>
+              <w:spacing w:after="0" w:before="0" w:line="260"/>
+            </w:pPr>
+            <w:r>
+              <w:rPr>
+                <w:rFonts w:ascii="맑은 고딕" w:cs="맑은 고딕" w:eastAsia="맑은 고딕" w:hAnsi="맑은 고딕"/>
+                <w:b w:val="false"/>
+                <w:bCs w:val="false"/>
+                <w:sz w:val="18"/>
+                <w:szCs w:val="18"/>
+              </w:rPr>
+              <w:t xml:space="preserve">함</w:t>
+            </w:r>
+          </w:p>
+        </w:tc>
+      </w:tr>
+      <w:tr>
+        <w:trPr>
+          <w:tblHeader w:val="false"/>
+        </w:trPr>
+        <w:tc>
+          <w:tcPr>
+            <w:tcW w:type="dxa" w:w="578"/>
+            <w:tcBorders>
+              <w:top w:val="single" w:color="BFBFBF" w:sz="4"/>
+              <w:left w:val="single" w:color="BFBFBF" w:sz="4"/>
+              <w:bottom w:val="single" w:color="BFBFBF" w:sz="4"/>
+              <w:right w:val="single" w:color="BFBFBF" w:sz="4"/>
+            </w:tcBorders>
+            <w:tcMar>
+              <w:top w:type="dxa" w:w="40"/>
+              <w:left w:type="dxa" w:w="80"/>
+              <w:bottom w:type="dxa" w:w="40"/>
+              <w:right w:type="dxa" w:w="80"/>
+            </w:tcMar>
+          </w:tcPr>
+          <w:p>
+            <w:pPr>
+              <w:spacing w:after="0" w:before="0" w:line="260"/>
+            </w:pPr>
+            <w:r>
+              <w:rPr>
+                <w:rFonts w:ascii="맑은 고딕" w:cs="맑은 고딕" w:eastAsia="맑은 고딕" w:hAnsi="맑은 고딕"/>
+                <w:b w:val="false"/>
+                <w:bCs w:val="false"/>
+                <w:sz w:val="18"/>
+                <w:szCs w:val="18"/>
+              </w:rPr>
+              <w:t xml:space="preserve">E8</w:t>
+            </w:r>
+          </w:p>
+        </w:tc>
+        <w:tc>
+          <w:tcPr>
+            <w:tcW w:type="dxa" w:w="2313"/>
+            <w:tcBorders>
+              <w:top w:val="single" w:color="BFBFBF" w:sz="4"/>
+              <w:left w:val="single" w:color="BFBFBF" w:sz="4"/>
+              <w:bottom w:val="single" w:color="BFBFBF" w:sz="4"/>
+              <w:right w:val="single" w:color="BFBFBF" w:sz="4"/>
+            </w:tcBorders>
+            <w:tcMar>
+              <w:top w:type="dxa" w:w="40"/>
+              <w:left w:type="dxa" w:w="80"/>
+              <w:bottom w:type="dxa" w:w="40"/>
+              <w:right w:type="dxa" w:w="80"/>
+            </w:tcMar>
+          </w:tcPr>
+          <w:p>
+            <w:pPr>
+              <w:spacing w:after="0" w:before="0" w:line="260"/>
+            </w:pPr>
+            <w:r>
+              <w:rPr>
+                <w:rFonts w:ascii="맑은 고딕" w:cs="맑은 고딕" w:eastAsia="맑은 고딕" w:hAnsi="맑은 고딕"/>
+                <w:b w:val="false"/>
+                <w:bCs w:val="false"/>
+                <w:sz w:val="18"/>
+                <w:szCs w:val="18"/>
+              </w:rPr>
+              <w:t xml:space="preserve">통과 판단을 인코더 밖에</w:t>
+            </w:r>
+          </w:p>
+        </w:tc>
+        <w:tc>
+          <w:tcPr>
+            <w:tcW w:type="dxa" w:w="2120"/>
+            <w:tcBorders>
+              <w:top w:val="single" w:color="BFBFBF" w:sz="4"/>
+              <w:left w:val="single" w:color="BFBFBF" w:sz="4"/>
+              <w:bottom w:val="single" w:color="BFBFBF" w:sz="4"/>
+              <w:right w:val="single" w:color="BFBFBF" w:sz="4"/>
+            </w:tcBorders>
+            <w:tcMar>
+              <w:top w:type="dxa" w:w="40"/>
+              <w:left w:type="dxa" w:w="80"/>
+              <w:bottom w:type="dxa" w:w="40"/>
+              <w:right w:type="dxa" w:w="80"/>
+            </w:tcMar>
+          </w:tcPr>
+          <w:p>
+            <w:pPr>
+              <w:spacing w:after="0" w:before="0" w:line="260"/>
+            </w:pPr>
+            <w:r>
+              <w:rPr>
+                <w:rFonts w:ascii="맑은 고딕" w:cs="맑은 고딕" w:eastAsia="맑은 고딕" w:hAnsi="맑은 고딕"/>
+                <w:b w:val="false"/>
+                <w:bCs w:val="false"/>
+                <w:sz w:val="18"/>
+                <w:szCs w:val="18"/>
+              </w:rPr>
+              <w:t xml:space="preserve">수정문구 통과 4.5% · 보류율 99.2%</w:t>
+            </w:r>
+          </w:p>
+        </w:tc>
+        <w:tc>
+          <w:tcPr>
+            <w:tcW w:type="dxa" w:w="3662"/>
+            <w:tcBorders>
+              <w:top w:val="single" w:color="BFBFBF" w:sz="4"/>
+              <w:left w:val="single" w:color="BFBFBF" w:sz="4"/>
+              <w:bottom w:val="single" w:color="BFBFBF" w:sz="4"/>
+              <w:right w:val="single" w:color="BFBFBF" w:sz="4"/>
+            </w:tcBorders>
+            <w:tcMar>
+              <w:top w:type="dxa" w:w="40"/>
+              <w:left w:type="dxa" w:w="80"/>
+              <w:bottom w:type="dxa" w:w="40"/>
+              <w:right w:type="dxa" w:w="80"/>
+            </w:tcMar>
+          </w:tcPr>
+          <w:p>
+            <w:pPr>
+              <w:spacing w:after="0" w:before="0" w:line="260"/>
+            </w:pPr>
+            <w:r>
+              <w:rPr>
+                <w:rFonts w:ascii="맑은 고딕" w:cs="맑은 고딕" w:eastAsia="맑은 고딕" w:hAnsi="맑은 고딕"/>
+                <w:b w:val="false"/>
+                <w:bCs w:val="false"/>
+                <w:sz w:val="18"/>
+                <w:szCs w:val="18"/>
+              </w:rPr>
+              <w:t xml:space="preserve">팀 설계 영역 · 그래프 회차 뒤 잰다</w:t>
+            </w:r>
+          </w:p>
+        </w:tc>
+        <w:tc>
+          <w:tcPr>
+            <w:tcW w:type="dxa" w:w="965"/>
+            <w:tcBorders>
+              <w:top w:val="single" w:color="BFBFBF" w:sz="4"/>
+              <w:left w:val="single" w:color="BFBFBF" w:sz="4"/>
+              <w:bottom w:val="single" w:color="BFBFBF" w:sz="4"/>
+              <w:right w:val="single" w:color="BFBFBF" w:sz="4"/>
+            </w:tcBorders>
+            <w:tcMar>
+              <w:top w:type="dxa" w:w="40"/>
+              <w:left w:type="dxa" w:w="80"/>
+              <w:bottom w:type="dxa" w:w="40"/>
+              <w:right w:type="dxa" w:w="80"/>
+            </w:tcMar>
+          </w:tcPr>
+          <w:p>
+            <w:pPr>
+              <w:spacing w:after="0" w:before="0" w:line="260"/>
+            </w:pPr>
+            <w:r>
+              <w:rPr>
+                <w:rFonts w:ascii="맑은 고딕" w:cs="맑은 고딕" w:eastAsia="맑은 고딕" w:hAnsi="맑은 고딕"/>
+                <w:b w:val="false"/>
+                <w:bCs w:val="false"/>
+                <w:sz w:val="18"/>
+                <w:szCs w:val="18"/>
+              </w:rPr>
+              <w:t xml:space="preserve">대기</w:t>
+            </w:r>
+          </w:p>
+        </w:tc>
+      </w:tr>
+    </w:tbl>
+    <w:p>
+      <w:pPr>
+        <w:spacing w:after="60" w:before="60" w:line="300"/>
+      </w:pPr>
+      <w:r>
+        <w:rPr>
+          <w:rFonts w:ascii="맑은 고딕" w:cs="맑은 고딕" w:eastAsia="맑은 고딕" w:hAnsi="맑은 고딕"/>
+          <w:color w:val="595959"/>
+          <w:sz w:val="18"/>
+          <w:szCs w:val="18"/>
+        </w:rPr>
+        <w:t xml:space="preserve">test 를 다시 열지 않기 위해, 한계 문서가 원천 · 조건 · 품목별로 다시 센 진단(E3 · E4 정밀도 · E7)은 이번 봉인 회차에서 세지 않았다. 등록한 D4-T 표의 수만 옮겼다(D-175).</w:t>
+      </w:r>
+    </w:p>
+    <w:p>
+      <w:pPr>
+        <w:spacing w:after="60" w:before="60" w:line="300"/>
+      </w:pPr>
+      <w:r>
+        <w:rPr>
+          <w:rFonts w:ascii="맑은 고딕" w:cs="맑은 고딕" w:eastAsia="맑은 고딕" w:hAnsi="맑은 고딕"/>
+          <w:b/>
+          <w:bCs/>
+          <w:sz w:val="20"/>
+          <w:szCs w:val="20"/>
+        </w:rPr>
+        <w:t xml:space="preserve">한 줄 정리 — </w:t>
+      </w:r>
+      <w:r>
+        <w:rPr>
+          <w:rFonts w:ascii="맑은 고딕" w:cs="맑은 고딕" w:eastAsia="맑은 고딕" w:hAnsi="맑은 고딕"/>
+          <w:sz w:val="20"/>
+          <w:szCs w:val="20"/>
+        </w:rPr>
+        <w:t xml:space="preserve">Baseline 대비 D4-10 은 적법 오탐(−64 ~ −72행)과 유형 오인(−111 ~ −140행)을 줄였고 정답 유형 적중은 그대로다. 대가는 놓침 증가(+95 ~ +157행)다. 원천 차이(C1) · 소수 유형(C4) · dev 와 test 의 차이(C5)는 데이터 쪽 과제로 남아 있다.</w:t>
+      </w:r>
+    </w:p>
+    <w:p>
+      <w:pPr>
+        <w:spacing w:after="100" w:before="280" w:line="300"/>
+      </w:pPr>
+      <w:r>
+        <w:rPr>
+          <w:rFonts w:ascii="맑은 고딕" w:cs="맑은 고딕" w:eastAsia="맑은 고딕" w:hAnsi="맑은 고딕"/>
+          <w:b/>
+          <w:bCs/>
+          <w:sz w:val="26"/>
+          <w:szCs w:val="26"/>
+        </w:rPr>
+        <w:t xml:space="preserve">11. 결과 ⑤ — 진단</w:t>
       </w:r>
     </w:p>
     <w:tbl>
@@ -13969,7 +20626,7 @@
           <w:sz w:val="26"/>
           <w:szCs w:val="26"/>
         </w:rPr>
-        <w:t xml:space="preserve">11. 한계 · 다음 테스트</w:t>
+        <w:t xml:space="preserve">12. 한계 · 다음 테스트</w:t>
       </w:r>
     </w:p>
     <w:p>
@@ -14056,7 +20713,7 @@
           <w:sz w:val="26"/>
           <w:szCs w:val="26"/>
         </w:rPr>
-        <w:t xml:space="preserve">12. 소스코드</w:t>
+        <w:t xml:space="preserve">13. 소스코드</w:t>
       </w:r>
     </w:p>
     <w:p>
@@ -16340,7 +22997,7 @@
           <w:sz w:val="18"/>
           <w:szCs w:val="18"/>
         </w:rPr>
-        <w:t xml:space="preserve">근거 — docs/psj/reports/D4_실험기록_20261012.md (D4-10 · D4-10 보충 판정 로직 · D4-11 · D4-12 · D4-T) · 집계표 D4-10_품목입력사실전제_dev_20261014.md · D4-10_판정로직_dev_20261014.md · D4-11_건기식감소_dev_20261014.md · D4-12_짧은문턱_dev_20261014.md · D4-T_봉인_test_20261014.md · docs/psj/notes/D-336_배선_설명_20261014.md · 판정 D-127 · D-175 · D-224 · D-249 · D-273 · D-314 · D-319 · D-321 · D-322 · D-324 · D-331 · D-333 · D-336.</w:t>
+        <w:t xml:space="preserve">근거 — 판정인코더_Baseline_실패분석_개선방안_박수진_20261007.docx(한계 문서) · v10_Baseline_실패사례_집계_20261007.md · docs/psj/reports/D4_실험기록_20261012.md (D4-10 · D4-10 보충 판정 로직 · D4-11 · D4-12 · D4-T) · 집계표 D4-10_품목입력사실전제_dev_20261014.md · D4-10_판정로직_dev_20261014.md · D4-11_건기식감소_dev_20261014.md · D4-12_짧은문턱_dev_20261014.md · D4-T_봉인_test_20261014.md · docs/psj/notes/D-336_배선_설명_20261014.md · 판정 D-127 · D-175 · D-224 · D-249 · D-273 · D-314 · D-319 · D-321 · D-322 · D-324 · D-331 · D-333 · D-336.</w:t>
       </w:r>
     </w:p>
     <w:sectPr>
